--- a/Section-4.docx
+++ b/Section-4.docx
@@ -1,64 +1,777 @@
 
 <file path=word/document.xml><?xml version="1.0" encoding="utf-8"?>
-<w:document xmlns:wpc="http://schemas.microsoft.com/office/word/2010/wordprocessingCanvas" xmlns:cx="http://schemas.microsoft.com/office/drawing/2014/chartex" xmlns:cx1="http://schemas.microsoft.com/office/drawing/2015/9/8/chartex" xmlns:cx2="http://schemas.microsoft.com/office/drawing/2015/10/21/chartex" xmlns:cx3="http://schemas.microsoft.com/office/drawing/2016/5/9/chartex" xmlns:cx4="http://schemas.microsoft.com/office/drawing/2016/5/10/chartex" xmlns:cx5="http://schemas.microsoft.com/office/drawing/2016/5/11/chartex" xmlns:cx6="http://schemas.microsoft.com/office/drawing/2016/5/12/chartex" xmlns:cx7="http://schemas.microsoft.com/office/drawing/2016/5/13/chartex" xmlns:cx8="http://schemas.microsoft.com/office/drawing/2016/5/14/chartex" xmlns:mc="http://schemas.openxmlformats.org/markup-compatibility/2006" xmlns:aink="http://schemas.microsoft.com/office/drawing/2016/ink" xmlns:am3d="http://schemas.microsoft.com/office/drawing/2017/model3d" xmlns:o="urn:schemas-microsoft-com:office:office" xmlns:r="http://schemas.openxmlformats.org/officeDocument/2006/relationships" xmlns:m="http://schemas.openxmlformats.org/officeDocument/2006/math" xmlns:v="urn:schemas-microsoft-com:vml" xmlns:wp14="http://schemas.microsoft.com/office/word/2010/wordprocessingDrawing" xmlns:wp="http://schemas.openxmlformats.org/drawingml/2006/wordprocessingDrawing" xmlns:w10="urn:schemas-microsoft-com:office:word" xmlns:w="http://schemas.openxmlformats.org/wordprocessingml/2006/main" xmlns:w14="http://schemas.microsoft.com/office/word/2010/wordml" xmlns:w15="http://schemas.microsoft.com/office/word/2012/wordml" xmlns:w16cid="http://schemas.microsoft.com/office/word/2016/wordml/cid" xmlns:w16se="http://schemas.microsoft.com/office/word/2015/wordml/symex" xmlns:wpg="http://schemas.microsoft.com/office/word/2010/wordprocessingGroup" xmlns:wpi="http://schemas.microsoft.com/office/word/2010/wordprocessingInk" xmlns:wne="http://schemas.microsoft.com/office/word/2006/wordml" xmlns:wps="http://schemas.microsoft.com/office/word/2010/wordprocessingShape" mc:Ignorable="w14 w15 w16se w16cid wp14">
+<w:document xmlns:wpc="http://schemas.microsoft.com/office/word/2010/wordprocessingCanvas" xmlns:cx="http://schemas.microsoft.com/office/drawing/2014/chartex" xmlns:cx1="http://schemas.microsoft.com/office/drawing/2015/9/8/chartex" xmlns:cx2="http://schemas.microsoft.com/office/drawing/2015/10/21/chartex" xmlns:cx3="http://schemas.microsoft.com/office/drawing/2016/5/9/chartex" xmlns:cx4="http://schemas.microsoft.com/office/drawing/2016/5/10/chartex" xmlns:cx5="http://schemas.microsoft.com/office/drawing/2016/5/11/chartex" xmlns:cx6="http://schemas.microsoft.com/office/drawing/2016/5/12/chartex" xmlns:cx7="http://schemas.microsoft.com/office/drawing/2016/5/13/chartex" xmlns:cx8="http://schemas.microsoft.com/office/drawing/2016/5/14/chartex" xmlns:mc="http://schemas.openxmlformats.org/markup-compatibility/2006" xmlns:aink="http://schemas.microsoft.com/office/drawing/2016/ink" xmlns:am3d="http://schemas.microsoft.com/office/drawing/2017/model3d" xmlns:o="urn:schemas-microsoft-com:office:office" xmlns:r="http://schemas.openxmlformats.org/officeDocument/2006/relationships" xmlns:m="http://schemas.openxmlformats.org/officeDocument/2006/math" xmlns:v="urn:schemas-microsoft-com:vml" xmlns:wp14="http://schemas.microsoft.com/office/word/2010/wordprocessingDrawing" xmlns:wp="http://schemas.openxmlformats.org/drawingml/2006/wordprocessingDrawing" xmlns:w10="urn:schemas-microsoft-com:office:word" xmlns:w="http://schemas.openxmlformats.org/wordprocessingml/2006/main" xmlns:w14="http://schemas.microsoft.com/office/word/2010/wordml" xmlns:w15="http://schemas.microsoft.com/office/word/2012/wordml" xmlns:w16cex="http://schemas.microsoft.com/office/word/2018/wordml/cex" xmlns:w16cid="http://schemas.microsoft.com/office/word/2016/wordml/cid" xmlns:w16="http://schemas.microsoft.com/office/word/2018/wordml" xmlns:w16sdtdh="http://schemas.microsoft.com/office/word/2020/wordml/sdtdatahash" xmlns:w16se="http://schemas.microsoft.com/office/word/2015/wordml/symex" xmlns:wpg="http://schemas.microsoft.com/office/word/2010/wordprocessingGroup" xmlns:wpi="http://schemas.microsoft.com/office/word/2010/wordprocessingInk" xmlns:wne="http://schemas.microsoft.com/office/word/2006/wordml" xmlns:wps="http://schemas.microsoft.com/office/word/2010/wordprocessingShape" mc:Ignorable="w14 w15 w16se w16cid w16 w16cex w16sdtdh wp14">
   <w:body>
     <w:p>
       <w:pPr>
         <w:pStyle w:val="Heading1"/>
         <w:rPr>
-          <w:lang w:val="en-US"/>
-        </w:rPr>
-      </w:pPr>
-      <w:r>
-        <w:rPr>
-          <w:lang w:val="en-US"/>
-        </w:rPr>
-        <w:t>Programming language</w:t>
-      </w:r>
-    </w:p>
-    <w:p>
-      <w:r>
+          <w:rFonts w:ascii="Cambria" w:eastAsia="Times New Roman" w:hAnsi="Cambria"/>
+        </w:rPr>
+      </w:pPr>
+      <w:r>
+        <w:rPr>
+          <w:rStyle w:val="Strong"/>
+          <w:rFonts w:ascii="Cambria" w:hAnsi="Cambria"/>
+          <w:b w:val="0"/>
+          <w:bCs w:val="0"/>
+        </w:rPr>
+        <w:t>Programming Language</w:t>
+      </w:r>
+    </w:p>
+    <w:p>
+      <w:pPr>
+        <w:pStyle w:val="NormalWeb"/>
+        <w:numPr>
+          <w:ilvl w:val="0"/>
+          <w:numId w:val="1"/>
+        </w:numPr>
+        <w:rPr>
+          <w:rFonts w:ascii="Cambria" w:hAnsi="Cambria"/>
+        </w:rPr>
+      </w:pPr>
+      <w:r>
+        <w:rPr>
+          <w:rFonts w:ascii="Cambria" w:hAnsi="Cambria"/>
+        </w:rPr>
         <w:t xml:space="preserve">A </w:t>
       </w:r>
       <w:r>
         <w:rPr>
           <w:rStyle w:val="Strong"/>
+          <w:rFonts w:ascii="Cambria" w:hAnsi="Cambria"/>
         </w:rPr>
         <w:t>Programming Language</w:t>
       </w:r>
       <w:r>
-        <w:t xml:space="preserve"> is a set of instructions and rules used to communicate with a computer. It helps developers write programs to perform tasks like calculations, data processing, web development, AI, etc.</w:t>
-      </w:r>
-    </w:p>
-    <w:p>
-      <w:pPr>
-        <w:rPr>
-          <w:lang w:val="en-US"/>
-        </w:rPr>
-      </w:pPr>
-      <w:r>
-        <w:rPr>
-          <w:lang w:val="en-US"/>
-        </w:rPr>
-        <w:t>Interpreter reads code line by line.</w:t>
-      </w:r>
-    </w:p>
-    <w:p>
-      <w:pPr>
-        <w:rPr>
-          <w:lang w:val="en-US"/>
-        </w:rPr>
-      </w:pPr>
-      <w:r>
-        <w:rPr>
-          <w:lang w:val="en-US"/>
-        </w:rPr>
-        <w:t>Complier reads the code as whole.</w:t>
-      </w:r>
-    </w:p>
-    <w:p>
-      <w:bookmarkStart w:id="0" w:name="_GoBack"/>
-      <w:bookmarkEnd w:id="0"/>
+        <w:rPr>
+          <w:rFonts w:ascii="Cambria" w:hAnsi="Cambria"/>
+        </w:rPr>
+        <w:t xml:space="preserve"> is a set of instructions and rules used to communicate with a computer.</w:t>
+      </w:r>
+    </w:p>
+    <w:p>
+      <w:pPr>
+        <w:pStyle w:val="NormalWeb"/>
+        <w:numPr>
+          <w:ilvl w:val="0"/>
+          <w:numId w:val="1"/>
+        </w:numPr>
+        <w:rPr>
+          <w:rFonts w:ascii="Cambria" w:hAnsi="Cambria"/>
+        </w:rPr>
+      </w:pPr>
+      <w:r>
+        <w:rPr>
+          <w:rFonts w:ascii="Cambria" w:hAnsi="Cambria"/>
+        </w:rPr>
+        <w:t>It allows developers to write programs to perform tasks like:</w:t>
+      </w:r>
+    </w:p>
+    <w:p>
+      <w:pPr>
+        <w:pStyle w:val="NormalWeb"/>
+        <w:numPr>
+          <w:ilvl w:val="1"/>
+          <w:numId w:val="3"/>
+        </w:numPr>
+        <w:rPr>
+          <w:rFonts w:ascii="Cambria" w:hAnsi="Cambria"/>
+        </w:rPr>
+      </w:pPr>
+      <w:r>
+        <w:rPr>
+          <w:rFonts w:ascii="Cambria" w:hAnsi="Cambria"/>
+        </w:rPr>
+        <w:t>Calculations</w:t>
+      </w:r>
+    </w:p>
+    <w:p>
+      <w:pPr>
+        <w:pStyle w:val="NormalWeb"/>
+        <w:numPr>
+          <w:ilvl w:val="1"/>
+          <w:numId w:val="3"/>
+        </w:numPr>
+        <w:rPr>
+          <w:rFonts w:ascii="Cambria" w:hAnsi="Cambria"/>
+        </w:rPr>
+      </w:pPr>
+      <w:r>
+        <w:rPr>
+          <w:rFonts w:ascii="Cambria" w:hAnsi="Cambria"/>
+        </w:rPr>
+        <w:t>Data Processing</w:t>
+      </w:r>
+    </w:p>
+    <w:p>
+      <w:pPr>
+        <w:pStyle w:val="NormalWeb"/>
+        <w:numPr>
+          <w:ilvl w:val="1"/>
+          <w:numId w:val="3"/>
+        </w:numPr>
+        <w:rPr>
+          <w:rFonts w:ascii="Cambria" w:hAnsi="Cambria"/>
+        </w:rPr>
+      </w:pPr>
+      <w:r>
+        <w:rPr>
+          <w:rFonts w:ascii="Cambria" w:hAnsi="Cambria"/>
+        </w:rPr>
+        <w:t>Web Development</w:t>
+      </w:r>
+    </w:p>
+    <w:p>
+      <w:pPr>
+        <w:pStyle w:val="NormalWeb"/>
+        <w:numPr>
+          <w:ilvl w:val="1"/>
+          <w:numId w:val="3"/>
+        </w:numPr>
+        <w:rPr>
+          <w:rFonts w:ascii="Cambria" w:hAnsi="Cambria"/>
+        </w:rPr>
+      </w:pPr>
+      <w:r>
+        <w:rPr>
+          <w:rFonts w:ascii="Cambria" w:hAnsi="Cambria"/>
+        </w:rPr>
+        <w:t>Artificial Intelligence (AI)</w:t>
+      </w:r>
+    </w:p>
+    <w:p>
+      <w:pPr>
+        <w:pStyle w:val="Heading2"/>
+        <w:rPr>
+          <w:rFonts w:ascii="Cambria" w:hAnsi="Cambria"/>
+        </w:rPr>
+      </w:pPr>
+      <w:r>
+        <w:rPr>
+          <w:rStyle w:val="Strong"/>
+          <w:rFonts w:ascii="Cambria" w:hAnsi="Cambria"/>
+          <w:b w:val="0"/>
+          <w:bCs w:val="0"/>
+        </w:rPr>
+        <w:t>Types of Program Execution</w:t>
+      </w:r>
+    </w:p>
+    <w:p>
+      <w:pPr>
+        <w:pStyle w:val="Heading3"/>
+        <w:numPr>
+          <w:ilvl w:val="0"/>
+          <w:numId w:val="6"/>
+        </w:numPr>
+        <w:rPr>
+          <w:rFonts w:ascii="Cambria" w:hAnsi="Cambria"/>
+        </w:rPr>
+      </w:pPr>
+      <w:r>
+        <w:rPr>
+          <w:rStyle w:val="Strong"/>
+          <w:rFonts w:ascii="Cambria" w:hAnsi="Cambria"/>
+        </w:rPr>
+        <w:t>Interpreter</w:t>
+      </w:r>
+    </w:p>
+    <w:p>
+      <w:pPr>
+        <w:pStyle w:val="NormalWeb"/>
+        <w:numPr>
+          <w:ilvl w:val="1"/>
+          <w:numId w:val="5"/>
+        </w:numPr>
+        <w:rPr>
+          <w:rFonts w:ascii="Cambria" w:hAnsi="Cambria"/>
+        </w:rPr>
+      </w:pPr>
+      <w:r>
+        <w:rPr>
+          <w:rFonts w:ascii="Cambria" w:hAnsi="Cambria"/>
+        </w:rPr>
+        <w:t xml:space="preserve">Reads code </w:t>
+      </w:r>
+      <w:r>
+        <w:rPr>
+          <w:rStyle w:val="Strong"/>
+          <w:rFonts w:ascii="Cambria" w:hAnsi="Cambria"/>
+        </w:rPr>
+        <w:t>line by line</w:t>
+      </w:r>
+      <w:r>
+        <w:rPr>
+          <w:rFonts w:ascii="Cambria" w:hAnsi="Cambria"/>
+        </w:rPr>
+        <w:t>.</w:t>
+      </w:r>
+    </w:p>
+    <w:p>
+      <w:pPr>
+        <w:pStyle w:val="NormalWeb"/>
+        <w:numPr>
+          <w:ilvl w:val="1"/>
+          <w:numId w:val="5"/>
+        </w:numPr>
+        <w:rPr>
+          <w:rFonts w:ascii="Cambria" w:hAnsi="Cambria"/>
+        </w:rPr>
+      </w:pPr>
+      <w:r>
+        <w:rPr>
+          <w:rFonts w:ascii="Cambria" w:hAnsi="Cambria"/>
+        </w:rPr>
+        <w:t>Slower execution but easier to debug.</w:t>
+      </w:r>
+    </w:p>
+    <w:p>
+      <w:pPr>
+        <w:pStyle w:val="NormalWeb"/>
+        <w:numPr>
+          <w:ilvl w:val="1"/>
+          <w:numId w:val="5"/>
+        </w:numPr>
+        <w:rPr>
+          <w:rFonts w:ascii="Cambria" w:hAnsi="Cambria"/>
+        </w:rPr>
+      </w:pPr>
+      <w:r>
+        <w:rPr>
+          <w:rFonts w:ascii="Cambria" w:hAnsi="Cambria"/>
+        </w:rPr>
+        <w:t xml:space="preserve">Example: </w:t>
+      </w:r>
+      <w:r>
+        <w:rPr>
+          <w:rStyle w:val="Strong"/>
+          <w:rFonts w:ascii="Cambria" w:hAnsi="Cambria"/>
+        </w:rPr>
+        <w:t>Python, JavaScript</w:t>
+      </w:r>
+    </w:p>
+    <w:p>
+      <w:pPr>
+        <w:pStyle w:val="Heading3"/>
+        <w:numPr>
+          <w:ilvl w:val="0"/>
+          <w:numId w:val="6"/>
+        </w:numPr>
+        <w:rPr>
+          <w:rFonts w:ascii="Cambria" w:hAnsi="Cambria"/>
+        </w:rPr>
+      </w:pPr>
+      <w:r>
+        <w:rPr>
+          <w:rStyle w:val="Strong"/>
+          <w:rFonts w:ascii="Cambria" w:hAnsi="Cambria"/>
+        </w:rPr>
+        <w:t>Compiler</w:t>
+      </w:r>
+    </w:p>
+    <w:p>
+      <w:pPr>
+        <w:pStyle w:val="NormalWeb"/>
+        <w:numPr>
+          <w:ilvl w:val="1"/>
+          <w:numId w:val="4"/>
+        </w:numPr>
+        <w:rPr>
+          <w:rFonts w:ascii="Cambria" w:hAnsi="Cambria"/>
+        </w:rPr>
+      </w:pPr>
+      <w:r>
+        <w:rPr>
+          <w:rFonts w:ascii="Cambria" w:hAnsi="Cambria"/>
+        </w:rPr>
+        <w:t xml:space="preserve">Reads the </w:t>
+      </w:r>
+      <w:r>
+        <w:rPr>
+          <w:rStyle w:val="Strong"/>
+          <w:rFonts w:ascii="Cambria" w:hAnsi="Cambria"/>
+        </w:rPr>
+        <w:t>whole code at once</w:t>
+      </w:r>
+      <w:r>
+        <w:rPr>
+          <w:rFonts w:ascii="Cambria" w:hAnsi="Cambria"/>
+        </w:rPr>
+        <w:t xml:space="preserve"> and translates it into machine language.</w:t>
+      </w:r>
+    </w:p>
+    <w:p>
+      <w:pPr>
+        <w:pStyle w:val="NormalWeb"/>
+        <w:numPr>
+          <w:ilvl w:val="1"/>
+          <w:numId w:val="4"/>
+        </w:numPr>
+        <w:rPr>
+          <w:rFonts w:ascii="Cambria" w:hAnsi="Cambria"/>
+        </w:rPr>
+      </w:pPr>
+      <w:r>
+        <w:rPr>
+          <w:rFonts w:ascii="Cambria" w:hAnsi="Cambria"/>
+        </w:rPr>
+        <w:t>Faster execution but harder to debug.</w:t>
+      </w:r>
+    </w:p>
+    <w:p>
+      <w:pPr>
+        <w:pStyle w:val="NormalWeb"/>
+        <w:numPr>
+          <w:ilvl w:val="1"/>
+          <w:numId w:val="4"/>
+        </w:numPr>
+        <w:rPr>
+          <w:rStyle w:val="Strong"/>
+          <w:rFonts w:ascii="Cambria" w:hAnsi="Cambria"/>
+          <w:b w:val="0"/>
+          <w:bCs w:val="0"/>
+        </w:rPr>
+      </w:pPr>
+      <w:r>
+        <w:rPr>
+          <w:rFonts w:ascii="Cambria" w:hAnsi="Cambria"/>
+        </w:rPr>
+        <w:t xml:space="preserve">Example: </w:t>
+      </w:r>
+      <w:r>
+        <w:rPr>
+          <w:rStyle w:val="Strong"/>
+          <w:rFonts w:ascii="Cambria" w:hAnsi="Cambria"/>
+        </w:rPr>
+        <w:t>C, C++, Java</w:t>
+      </w:r>
+    </w:p>
+    <w:p>
+      <w:r>
+        <w:t xml:space="preserve"> </w:t>
+      </w:r>
+      <w:r>
+        <w:rPr>
+          <w:rStyle w:val="Emphasis"/>
+          <w:rFonts w:ascii="Cambria" w:hAnsi="Cambria"/>
+          <w:b/>
+          <w:bCs/>
+          <w:color w:val="000000" w:themeColor="text1"/>
+        </w:rPr>
+        <w:t>Python 3 is the preferred language to use.</w:t>
+      </w:r>
+    </w:p>
+    <w:p>
+      <w:pPr>
+        <w:pStyle w:val="Heading2"/>
+        <w:rPr>
+          <w:rFonts w:ascii="Cambria" w:hAnsi="Cambria"/>
+        </w:rPr>
+      </w:pPr>
+      <w:r>
+        <w:rPr>
+          <w:rFonts w:ascii="Cambria" w:hAnsi="Cambria"/>
+        </w:rPr>
+        <w:t>Data Types</w:t>
+      </w:r>
+    </w:p>
+    <w:p>
+      <w:pPr>
+        <w:pStyle w:val="Heading3"/>
+        <w:numPr>
+          <w:ilvl w:val="0"/>
+          <w:numId w:val="10"/>
+        </w:numPr>
+        <w:rPr>
+          <w:rFonts w:ascii="Cambria" w:hAnsi="Cambria"/>
+        </w:rPr>
+      </w:pPr>
+      <w:r>
+        <w:rPr>
+          <w:rFonts w:ascii="Cambria" w:hAnsi="Cambria"/>
+        </w:rPr>
+        <w:t>Numeric</w:t>
+      </w:r>
+    </w:p>
+    <w:p>
+      <w:pPr>
+        <w:pStyle w:val="ListParagraph"/>
+        <w:numPr>
+          <w:ilvl w:val="0"/>
+          <w:numId w:val="7"/>
+        </w:numPr>
+        <w:rPr>
+          <w:rFonts w:ascii="Cambria" w:hAnsi="Cambria"/>
+        </w:rPr>
+      </w:pPr>
+      <w:r>
+        <w:rPr>
+          <w:rFonts w:ascii="Cambria" w:hAnsi="Cambria"/>
+        </w:rPr>
+        <w:t>Int</w:t>
+      </w:r>
+    </w:p>
+    <w:p>
+      <w:pPr>
+        <w:pStyle w:val="ListParagraph"/>
+        <w:numPr>
+          <w:ilvl w:val="0"/>
+          <w:numId w:val="7"/>
+        </w:numPr>
+        <w:rPr>
+          <w:rFonts w:ascii="Cambria" w:hAnsi="Cambria"/>
+        </w:rPr>
+      </w:pPr>
+      <w:r>
+        <w:rPr>
+          <w:rFonts w:ascii="Cambria" w:hAnsi="Cambria"/>
+        </w:rPr>
+        <w:t>Float</w:t>
+      </w:r>
+    </w:p>
+    <w:p>
+      <w:pPr>
+        <w:pStyle w:val="Heading3"/>
+        <w:numPr>
+          <w:ilvl w:val="0"/>
+          <w:numId w:val="10"/>
+        </w:numPr>
+        <w:rPr>
+          <w:rFonts w:ascii="Cambria" w:hAnsi="Cambria"/>
+        </w:rPr>
+      </w:pPr>
+      <w:r>
+        <w:rPr>
+          <w:rFonts w:ascii="Cambria" w:hAnsi="Cambria"/>
+        </w:rPr>
+        <w:t xml:space="preserve">Boolean </w:t>
+      </w:r>
+    </w:p>
+    <w:p>
+      <w:pPr>
+        <w:pStyle w:val="ListParagraph"/>
+        <w:numPr>
+          <w:ilvl w:val="0"/>
+          <w:numId w:val="8"/>
+        </w:numPr>
+        <w:rPr>
+          <w:rFonts w:ascii="Cambria" w:hAnsi="Cambria"/>
+        </w:rPr>
+      </w:pPr>
+      <w:r>
+        <w:rPr>
+          <w:rFonts w:ascii="Cambria" w:hAnsi="Cambria"/>
+        </w:rPr>
+        <w:t>True</w:t>
+      </w:r>
+    </w:p>
+    <w:p>
+      <w:pPr>
+        <w:pStyle w:val="ListParagraph"/>
+        <w:numPr>
+          <w:ilvl w:val="0"/>
+          <w:numId w:val="8"/>
+        </w:numPr>
+        <w:rPr>
+          <w:rFonts w:ascii="Cambria" w:hAnsi="Cambria"/>
+        </w:rPr>
+      </w:pPr>
+      <w:r>
+        <w:rPr>
+          <w:rFonts w:ascii="Cambria" w:hAnsi="Cambria"/>
+        </w:rPr>
+        <w:t>False</w:t>
+      </w:r>
+    </w:p>
+    <w:p>
+      <w:pPr>
+        <w:pStyle w:val="Heading3"/>
+        <w:numPr>
+          <w:ilvl w:val="0"/>
+          <w:numId w:val="10"/>
+        </w:numPr>
+        <w:rPr>
+          <w:rFonts w:ascii="Cambria" w:hAnsi="Cambria"/>
+        </w:rPr>
+      </w:pPr>
+      <w:r>
+        <w:rPr>
+          <w:rFonts w:ascii="Cambria" w:hAnsi="Cambria"/>
+        </w:rPr>
+        <w:t>Ordered Sequence</w:t>
+      </w:r>
+    </w:p>
+    <w:p>
+      <w:pPr>
+        <w:pStyle w:val="ListParagraph"/>
+        <w:numPr>
+          <w:ilvl w:val="0"/>
+          <w:numId w:val="9"/>
+        </w:numPr>
+        <w:rPr>
+          <w:rFonts w:ascii="Cambria" w:hAnsi="Cambria"/>
+        </w:rPr>
+      </w:pPr>
+      <w:r>
+        <w:rPr>
+          <w:rFonts w:ascii="Cambria" w:hAnsi="Cambria"/>
+        </w:rPr>
+        <w:t xml:space="preserve">List </w:t>
+      </w:r>
+    </w:p>
+    <w:p>
+      <w:pPr>
+        <w:pStyle w:val="ListParagraph"/>
+        <w:numPr>
+          <w:ilvl w:val="0"/>
+          <w:numId w:val="9"/>
+        </w:numPr>
+        <w:rPr>
+          <w:rFonts w:ascii="Cambria" w:hAnsi="Cambria"/>
+        </w:rPr>
+      </w:pPr>
+      <w:r>
+        <w:rPr>
+          <w:rFonts w:ascii="Cambria" w:hAnsi="Cambria"/>
+        </w:rPr>
+        <w:t>Tuple</w:t>
+      </w:r>
+    </w:p>
+    <w:p>
+      <w:pPr>
+        <w:pStyle w:val="ListParagraph"/>
+        <w:numPr>
+          <w:ilvl w:val="0"/>
+          <w:numId w:val="9"/>
+        </w:numPr>
+        <w:rPr>
+          <w:rFonts w:ascii="Cambria" w:hAnsi="Cambria"/>
+        </w:rPr>
+      </w:pPr>
+      <w:r>
+        <w:rPr>
+          <w:rFonts w:ascii="Cambria" w:hAnsi="Cambria"/>
+        </w:rPr>
+        <w:t>String</w:t>
+      </w:r>
+    </w:p>
+    <w:p>
+      <w:pPr>
+        <w:pStyle w:val="Heading3"/>
+        <w:numPr>
+          <w:ilvl w:val="0"/>
+          <w:numId w:val="10"/>
+        </w:numPr>
+        <w:rPr>
+          <w:rFonts w:ascii="Cambria" w:hAnsi="Cambria"/>
+        </w:rPr>
+      </w:pPr>
+      <w:r>
+        <w:rPr>
+          <w:rFonts w:ascii="Cambria" w:hAnsi="Cambria"/>
+        </w:rPr>
+        <w:t>Unordered Sequence</w:t>
+      </w:r>
+    </w:p>
+    <w:p>
+      <w:pPr>
+        <w:pStyle w:val="ListParagraph"/>
+        <w:numPr>
+          <w:ilvl w:val="0"/>
+          <w:numId w:val="9"/>
+        </w:numPr>
+        <w:rPr>
+          <w:rFonts w:ascii="Cambria" w:hAnsi="Cambria"/>
+        </w:rPr>
+      </w:pPr>
+      <w:r>
+        <w:rPr>
+          <w:rFonts w:ascii="Cambria" w:hAnsi="Cambria"/>
+        </w:rPr>
+        <w:t xml:space="preserve">Dictionary </w:t>
+      </w:r>
+    </w:p>
+    <w:p>
+      <w:pPr>
+        <w:pStyle w:val="ListParagraph"/>
+        <w:numPr>
+          <w:ilvl w:val="0"/>
+          <w:numId w:val="9"/>
+        </w:numPr>
+        <w:rPr>
+          <w:rFonts w:ascii="Cambria" w:hAnsi="Cambria"/>
+        </w:rPr>
+      </w:pPr>
+      <w:r>
+        <w:rPr>
+          <w:rFonts w:ascii="Cambria" w:hAnsi="Cambria"/>
+        </w:rPr>
+        <w:t>Set</w:t>
+      </w:r>
+    </w:p>
+    <w:p>
+      <w:pPr>
+        <w:jc w:val="center"/>
+        <w:rPr>
+          <w:rFonts w:ascii="Cambria" w:hAnsi="Cambria"/>
+        </w:rPr>
+      </w:pPr>
+      <w:r>
+        <w:rPr>
+          <w:rFonts w:ascii="Cambria" w:hAnsi="Cambria"/>
+          <w:noProof/>
+        </w:rPr>
+        <w:lastRenderedPageBreak/>
+        <w:drawing>
+          <wp:inline distT="0" distB="0" distL="0" distR="0" wp14:anchorId="03FA77DD" wp14:editId="78F2A410">
+            <wp:extent cx="4051300" cy="3905745"/>
+            <wp:effectExtent l="0" t="0" r="6350" b="0"/>
+            <wp:docPr id="1" name="Picture 1"/>
+            <wp:cNvGraphicFramePr>
+              <a:graphicFrameLocks xmlns:a="http://schemas.openxmlformats.org/drawingml/2006/main" noChangeAspect="1"/>
+            </wp:cNvGraphicFramePr>
+            <a:graphic xmlns:a="http://schemas.openxmlformats.org/drawingml/2006/main">
+              <a:graphicData uri="http://schemas.openxmlformats.org/drawingml/2006/picture">
+                <pic:pic xmlns:pic="http://schemas.openxmlformats.org/drawingml/2006/picture">
+                  <pic:nvPicPr>
+                    <pic:cNvPr id="1" name="Picture 1"/>
+                    <pic:cNvPicPr/>
+                  </pic:nvPicPr>
+                  <pic:blipFill>
+                    <a:blip r:embed="rId5">
+                      <a:extLst>
+                        <a:ext uri="{28A0092B-C50C-407E-A947-70E740481C1C}">
+                          <a14:useLocalDpi xmlns:a14="http://schemas.microsoft.com/office/drawing/2010/main" val="0"/>
+                        </a:ext>
+                      </a:extLst>
+                    </a:blip>
+                    <a:stretch>
+                      <a:fillRect/>
+                    </a:stretch>
+                  </pic:blipFill>
+                  <pic:spPr>
+                    <a:xfrm>
+                      <a:off x="0" y="0"/>
+                      <a:ext cx="4079004" cy="3932453"/>
+                    </a:xfrm>
+                    <a:prstGeom prst="rect">
+                      <a:avLst/>
+                    </a:prstGeom>
+                  </pic:spPr>
+                </pic:pic>
+              </a:graphicData>
+            </a:graphic>
+          </wp:inline>
+        </w:drawing>
+      </w:r>
+    </w:p>
+    <w:p>
+      <w:pPr>
+        <w:pStyle w:val="Heading1"/>
+        <w:rPr>
+          <w:rFonts w:ascii="Cambria" w:hAnsi="Cambria"/>
+        </w:rPr>
+      </w:pPr>
+      <w:r>
+        <w:rPr>
+          <w:rFonts w:ascii="Cambria" w:hAnsi="Cambria"/>
+        </w:rPr>
+        <w:t>Rules of Programming</w:t>
+      </w:r>
+    </w:p>
+    <w:p>
+      <w:pPr>
+        <w:pStyle w:val="Heading3"/>
+        <w:rPr>
+          <w:rFonts w:ascii="Cambria" w:hAnsi="Cambria"/>
+        </w:rPr>
+      </w:pPr>
+      <w:r>
+        <w:rPr>
+          <w:rFonts w:ascii="Cambria" w:hAnsi="Cambria"/>
+        </w:rPr>
+        <w:t xml:space="preserve">80/20 rule </w:t>
+      </w:r>
+    </w:p>
+    <w:p>
+      <w:pPr>
+        <w:pStyle w:val="ListParagraph"/>
+        <w:numPr>
+          <w:ilvl w:val="0"/>
+          <w:numId w:val="11"/>
+        </w:numPr>
+        <w:rPr>
+          <w:rFonts w:ascii="Cambria" w:hAnsi="Cambria"/>
+        </w:rPr>
+      </w:pPr>
+      <w:r>
+        <w:rPr>
+          <w:rFonts w:ascii="Cambria" w:hAnsi="Cambria"/>
+        </w:rPr>
+        <w:t>20% of programming techniques are used in 80% of projects.</w:t>
+      </w:r>
+    </w:p>
+    <w:p>
+      <w:pPr>
+        <w:pStyle w:val="ListParagraph"/>
+        <w:numPr>
+          <w:ilvl w:val="0"/>
+          <w:numId w:val="11"/>
+        </w:numPr>
+        <w:rPr>
+          <w:rFonts w:ascii="Cambria" w:hAnsi="Cambria"/>
+        </w:rPr>
+      </w:pPr>
+      <w:r>
+        <w:rPr>
+          <w:rFonts w:ascii="Cambria" w:hAnsi="Cambria"/>
+        </w:rPr>
+        <w:t>Always go for “What is this?”.</w:t>
+      </w:r>
+    </w:p>
+    <w:p>
+      <w:pPr>
+        <w:pStyle w:val="ListParagraph"/>
+        <w:numPr>
+          <w:ilvl w:val="0"/>
+          <w:numId w:val="11"/>
+        </w:numPr>
+        <w:rPr>
+          <w:rFonts w:ascii="Cambria" w:hAnsi="Cambria"/>
+        </w:rPr>
+      </w:pPr>
+      <w:r>
+        <w:rPr>
+          <w:rFonts w:ascii="Cambria" w:hAnsi="Cambria"/>
+        </w:rPr>
+        <w:t xml:space="preserve">Do not memorize. </w:t>
+      </w:r>
+    </w:p>
+    <w:p>
+      <w:pPr>
+        <w:pStyle w:val="ListParagraph"/>
+        <w:numPr>
+          <w:ilvl w:val="0"/>
+          <w:numId w:val="11"/>
+        </w:numPr>
+        <w:rPr>
+          <w:rFonts w:ascii="Cambria" w:hAnsi="Cambria"/>
+        </w:rPr>
+      </w:pPr>
+      <w:r>
+        <w:rPr>
+          <w:rFonts w:ascii="Cambria" w:hAnsi="Cambria"/>
+        </w:rPr>
+        <w:t>No need to know everything about everything.</w:t>
+      </w:r>
+    </w:p>
+    <w:p>
+      <w:pPr>
+        <w:pStyle w:val="ListParagraph"/>
+        <w:rPr>
+          <w:rFonts w:ascii="Cambria" w:hAnsi="Cambria"/>
+        </w:rPr>
+      </w:pPr>
     </w:p>
     <w:sectPr>
       <w:pgSz w:w="11906" w:h="16838"/>
@@ -70,24 +783,1541 @@
 </w:document>
 </file>
 
+<file path=word/numbering.xml><?xml version="1.0" encoding="utf-8"?>
+<w:numbering xmlns:wpc="http://schemas.microsoft.com/office/word/2010/wordprocessingCanvas" xmlns:cx="http://schemas.microsoft.com/office/drawing/2014/chartex" xmlns:cx1="http://schemas.microsoft.com/office/drawing/2015/9/8/chartex" xmlns:cx2="http://schemas.microsoft.com/office/drawing/2015/10/21/chartex" xmlns:cx3="http://schemas.microsoft.com/office/drawing/2016/5/9/chartex" xmlns:cx4="http://schemas.microsoft.com/office/drawing/2016/5/10/chartex" xmlns:cx5="http://schemas.microsoft.com/office/drawing/2016/5/11/chartex" xmlns:cx6="http://schemas.microsoft.com/office/drawing/2016/5/12/chartex" xmlns:cx7="http://schemas.microsoft.com/office/drawing/2016/5/13/chartex" xmlns:cx8="http://schemas.microsoft.com/office/drawing/2016/5/14/chartex" xmlns:mc="http://schemas.openxmlformats.org/markup-compatibility/2006" xmlns:aink="http://schemas.microsoft.com/office/drawing/2016/ink" xmlns:am3d="http://schemas.microsoft.com/office/drawing/2017/model3d" xmlns:o="urn:schemas-microsoft-com:office:office" xmlns:r="http://schemas.openxmlformats.org/officeDocument/2006/relationships" xmlns:m="http://schemas.openxmlformats.org/officeDocument/2006/math" xmlns:v="urn:schemas-microsoft-com:vml" xmlns:wp14="http://schemas.microsoft.com/office/word/2010/wordprocessingDrawing" xmlns:wp="http://schemas.openxmlformats.org/drawingml/2006/wordprocessingDrawing" xmlns:w10="urn:schemas-microsoft-com:office:word" xmlns:w="http://schemas.openxmlformats.org/wordprocessingml/2006/main" xmlns:w14="http://schemas.microsoft.com/office/word/2010/wordml" xmlns:w15="http://schemas.microsoft.com/office/word/2012/wordml" xmlns:w16cex="http://schemas.microsoft.com/office/word/2018/wordml/cex" xmlns:w16cid="http://schemas.microsoft.com/office/word/2016/wordml/cid" xmlns:w16="http://schemas.microsoft.com/office/word/2018/wordml" xmlns:w16sdtdh="http://schemas.microsoft.com/office/word/2020/wordml/sdtdatahash" xmlns:w16se="http://schemas.microsoft.com/office/word/2015/wordml/symex" xmlns:wpg="http://schemas.microsoft.com/office/word/2010/wordprocessingGroup" xmlns:wpi="http://schemas.microsoft.com/office/word/2010/wordprocessingInk" xmlns:wne="http://schemas.microsoft.com/office/word/2006/wordml" xmlns:wps="http://schemas.microsoft.com/office/word/2010/wordprocessingShape" mc:Ignorable="w14 w15 w16se w16cid w16 w16cex w16sdtdh wp14">
+  <w:abstractNum w:abstractNumId="0" w15:restartNumberingAfterBreak="0">
+    <w:nsid w:val="08D46D46"/>
+    <w:multiLevelType w:val="hybridMultilevel"/>
+    <w:tmpl w:val="2FC86444"/>
+    <w:lvl w:ilvl="0" w:tplc="0809000F">
+      <w:start w:val="1"/>
+      <w:numFmt w:val="decimal"/>
+      <w:lvlText w:val="%1."/>
+      <w:lvlJc w:val="left"/>
+      <w:pPr>
+        <w:ind w:left="720" w:hanging="360"/>
+      </w:pPr>
+    </w:lvl>
+    <w:lvl w:ilvl="1" w:tplc="08090019" w:tentative="1">
+      <w:start w:val="1"/>
+      <w:numFmt w:val="lowerLetter"/>
+      <w:lvlText w:val="%2."/>
+      <w:lvlJc w:val="left"/>
+      <w:pPr>
+        <w:ind w:left="1440" w:hanging="360"/>
+      </w:pPr>
+    </w:lvl>
+    <w:lvl w:ilvl="2" w:tplc="0809001B" w:tentative="1">
+      <w:start w:val="1"/>
+      <w:numFmt w:val="lowerRoman"/>
+      <w:lvlText w:val="%3."/>
+      <w:lvlJc w:val="right"/>
+      <w:pPr>
+        <w:ind w:left="2160" w:hanging="180"/>
+      </w:pPr>
+    </w:lvl>
+    <w:lvl w:ilvl="3" w:tplc="0809000F" w:tentative="1">
+      <w:start w:val="1"/>
+      <w:numFmt w:val="decimal"/>
+      <w:lvlText w:val="%4."/>
+      <w:lvlJc w:val="left"/>
+      <w:pPr>
+        <w:ind w:left="2880" w:hanging="360"/>
+      </w:pPr>
+    </w:lvl>
+    <w:lvl w:ilvl="4" w:tplc="08090019" w:tentative="1">
+      <w:start w:val="1"/>
+      <w:numFmt w:val="lowerLetter"/>
+      <w:lvlText w:val="%5."/>
+      <w:lvlJc w:val="left"/>
+      <w:pPr>
+        <w:ind w:left="3600" w:hanging="360"/>
+      </w:pPr>
+    </w:lvl>
+    <w:lvl w:ilvl="5" w:tplc="0809001B" w:tentative="1">
+      <w:start w:val="1"/>
+      <w:numFmt w:val="lowerRoman"/>
+      <w:lvlText w:val="%6."/>
+      <w:lvlJc w:val="right"/>
+      <w:pPr>
+        <w:ind w:left="4320" w:hanging="180"/>
+      </w:pPr>
+    </w:lvl>
+    <w:lvl w:ilvl="6" w:tplc="0809000F" w:tentative="1">
+      <w:start w:val="1"/>
+      <w:numFmt w:val="decimal"/>
+      <w:lvlText w:val="%7."/>
+      <w:lvlJc w:val="left"/>
+      <w:pPr>
+        <w:ind w:left="5040" w:hanging="360"/>
+      </w:pPr>
+    </w:lvl>
+    <w:lvl w:ilvl="7" w:tplc="08090019" w:tentative="1">
+      <w:start w:val="1"/>
+      <w:numFmt w:val="lowerLetter"/>
+      <w:lvlText w:val="%8."/>
+      <w:lvlJc w:val="left"/>
+      <w:pPr>
+        <w:ind w:left="5760" w:hanging="360"/>
+      </w:pPr>
+    </w:lvl>
+    <w:lvl w:ilvl="8" w:tplc="0809001B" w:tentative="1">
+      <w:start w:val="1"/>
+      <w:numFmt w:val="lowerRoman"/>
+      <w:lvlText w:val="%9."/>
+      <w:lvlJc w:val="right"/>
+      <w:pPr>
+        <w:ind w:left="6480" w:hanging="180"/>
+      </w:pPr>
+    </w:lvl>
+  </w:abstractNum>
+  <w:abstractNum w:abstractNumId="1" w15:restartNumberingAfterBreak="0">
+    <w:nsid w:val="0AE93FAC"/>
+    <w:multiLevelType w:val="multilevel"/>
+    <w:tmpl w:val="CA0CB08C"/>
+    <w:lvl w:ilvl="0">
+      <w:start w:val="1"/>
+      <w:numFmt w:val="bullet"/>
+      <w:lvlText w:val=""/>
+      <w:lvlJc w:val="left"/>
+      <w:pPr>
+        <w:tabs>
+          <w:tab w:val="num" w:pos="720"/>
+        </w:tabs>
+        <w:ind w:left="720" w:hanging="360"/>
+      </w:pPr>
+      <w:rPr>
+        <w:rFonts w:ascii="Symbol" w:hAnsi="Symbol" w:hint="default"/>
+        <w:sz w:val="20"/>
+      </w:rPr>
+    </w:lvl>
+    <w:lvl w:ilvl="1">
+      <w:start w:val="1"/>
+      <w:numFmt w:val="bullet"/>
+      <w:lvlText w:val=""/>
+      <w:lvlJc w:val="left"/>
+      <w:pPr>
+        <w:tabs>
+          <w:tab w:val="num" w:pos="1440"/>
+        </w:tabs>
+        <w:ind w:left="1440" w:hanging="360"/>
+      </w:pPr>
+      <w:rPr>
+        <w:rFonts w:ascii="Symbol" w:hAnsi="Symbol" w:hint="default"/>
+        <w:sz w:val="20"/>
+      </w:rPr>
+    </w:lvl>
+    <w:lvl w:ilvl="2" w:tentative="1">
+      <w:start w:val="1"/>
+      <w:numFmt w:val="bullet"/>
+      <w:lvlText w:val=""/>
+      <w:lvlJc w:val="left"/>
+      <w:pPr>
+        <w:tabs>
+          <w:tab w:val="num" w:pos="2160"/>
+        </w:tabs>
+        <w:ind w:left="2160" w:hanging="360"/>
+      </w:pPr>
+      <w:rPr>
+        <w:rFonts w:ascii="Wingdings" w:hAnsi="Wingdings" w:hint="default"/>
+        <w:sz w:val="20"/>
+      </w:rPr>
+    </w:lvl>
+    <w:lvl w:ilvl="3" w:tentative="1">
+      <w:start w:val="1"/>
+      <w:numFmt w:val="bullet"/>
+      <w:lvlText w:val=""/>
+      <w:lvlJc w:val="left"/>
+      <w:pPr>
+        <w:tabs>
+          <w:tab w:val="num" w:pos="2880"/>
+        </w:tabs>
+        <w:ind w:left="2880" w:hanging="360"/>
+      </w:pPr>
+      <w:rPr>
+        <w:rFonts w:ascii="Wingdings" w:hAnsi="Wingdings" w:hint="default"/>
+        <w:sz w:val="20"/>
+      </w:rPr>
+    </w:lvl>
+    <w:lvl w:ilvl="4" w:tentative="1">
+      <w:start w:val="1"/>
+      <w:numFmt w:val="bullet"/>
+      <w:lvlText w:val=""/>
+      <w:lvlJc w:val="left"/>
+      <w:pPr>
+        <w:tabs>
+          <w:tab w:val="num" w:pos="3600"/>
+        </w:tabs>
+        <w:ind w:left="3600" w:hanging="360"/>
+      </w:pPr>
+      <w:rPr>
+        <w:rFonts w:ascii="Wingdings" w:hAnsi="Wingdings" w:hint="default"/>
+        <w:sz w:val="20"/>
+      </w:rPr>
+    </w:lvl>
+    <w:lvl w:ilvl="5" w:tentative="1">
+      <w:start w:val="1"/>
+      <w:numFmt w:val="bullet"/>
+      <w:lvlText w:val=""/>
+      <w:lvlJc w:val="left"/>
+      <w:pPr>
+        <w:tabs>
+          <w:tab w:val="num" w:pos="4320"/>
+        </w:tabs>
+        <w:ind w:left="4320" w:hanging="360"/>
+      </w:pPr>
+      <w:rPr>
+        <w:rFonts w:ascii="Wingdings" w:hAnsi="Wingdings" w:hint="default"/>
+        <w:sz w:val="20"/>
+      </w:rPr>
+    </w:lvl>
+    <w:lvl w:ilvl="6" w:tentative="1">
+      <w:start w:val="1"/>
+      <w:numFmt w:val="bullet"/>
+      <w:lvlText w:val=""/>
+      <w:lvlJc w:val="left"/>
+      <w:pPr>
+        <w:tabs>
+          <w:tab w:val="num" w:pos="5040"/>
+        </w:tabs>
+        <w:ind w:left="5040" w:hanging="360"/>
+      </w:pPr>
+      <w:rPr>
+        <w:rFonts w:ascii="Wingdings" w:hAnsi="Wingdings" w:hint="default"/>
+        <w:sz w:val="20"/>
+      </w:rPr>
+    </w:lvl>
+    <w:lvl w:ilvl="7" w:tentative="1">
+      <w:start w:val="1"/>
+      <w:numFmt w:val="bullet"/>
+      <w:lvlText w:val=""/>
+      <w:lvlJc w:val="left"/>
+      <w:pPr>
+        <w:tabs>
+          <w:tab w:val="num" w:pos="5760"/>
+        </w:tabs>
+        <w:ind w:left="5760" w:hanging="360"/>
+      </w:pPr>
+      <w:rPr>
+        <w:rFonts w:ascii="Wingdings" w:hAnsi="Wingdings" w:hint="default"/>
+        <w:sz w:val="20"/>
+      </w:rPr>
+    </w:lvl>
+    <w:lvl w:ilvl="8" w:tentative="1">
+      <w:start w:val="1"/>
+      <w:numFmt w:val="bullet"/>
+      <w:lvlText w:val=""/>
+      <w:lvlJc w:val="left"/>
+      <w:pPr>
+        <w:tabs>
+          <w:tab w:val="num" w:pos="6480"/>
+        </w:tabs>
+        <w:ind w:left="6480" w:hanging="360"/>
+      </w:pPr>
+      <w:rPr>
+        <w:rFonts w:ascii="Wingdings" w:hAnsi="Wingdings" w:hint="default"/>
+        <w:sz w:val="20"/>
+      </w:rPr>
+    </w:lvl>
+  </w:abstractNum>
+  <w:abstractNum w:abstractNumId="2" w15:restartNumberingAfterBreak="0">
+    <w:nsid w:val="0CD31EEE"/>
+    <w:multiLevelType w:val="multilevel"/>
+    <w:tmpl w:val="AB16F152"/>
+    <w:lvl w:ilvl="0">
+      <w:start w:val="1"/>
+      <w:numFmt w:val="bullet"/>
+      <w:lvlText w:val=""/>
+      <w:lvlJc w:val="left"/>
+      <w:pPr>
+        <w:tabs>
+          <w:tab w:val="num" w:pos="720"/>
+        </w:tabs>
+        <w:ind w:left="720" w:hanging="360"/>
+      </w:pPr>
+      <w:rPr>
+        <w:rFonts w:ascii="Symbol" w:hAnsi="Symbol" w:hint="default"/>
+        <w:sz w:val="20"/>
+      </w:rPr>
+    </w:lvl>
+    <w:lvl w:ilvl="1">
+      <w:start w:val="1"/>
+      <w:numFmt w:val="bullet"/>
+      <w:lvlText w:val="o"/>
+      <w:lvlJc w:val="left"/>
+      <w:pPr>
+        <w:tabs>
+          <w:tab w:val="num" w:pos="1440"/>
+        </w:tabs>
+        <w:ind w:left="1440" w:hanging="360"/>
+      </w:pPr>
+      <w:rPr>
+        <w:rFonts w:ascii="Courier New" w:hAnsi="Courier New" w:hint="default"/>
+        <w:sz w:val="20"/>
+      </w:rPr>
+    </w:lvl>
+    <w:lvl w:ilvl="2" w:tentative="1">
+      <w:start w:val="1"/>
+      <w:numFmt w:val="bullet"/>
+      <w:lvlText w:val=""/>
+      <w:lvlJc w:val="left"/>
+      <w:pPr>
+        <w:tabs>
+          <w:tab w:val="num" w:pos="2160"/>
+        </w:tabs>
+        <w:ind w:left="2160" w:hanging="360"/>
+      </w:pPr>
+      <w:rPr>
+        <w:rFonts w:ascii="Wingdings" w:hAnsi="Wingdings" w:hint="default"/>
+        <w:sz w:val="20"/>
+      </w:rPr>
+    </w:lvl>
+    <w:lvl w:ilvl="3" w:tentative="1">
+      <w:start w:val="1"/>
+      <w:numFmt w:val="bullet"/>
+      <w:lvlText w:val=""/>
+      <w:lvlJc w:val="left"/>
+      <w:pPr>
+        <w:tabs>
+          <w:tab w:val="num" w:pos="2880"/>
+        </w:tabs>
+        <w:ind w:left="2880" w:hanging="360"/>
+      </w:pPr>
+      <w:rPr>
+        <w:rFonts w:ascii="Wingdings" w:hAnsi="Wingdings" w:hint="default"/>
+        <w:sz w:val="20"/>
+      </w:rPr>
+    </w:lvl>
+    <w:lvl w:ilvl="4" w:tentative="1">
+      <w:start w:val="1"/>
+      <w:numFmt w:val="bullet"/>
+      <w:lvlText w:val=""/>
+      <w:lvlJc w:val="left"/>
+      <w:pPr>
+        <w:tabs>
+          <w:tab w:val="num" w:pos="3600"/>
+        </w:tabs>
+        <w:ind w:left="3600" w:hanging="360"/>
+      </w:pPr>
+      <w:rPr>
+        <w:rFonts w:ascii="Wingdings" w:hAnsi="Wingdings" w:hint="default"/>
+        <w:sz w:val="20"/>
+      </w:rPr>
+    </w:lvl>
+    <w:lvl w:ilvl="5" w:tentative="1">
+      <w:start w:val="1"/>
+      <w:numFmt w:val="bullet"/>
+      <w:lvlText w:val=""/>
+      <w:lvlJc w:val="left"/>
+      <w:pPr>
+        <w:tabs>
+          <w:tab w:val="num" w:pos="4320"/>
+        </w:tabs>
+        <w:ind w:left="4320" w:hanging="360"/>
+      </w:pPr>
+      <w:rPr>
+        <w:rFonts w:ascii="Wingdings" w:hAnsi="Wingdings" w:hint="default"/>
+        <w:sz w:val="20"/>
+      </w:rPr>
+    </w:lvl>
+    <w:lvl w:ilvl="6" w:tentative="1">
+      <w:start w:val="1"/>
+      <w:numFmt w:val="bullet"/>
+      <w:lvlText w:val=""/>
+      <w:lvlJc w:val="left"/>
+      <w:pPr>
+        <w:tabs>
+          <w:tab w:val="num" w:pos="5040"/>
+        </w:tabs>
+        <w:ind w:left="5040" w:hanging="360"/>
+      </w:pPr>
+      <w:rPr>
+        <w:rFonts w:ascii="Wingdings" w:hAnsi="Wingdings" w:hint="default"/>
+        <w:sz w:val="20"/>
+      </w:rPr>
+    </w:lvl>
+    <w:lvl w:ilvl="7" w:tentative="1">
+      <w:start w:val="1"/>
+      <w:numFmt w:val="bullet"/>
+      <w:lvlText w:val=""/>
+      <w:lvlJc w:val="left"/>
+      <w:pPr>
+        <w:tabs>
+          <w:tab w:val="num" w:pos="5760"/>
+        </w:tabs>
+        <w:ind w:left="5760" w:hanging="360"/>
+      </w:pPr>
+      <w:rPr>
+        <w:rFonts w:ascii="Wingdings" w:hAnsi="Wingdings" w:hint="default"/>
+        <w:sz w:val="20"/>
+      </w:rPr>
+    </w:lvl>
+    <w:lvl w:ilvl="8" w:tentative="1">
+      <w:start w:val="1"/>
+      <w:numFmt w:val="bullet"/>
+      <w:lvlText w:val=""/>
+      <w:lvlJc w:val="left"/>
+      <w:pPr>
+        <w:tabs>
+          <w:tab w:val="num" w:pos="6480"/>
+        </w:tabs>
+        <w:ind w:left="6480" w:hanging="360"/>
+      </w:pPr>
+      <w:rPr>
+        <w:rFonts w:ascii="Wingdings" w:hAnsi="Wingdings" w:hint="default"/>
+        <w:sz w:val="20"/>
+      </w:rPr>
+    </w:lvl>
+  </w:abstractNum>
+  <w:abstractNum w:abstractNumId="3" w15:restartNumberingAfterBreak="0">
+    <w:nsid w:val="15DF30AE"/>
+    <w:multiLevelType w:val="hybridMultilevel"/>
+    <w:tmpl w:val="50F411AA"/>
+    <w:lvl w:ilvl="0" w:tplc="1000000F">
+      <w:start w:val="1"/>
+      <w:numFmt w:val="decimal"/>
+      <w:lvlText w:val="%1."/>
+      <w:lvlJc w:val="left"/>
+      <w:pPr>
+        <w:ind w:left="720" w:hanging="360"/>
+      </w:pPr>
+    </w:lvl>
+    <w:lvl w:ilvl="1" w:tplc="10000019" w:tentative="1">
+      <w:start w:val="1"/>
+      <w:numFmt w:val="lowerLetter"/>
+      <w:lvlText w:val="%2."/>
+      <w:lvlJc w:val="left"/>
+      <w:pPr>
+        <w:ind w:left="1440" w:hanging="360"/>
+      </w:pPr>
+    </w:lvl>
+    <w:lvl w:ilvl="2" w:tplc="1000001B" w:tentative="1">
+      <w:start w:val="1"/>
+      <w:numFmt w:val="lowerRoman"/>
+      <w:lvlText w:val="%3."/>
+      <w:lvlJc w:val="right"/>
+      <w:pPr>
+        <w:ind w:left="2160" w:hanging="180"/>
+      </w:pPr>
+    </w:lvl>
+    <w:lvl w:ilvl="3" w:tplc="1000000F" w:tentative="1">
+      <w:start w:val="1"/>
+      <w:numFmt w:val="decimal"/>
+      <w:lvlText w:val="%4."/>
+      <w:lvlJc w:val="left"/>
+      <w:pPr>
+        <w:ind w:left="2880" w:hanging="360"/>
+      </w:pPr>
+    </w:lvl>
+    <w:lvl w:ilvl="4" w:tplc="10000019" w:tentative="1">
+      <w:start w:val="1"/>
+      <w:numFmt w:val="lowerLetter"/>
+      <w:lvlText w:val="%5."/>
+      <w:lvlJc w:val="left"/>
+      <w:pPr>
+        <w:ind w:left="3600" w:hanging="360"/>
+      </w:pPr>
+    </w:lvl>
+    <w:lvl w:ilvl="5" w:tplc="1000001B" w:tentative="1">
+      <w:start w:val="1"/>
+      <w:numFmt w:val="lowerRoman"/>
+      <w:lvlText w:val="%6."/>
+      <w:lvlJc w:val="right"/>
+      <w:pPr>
+        <w:ind w:left="4320" w:hanging="180"/>
+      </w:pPr>
+    </w:lvl>
+    <w:lvl w:ilvl="6" w:tplc="1000000F" w:tentative="1">
+      <w:start w:val="1"/>
+      <w:numFmt w:val="decimal"/>
+      <w:lvlText w:val="%7."/>
+      <w:lvlJc w:val="left"/>
+      <w:pPr>
+        <w:ind w:left="5040" w:hanging="360"/>
+      </w:pPr>
+    </w:lvl>
+    <w:lvl w:ilvl="7" w:tplc="10000019" w:tentative="1">
+      <w:start w:val="1"/>
+      <w:numFmt w:val="lowerLetter"/>
+      <w:lvlText w:val="%8."/>
+      <w:lvlJc w:val="left"/>
+      <w:pPr>
+        <w:ind w:left="5760" w:hanging="360"/>
+      </w:pPr>
+    </w:lvl>
+    <w:lvl w:ilvl="8" w:tplc="1000001B" w:tentative="1">
+      <w:start w:val="1"/>
+      <w:numFmt w:val="lowerRoman"/>
+      <w:lvlText w:val="%9."/>
+      <w:lvlJc w:val="right"/>
+      <w:pPr>
+        <w:ind w:left="6480" w:hanging="180"/>
+      </w:pPr>
+    </w:lvl>
+  </w:abstractNum>
+  <w:abstractNum w:abstractNumId="4" w15:restartNumberingAfterBreak="0">
+    <w:nsid w:val="195041A5"/>
+    <w:multiLevelType w:val="multilevel"/>
+    <w:tmpl w:val="CA0CB08C"/>
+    <w:lvl w:ilvl="0">
+      <w:start w:val="1"/>
+      <w:numFmt w:val="bullet"/>
+      <w:lvlText w:val=""/>
+      <w:lvlJc w:val="left"/>
+      <w:pPr>
+        <w:tabs>
+          <w:tab w:val="num" w:pos="720"/>
+        </w:tabs>
+        <w:ind w:left="720" w:hanging="360"/>
+      </w:pPr>
+      <w:rPr>
+        <w:rFonts w:ascii="Symbol" w:hAnsi="Symbol" w:hint="default"/>
+        <w:sz w:val="20"/>
+      </w:rPr>
+    </w:lvl>
+    <w:lvl w:ilvl="1">
+      <w:start w:val="1"/>
+      <w:numFmt w:val="bullet"/>
+      <w:lvlText w:val=""/>
+      <w:lvlJc w:val="left"/>
+      <w:pPr>
+        <w:tabs>
+          <w:tab w:val="num" w:pos="1440"/>
+        </w:tabs>
+        <w:ind w:left="1440" w:hanging="360"/>
+      </w:pPr>
+      <w:rPr>
+        <w:rFonts w:ascii="Symbol" w:hAnsi="Symbol" w:hint="default"/>
+        <w:sz w:val="20"/>
+      </w:rPr>
+    </w:lvl>
+    <w:lvl w:ilvl="2" w:tentative="1">
+      <w:start w:val="1"/>
+      <w:numFmt w:val="bullet"/>
+      <w:lvlText w:val=""/>
+      <w:lvlJc w:val="left"/>
+      <w:pPr>
+        <w:tabs>
+          <w:tab w:val="num" w:pos="2160"/>
+        </w:tabs>
+        <w:ind w:left="2160" w:hanging="360"/>
+      </w:pPr>
+      <w:rPr>
+        <w:rFonts w:ascii="Wingdings" w:hAnsi="Wingdings" w:hint="default"/>
+        <w:sz w:val="20"/>
+      </w:rPr>
+    </w:lvl>
+    <w:lvl w:ilvl="3" w:tentative="1">
+      <w:start w:val="1"/>
+      <w:numFmt w:val="bullet"/>
+      <w:lvlText w:val=""/>
+      <w:lvlJc w:val="left"/>
+      <w:pPr>
+        <w:tabs>
+          <w:tab w:val="num" w:pos="2880"/>
+        </w:tabs>
+        <w:ind w:left="2880" w:hanging="360"/>
+      </w:pPr>
+      <w:rPr>
+        <w:rFonts w:ascii="Wingdings" w:hAnsi="Wingdings" w:hint="default"/>
+        <w:sz w:val="20"/>
+      </w:rPr>
+    </w:lvl>
+    <w:lvl w:ilvl="4" w:tentative="1">
+      <w:start w:val="1"/>
+      <w:numFmt w:val="bullet"/>
+      <w:lvlText w:val=""/>
+      <w:lvlJc w:val="left"/>
+      <w:pPr>
+        <w:tabs>
+          <w:tab w:val="num" w:pos="3600"/>
+        </w:tabs>
+        <w:ind w:left="3600" w:hanging="360"/>
+      </w:pPr>
+      <w:rPr>
+        <w:rFonts w:ascii="Wingdings" w:hAnsi="Wingdings" w:hint="default"/>
+        <w:sz w:val="20"/>
+      </w:rPr>
+    </w:lvl>
+    <w:lvl w:ilvl="5" w:tentative="1">
+      <w:start w:val="1"/>
+      <w:numFmt w:val="bullet"/>
+      <w:lvlText w:val=""/>
+      <w:lvlJc w:val="left"/>
+      <w:pPr>
+        <w:tabs>
+          <w:tab w:val="num" w:pos="4320"/>
+        </w:tabs>
+        <w:ind w:left="4320" w:hanging="360"/>
+      </w:pPr>
+      <w:rPr>
+        <w:rFonts w:ascii="Wingdings" w:hAnsi="Wingdings" w:hint="default"/>
+        <w:sz w:val="20"/>
+      </w:rPr>
+    </w:lvl>
+    <w:lvl w:ilvl="6" w:tentative="1">
+      <w:start w:val="1"/>
+      <w:numFmt w:val="bullet"/>
+      <w:lvlText w:val=""/>
+      <w:lvlJc w:val="left"/>
+      <w:pPr>
+        <w:tabs>
+          <w:tab w:val="num" w:pos="5040"/>
+        </w:tabs>
+        <w:ind w:left="5040" w:hanging="360"/>
+      </w:pPr>
+      <w:rPr>
+        <w:rFonts w:ascii="Wingdings" w:hAnsi="Wingdings" w:hint="default"/>
+        <w:sz w:val="20"/>
+      </w:rPr>
+    </w:lvl>
+    <w:lvl w:ilvl="7" w:tentative="1">
+      <w:start w:val="1"/>
+      <w:numFmt w:val="bullet"/>
+      <w:lvlText w:val=""/>
+      <w:lvlJc w:val="left"/>
+      <w:pPr>
+        <w:tabs>
+          <w:tab w:val="num" w:pos="5760"/>
+        </w:tabs>
+        <w:ind w:left="5760" w:hanging="360"/>
+      </w:pPr>
+      <w:rPr>
+        <w:rFonts w:ascii="Wingdings" w:hAnsi="Wingdings" w:hint="default"/>
+        <w:sz w:val="20"/>
+      </w:rPr>
+    </w:lvl>
+    <w:lvl w:ilvl="8" w:tentative="1">
+      <w:start w:val="1"/>
+      <w:numFmt w:val="bullet"/>
+      <w:lvlText w:val=""/>
+      <w:lvlJc w:val="left"/>
+      <w:pPr>
+        <w:tabs>
+          <w:tab w:val="num" w:pos="6480"/>
+        </w:tabs>
+        <w:ind w:left="6480" w:hanging="360"/>
+      </w:pPr>
+      <w:rPr>
+        <w:rFonts w:ascii="Wingdings" w:hAnsi="Wingdings" w:hint="default"/>
+        <w:sz w:val="20"/>
+      </w:rPr>
+    </w:lvl>
+  </w:abstractNum>
+  <w:abstractNum w:abstractNumId="5" w15:restartNumberingAfterBreak="0">
+    <w:nsid w:val="1F4D170B"/>
+    <w:multiLevelType w:val="multilevel"/>
+    <w:tmpl w:val="CA0CB08C"/>
+    <w:lvl w:ilvl="0">
+      <w:start w:val="1"/>
+      <w:numFmt w:val="bullet"/>
+      <w:lvlText w:val=""/>
+      <w:lvlJc w:val="left"/>
+      <w:pPr>
+        <w:tabs>
+          <w:tab w:val="num" w:pos="720"/>
+        </w:tabs>
+        <w:ind w:left="720" w:hanging="360"/>
+      </w:pPr>
+      <w:rPr>
+        <w:rFonts w:ascii="Symbol" w:hAnsi="Symbol" w:hint="default"/>
+        <w:sz w:val="20"/>
+      </w:rPr>
+    </w:lvl>
+    <w:lvl w:ilvl="1">
+      <w:start w:val="1"/>
+      <w:numFmt w:val="bullet"/>
+      <w:lvlText w:val=""/>
+      <w:lvlJc w:val="left"/>
+      <w:pPr>
+        <w:tabs>
+          <w:tab w:val="num" w:pos="1440"/>
+        </w:tabs>
+        <w:ind w:left="1440" w:hanging="360"/>
+      </w:pPr>
+      <w:rPr>
+        <w:rFonts w:ascii="Symbol" w:hAnsi="Symbol" w:hint="default"/>
+        <w:sz w:val="20"/>
+      </w:rPr>
+    </w:lvl>
+    <w:lvl w:ilvl="2" w:tentative="1">
+      <w:start w:val="1"/>
+      <w:numFmt w:val="bullet"/>
+      <w:lvlText w:val=""/>
+      <w:lvlJc w:val="left"/>
+      <w:pPr>
+        <w:tabs>
+          <w:tab w:val="num" w:pos="2160"/>
+        </w:tabs>
+        <w:ind w:left="2160" w:hanging="360"/>
+      </w:pPr>
+      <w:rPr>
+        <w:rFonts w:ascii="Wingdings" w:hAnsi="Wingdings" w:hint="default"/>
+        <w:sz w:val="20"/>
+      </w:rPr>
+    </w:lvl>
+    <w:lvl w:ilvl="3" w:tentative="1">
+      <w:start w:val="1"/>
+      <w:numFmt w:val="bullet"/>
+      <w:lvlText w:val=""/>
+      <w:lvlJc w:val="left"/>
+      <w:pPr>
+        <w:tabs>
+          <w:tab w:val="num" w:pos="2880"/>
+        </w:tabs>
+        <w:ind w:left="2880" w:hanging="360"/>
+      </w:pPr>
+      <w:rPr>
+        <w:rFonts w:ascii="Wingdings" w:hAnsi="Wingdings" w:hint="default"/>
+        <w:sz w:val="20"/>
+      </w:rPr>
+    </w:lvl>
+    <w:lvl w:ilvl="4" w:tentative="1">
+      <w:start w:val="1"/>
+      <w:numFmt w:val="bullet"/>
+      <w:lvlText w:val=""/>
+      <w:lvlJc w:val="left"/>
+      <w:pPr>
+        <w:tabs>
+          <w:tab w:val="num" w:pos="3600"/>
+        </w:tabs>
+        <w:ind w:left="3600" w:hanging="360"/>
+      </w:pPr>
+      <w:rPr>
+        <w:rFonts w:ascii="Wingdings" w:hAnsi="Wingdings" w:hint="default"/>
+        <w:sz w:val="20"/>
+      </w:rPr>
+    </w:lvl>
+    <w:lvl w:ilvl="5" w:tentative="1">
+      <w:start w:val="1"/>
+      <w:numFmt w:val="bullet"/>
+      <w:lvlText w:val=""/>
+      <w:lvlJc w:val="left"/>
+      <w:pPr>
+        <w:tabs>
+          <w:tab w:val="num" w:pos="4320"/>
+        </w:tabs>
+        <w:ind w:left="4320" w:hanging="360"/>
+      </w:pPr>
+      <w:rPr>
+        <w:rFonts w:ascii="Wingdings" w:hAnsi="Wingdings" w:hint="default"/>
+        <w:sz w:val="20"/>
+      </w:rPr>
+    </w:lvl>
+    <w:lvl w:ilvl="6" w:tentative="1">
+      <w:start w:val="1"/>
+      <w:numFmt w:val="bullet"/>
+      <w:lvlText w:val=""/>
+      <w:lvlJc w:val="left"/>
+      <w:pPr>
+        <w:tabs>
+          <w:tab w:val="num" w:pos="5040"/>
+        </w:tabs>
+        <w:ind w:left="5040" w:hanging="360"/>
+      </w:pPr>
+      <w:rPr>
+        <w:rFonts w:ascii="Wingdings" w:hAnsi="Wingdings" w:hint="default"/>
+        <w:sz w:val="20"/>
+      </w:rPr>
+    </w:lvl>
+    <w:lvl w:ilvl="7" w:tentative="1">
+      <w:start w:val="1"/>
+      <w:numFmt w:val="bullet"/>
+      <w:lvlText w:val=""/>
+      <w:lvlJc w:val="left"/>
+      <w:pPr>
+        <w:tabs>
+          <w:tab w:val="num" w:pos="5760"/>
+        </w:tabs>
+        <w:ind w:left="5760" w:hanging="360"/>
+      </w:pPr>
+      <w:rPr>
+        <w:rFonts w:ascii="Wingdings" w:hAnsi="Wingdings" w:hint="default"/>
+        <w:sz w:val="20"/>
+      </w:rPr>
+    </w:lvl>
+    <w:lvl w:ilvl="8" w:tentative="1">
+      <w:start w:val="1"/>
+      <w:numFmt w:val="bullet"/>
+      <w:lvlText w:val=""/>
+      <w:lvlJc w:val="left"/>
+      <w:pPr>
+        <w:tabs>
+          <w:tab w:val="num" w:pos="6480"/>
+        </w:tabs>
+        <w:ind w:left="6480" w:hanging="360"/>
+      </w:pPr>
+      <w:rPr>
+        <w:rFonts w:ascii="Wingdings" w:hAnsi="Wingdings" w:hint="default"/>
+        <w:sz w:val="20"/>
+      </w:rPr>
+    </w:lvl>
+  </w:abstractNum>
+  <w:abstractNum w:abstractNumId="6" w15:restartNumberingAfterBreak="0">
+    <w:nsid w:val="26F71089"/>
+    <w:multiLevelType w:val="multilevel"/>
+    <w:tmpl w:val="CA0CB08C"/>
+    <w:lvl w:ilvl="0">
+      <w:start w:val="1"/>
+      <w:numFmt w:val="bullet"/>
+      <w:lvlText w:val=""/>
+      <w:lvlJc w:val="left"/>
+      <w:pPr>
+        <w:tabs>
+          <w:tab w:val="num" w:pos="720"/>
+        </w:tabs>
+        <w:ind w:left="720" w:hanging="360"/>
+      </w:pPr>
+      <w:rPr>
+        <w:rFonts w:ascii="Symbol" w:hAnsi="Symbol" w:hint="default"/>
+        <w:sz w:val="20"/>
+      </w:rPr>
+    </w:lvl>
+    <w:lvl w:ilvl="1">
+      <w:start w:val="1"/>
+      <w:numFmt w:val="bullet"/>
+      <w:lvlText w:val=""/>
+      <w:lvlJc w:val="left"/>
+      <w:pPr>
+        <w:tabs>
+          <w:tab w:val="num" w:pos="1440"/>
+        </w:tabs>
+        <w:ind w:left="1440" w:hanging="360"/>
+      </w:pPr>
+      <w:rPr>
+        <w:rFonts w:ascii="Symbol" w:hAnsi="Symbol" w:hint="default"/>
+        <w:sz w:val="20"/>
+      </w:rPr>
+    </w:lvl>
+    <w:lvl w:ilvl="2" w:tentative="1">
+      <w:start w:val="1"/>
+      <w:numFmt w:val="bullet"/>
+      <w:lvlText w:val=""/>
+      <w:lvlJc w:val="left"/>
+      <w:pPr>
+        <w:tabs>
+          <w:tab w:val="num" w:pos="2160"/>
+        </w:tabs>
+        <w:ind w:left="2160" w:hanging="360"/>
+      </w:pPr>
+      <w:rPr>
+        <w:rFonts w:ascii="Wingdings" w:hAnsi="Wingdings" w:hint="default"/>
+        <w:sz w:val="20"/>
+      </w:rPr>
+    </w:lvl>
+    <w:lvl w:ilvl="3" w:tentative="1">
+      <w:start w:val="1"/>
+      <w:numFmt w:val="bullet"/>
+      <w:lvlText w:val=""/>
+      <w:lvlJc w:val="left"/>
+      <w:pPr>
+        <w:tabs>
+          <w:tab w:val="num" w:pos="2880"/>
+        </w:tabs>
+        <w:ind w:left="2880" w:hanging="360"/>
+      </w:pPr>
+      <w:rPr>
+        <w:rFonts w:ascii="Wingdings" w:hAnsi="Wingdings" w:hint="default"/>
+        <w:sz w:val="20"/>
+      </w:rPr>
+    </w:lvl>
+    <w:lvl w:ilvl="4" w:tentative="1">
+      <w:start w:val="1"/>
+      <w:numFmt w:val="bullet"/>
+      <w:lvlText w:val=""/>
+      <w:lvlJc w:val="left"/>
+      <w:pPr>
+        <w:tabs>
+          <w:tab w:val="num" w:pos="3600"/>
+        </w:tabs>
+        <w:ind w:left="3600" w:hanging="360"/>
+      </w:pPr>
+      <w:rPr>
+        <w:rFonts w:ascii="Wingdings" w:hAnsi="Wingdings" w:hint="default"/>
+        <w:sz w:val="20"/>
+      </w:rPr>
+    </w:lvl>
+    <w:lvl w:ilvl="5" w:tentative="1">
+      <w:start w:val="1"/>
+      <w:numFmt w:val="bullet"/>
+      <w:lvlText w:val=""/>
+      <w:lvlJc w:val="left"/>
+      <w:pPr>
+        <w:tabs>
+          <w:tab w:val="num" w:pos="4320"/>
+        </w:tabs>
+        <w:ind w:left="4320" w:hanging="360"/>
+      </w:pPr>
+      <w:rPr>
+        <w:rFonts w:ascii="Wingdings" w:hAnsi="Wingdings" w:hint="default"/>
+        <w:sz w:val="20"/>
+      </w:rPr>
+    </w:lvl>
+    <w:lvl w:ilvl="6" w:tentative="1">
+      <w:start w:val="1"/>
+      <w:numFmt w:val="bullet"/>
+      <w:lvlText w:val=""/>
+      <w:lvlJc w:val="left"/>
+      <w:pPr>
+        <w:tabs>
+          <w:tab w:val="num" w:pos="5040"/>
+        </w:tabs>
+        <w:ind w:left="5040" w:hanging="360"/>
+      </w:pPr>
+      <w:rPr>
+        <w:rFonts w:ascii="Wingdings" w:hAnsi="Wingdings" w:hint="default"/>
+        <w:sz w:val="20"/>
+      </w:rPr>
+    </w:lvl>
+    <w:lvl w:ilvl="7" w:tentative="1">
+      <w:start w:val="1"/>
+      <w:numFmt w:val="bullet"/>
+      <w:lvlText w:val=""/>
+      <w:lvlJc w:val="left"/>
+      <w:pPr>
+        <w:tabs>
+          <w:tab w:val="num" w:pos="5760"/>
+        </w:tabs>
+        <w:ind w:left="5760" w:hanging="360"/>
+      </w:pPr>
+      <w:rPr>
+        <w:rFonts w:ascii="Wingdings" w:hAnsi="Wingdings" w:hint="default"/>
+        <w:sz w:val="20"/>
+      </w:rPr>
+    </w:lvl>
+    <w:lvl w:ilvl="8" w:tentative="1">
+      <w:start w:val="1"/>
+      <w:numFmt w:val="bullet"/>
+      <w:lvlText w:val=""/>
+      <w:lvlJc w:val="left"/>
+      <w:pPr>
+        <w:tabs>
+          <w:tab w:val="num" w:pos="6480"/>
+        </w:tabs>
+        <w:ind w:left="6480" w:hanging="360"/>
+      </w:pPr>
+      <w:rPr>
+        <w:rFonts w:ascii="Wingdings" w:hAnsi="Wingdings" w:hint="default"/>
+        <w:sz w:val="20"/>
+      </w:rPr>
+    </w:lvl>
+  </w:abstractNum>
+  <w:abstractNum w:abstractNumId="7" w15:restartNumberingAfterBreak="0">
+    <w:nsid w:val="3A2B41C3"/>
+    <w:multiLevelType w:val="multilevel"/>
+    <w:tmpl w:val="3880E67E"/>
+    <w:lvl w:ilvl="0">
+      <w:start w:val="1"/>
+      <w:numFmt w:val="decimal"/>
+      <w:lvlText w:val="%1."/>
+      <w:lvlJc w:val="left"/>
+      <w:pPr>
+        <w:tabs>
+          <w:tab w:val="num" w:pos="720"/>
+        </w:tabs>
+        <w:ind w:left="720" w:hanging="360"/>
+      </w:pPr>
+    </w:lvl>
+    <w:lvl w:ilvl="1">
+      <w:start w:val="1"/>
+      <w:numFmt w:val="bullet"/>
+      <w:lvlText w:val="o"/>
+      <w:lvlJc w:val="left"/>
+      <w:pPr>
+        <w:tabs>
+          <w:tab w:val="num" w:pos="1440"/>
+        </w:tabs>
+        <w:ind w:left="1440" w:hanging="360"/>
+      </w:pPr>
+      <w:rPr>
+        <w:rFonts w:ascii="Courier New" w:hAnsi="Courier New" w:hint="default"/>
+        <w:sz w:val="20"/>
+      </w:rPr>
+    </w:lvl>
+    <w:lvl w:ilvl="2" w:tentative="1">
+      <w:start w:val="1"/>
+      <w:numFmt w:val="decimal"/>
+      <w:lvlText w:val="%3."/>
+      <w:lvlJc w:val="left"/>
+      <w:pPr>
+        <w:tabs>
+          <w:tab w:val="num" w:pos="2160"/>
+        </w:tabs>
+        <w:ind w:left="2160" w:hanging="360"/>
+      </w:pPr>
+    </w:lvl>
+    <w:lvl w:ilvl="3" w:tentative="1">
+      <w:start w:val="1"/>
+      <w:numFmt w:val="decimal"/>
+      <w:lvlText w:val="%4."/>
+      <w:lvlJc w:val="left"/>
+      <w:pPr>
+        <w:tabs>
+          <w:tab w:val="num" w:pos="2880"/>
+        </w:tabs>
+        <w:ind w:left="2880" w:hanging="360"/>
+      </w:pPr>
+    </w:lvl>
+    <w:lvl w:ilvl="4" w:tentative="1">
+      <w:start w:val="1"/>
+      <w:numFmt w:val="decimal"/>
+      <w:lvlText w:val="%5."/>
+      <w:lvlJc w:val="left"/>
+      <w:pPr>
+        <w:tabs>
+          <w:tab w:val="num" w:pos="3600"/>
+        </w:tabs>
+        <w:ind w:left="3600" w:hanging="360"/>
+      </w:pPr>
+    </w:lvl>
+    <w:lvl w:ilvl="5" w:tentative="1">
+      <w:start w:val="1"/>
+      <w:numFmt w:val="decimal"/>
+      <w:lvlText w:val="%6."/>
+      <w:lvlJc w:val="left"/>
+      <w:pPr>
+        <w:tabs>
+          <w:tab w:val="num" w:pos="4320"/>
+        </w:tabs>
+        <w:ind w:left="4320" w:hanging="360"/>
+      </w:pPr>
+    </w:lvl>
+    <w:lvl w:ilvl="6" w:tentative="1">
+      <w:start w:val="1"/>
+      <w:numFmt w:val="decimal"/>
+      <w:lvlText w:val="%7."/>
+      <w:lvlJc w:val="left"/>
+      <w:pPr>
+        <w:tabs>
+          <w:tab w:val="num" w:pos="5040"/>
+        </w:tabs>
+        <w:ind w:left="5040" w:hanging="360"/>
+      </w:pPr>
+    </w:lvl>
+    <w:lvl w:ilvl="7" w:tentative="1">
+      <w:start w:val="1"/>
+      <w:numFmt w:val="decimal"/>
+      <w:lvlText w:val="%8."/>
+      <w:lvlJc w:val="left"/>
+      <w:pPr>
+        <w:tabs>
+          <w:tab w:val="num" w:pos="5760"/>
+        </w:tabs>
+        <w:ind w:left="5760" w:hanging="360"/>
+      </w:pPr>
+    </w:lvl>
+    <w:lvl w:ilvl="8" w:tentative="1">
+      <w:start w:val="1"/>
+      <w:numFmt w:val="decimal"/>
+      <w:lvlText w:val="%9."/>
+      <w:lvlJc w:val="left"/>
+      <w:pPr>
+        <w:tabs>
+          <w:tab w:val="num" w:pos="6480"/>
+        </w:tabs>
+        <w:ind w:left="6480" w:hanging="360"/>
+      </w:pPr>
+    </w:lvl>
+  </w:abstractNum>
+  <w:abstractNum w:abstractNumId="8" w15:restartNumberingAfterBreak="0">
+    <w:nsid w:val="47112968"/>
+    <w:multiLevelType w:val="multilevel"/>
+    <w:tmpl w:val="CA0CB08C"/>
+    <w:lvl w:ilvl="0">
+      <w:start w:val="1"/>
+      <w:numFmt w:val="bullet"/>
+      <w:lvlText w:val=""/>
+      <w:lvlJc w:val="left"/>
+      <w:pPr>
+        <w:tabs>
+          <w:tab w:val="num" w:pos="720"/>
+        </w:tabs>
+        <w:ind w:left="720" w:hanging="360"/>
+      </w:pPr>
+      <w:rPr>
+        <w:rFonts w:ascii="Symbol" w:hAnsi="Symbol" w:hint="default"/>
+        <w:sz w:val="20"/>
+      </w:rPr>
+    </w:lvl>
+    <w:lvl w:ilvl="1">
+      <w:start w:val="1"/>
+      <w:numFmt w:val="bullet"/>
+      <w:lvlText w:val=""/>
+      <w:lvlJc w:val="left"/>
+      <w:pPr>
+        <w:tabs>
+          <w:tab w:val="num" w:pos="1440"/>
+        </w:tabs>
+        <w:ind w:left="1440" w:hanging="360"/>
+      </w:pPr>
+      <w:rPr>
+        <w:rFonts w:ascii="Symbol" w:hAnsi="Symbol" w:hint="default"/>
+        <w:sz w:val="20"/>
+      </w:rPr>
+    </w:lvl>
+    <w:lvl w:ilvl="2" w:tentative="1">
+      <w:start w:val="1"/>
+      <w:numFmt w:val="bullet"/>
+      <w:lvlText w:val=""/>
+      <w:lvlJc w:val="left"/>
+      <w:pPr>
+        <w:tabs>
+          <w:tab w:val="num" w:pos="2160"/>
+        </w:tabs>
+        <w:ind w:left="2160" w:hanging="360"/>
+      </w:pPr>
+      <w:rPr>
+        <w:rFonts w:ascii="Wingdings" w:hAnsi="Wingdings" w:hint="default"/>
+        <w:sz w:val="20"/>
+      </w:rPr>
+    </w:lvl>
+    <w:lvl w:ilvl="3" w:tentative="1">
+      <w:start w:val="1"/>
+      <w:numFmt w:val="bullet"/>
+      <w:lvlText w:val=""/>
+      <w:lvlJc w:val="left"/>
+      <w:pPr>
+        <w:tabs>
+          <w:tab w:val="num" w:pos="2880"/>
+        </w:tabs>
+        <w:ind w:left="2880" w:hanging="360"/>
+      </w:pPr>
+      <w:rPr>
+        <w:rFonts w:ascii="Wingdings" w:hAnsi="Wingdings" w:hint="default"/>
+        <w:sz w:val="20"/>
+      </w:rPr>
+    </w:lvl>
+    <w:lvl w:ilvl="4" w:tentative="1">
+      <w:start w:val="1"/>
+      <w:numFmt w:val="bullet"/>
+      <w:lvlText w:val=""/>
+      <w:lvlJc w:val="left"/>
+      <w:pPr>
+        <w:tabs>
+          <w:tab w:val="num" w:pos="3600"/>
+        </w:tabs>
+        <w:ind w:left="3600" w:hanging="360"/>
+      </w:pPr>
+      <w:rPr>
+        <w:rFonts w:ascii="Wingdings" w:hAnsi="Wingdings" w:hint="default"/>
+        <w:sz w:val="20"/>
+      </w:rPr>
+    </w:lvl>
+    <w:lvl w:ilvl="5" w:tentative="1">
+      <w:start w:val="1"/>
+      <w:numFmt w:val="bullet"/>
+      <w:lvlText w:val=""/>
+      <w:lvlJc w:val="left"/>
+      <w:pPr>
+        <w:tabs>
+          <w:tab w:val="num" w:pos="4320"/>
+        </w:tabs>
+        <w:ind w:left="4320" w:hanging="360"/>
+      </w:pPr>
+      <w:rPr>
+        <w:rFonts w:ascii="Wingdings" w:hAnsi="Wingdings" w:hint="default"/>
+        <w:sz w:val="20"/>
+      </w:rPr>
+    </w:lvl>
+    <w:lvl w:ilvl="6" w:tentative="1">
+      <w:start w:val="1"/>
+      <w:numFmt w:val="bullet"/>
+      <w:lvlText w:val=""/>
+      <w:lvlJc w:val="left"/>
+      <w:pPr>
+        <w:tabs>
+          <w:tab w:val="num" w:pos="5040"/>
+        </w:tabs>
+        <w:ind w:left="5040" w:hanging="360"/>
+      </w:pPr>
+      <w:rPr>
+        <w:rFonts w:ascii="Wingdings" w:hAnsi="Wingdings" w:hint="default"/>
+        <w:sz w:val="20"/>
+      </w:rPr>
+    </w:lvl>
+    <w:lvl w:ilvl="7" w:tentative="1">
+      <w:start w:val="1"/>
+      <w:numFmt w:val="bullet"/>
+      <w:lvlText w:val=""/>
+      <w:lvlJc w:val="left"/>
+      <w:pPr>
+        <w:tabs>
+          <w:tab w:val="num" w:pos="5760"/>
+        </w:tabs>
+        <w:ind w:left="5760" w:hanging="360"/>
+      </w:pPr>
+      <w:rPr>
+        <w:rFonts w:ascii="Wingdings" w:hAnsi="Wingdings" w:hint="default"/>
+        <w:sz w:val="20"/>
+      </w:rPr>
+    </w:lvl>
+    <w:lvl w:ilvl="8" w:tentative="1">
+      <w:start w:val="1"/>
+      <w:numFmt w:val="bullet"/>
+      <w:lvlText w:val=""/>
+      <w:lvlJc w:val="left"/>
+      <w:pPr>
+        <w:tabs>
+          <w:tab w:val="num" w:pos="6480"/>
+        </w:tabs>
+        <w:ind w:left="6480" w:hanging="360"/>
+      </w:pPr>
+      <w:rPr>
+        <w:rFonts w:ascii="Wingdings" w:hAnsi="Wingdings" w:hint="default"/>
+        <w:sz w:val="20"/>
+      </w:rPr>
+    </w:lvl>
+  </w:abstractNum>
+  <w:abstractNum w:abstractNumId="9" w15:restartNumberingAfterBreak="0">
+    <w:nsid w:val="59A66C06"/>
+    <w:multiLevelType w:val="multilevel"/>
+    <w:tmpl w:val="CA0CB08C"/>
+    <w:lvl w:ilvl="0">
+      <w:start w:val="1"/>
+      <w:numFmt w:val="bullet"/>
+      <w:lvlText w:val=""/>
+      <w:lvlJc w:val="left"/>
+      <w:pPr>
+        <w:tabs>
+          <w:tab w:val="num" w:pos="720"/>
+        </w:tabs>
+        <w:ind w:left="720" w:hanging="360"/>
+      </w:pPr>
+      <w:rPr>
+        <w:rFonts w:ascii="Symbol" w:hAnsi="Symbol" w:hint="default"/>
+        <w:sz w:val="20"/>
+      </w:rPr>
+    </w:lvl>
+    <w:lvl w:ilvl="1">
+      <w:start w:val="1"/>
+      <w:numFmt w:val="bullet"/>
+      <w:lvlText w:val=""/>
+      <w:lvlJc w:val="left"/>
+      <w:pPr>
+        <w:tabs>
+          <w:tab w:val="num" w:pos="1440"/>
+        </w:tabs>
+        <w:ind w:left="1440" w:hanging="360"/>
+      </w:pPr>
+      <w:rPr>
+        <w:rFonts w:ascii="Symbol" w:hAnsi="Symbol" w:hint="default"/>
+        <w:sz w:val="20"/>
+      </w:rPr>
+    </w:lvl>
+    <w:lvl w:ilvl="2" w:tentative="1">
+      <w:start w:val="1"/>
+      <w:numFmt w:val="bullet"/>
+      <w:lvlText w:val=""/>
+      <w:lvlJc w:val="left"/>
+      <w:pPr>
+        <w:tabs>
+          <w:tab w:val="num" w:pos="2160"/>
+        </w:tabs>
+        <w:ind w:left="2160" w:hanging="360"/>
+      </w:pPr>
+      <w:rPr>
+        <w:rFonts w:ascii="Wingdings" w:hAnsi="Wingdings" w:hint="default"/>
+        <w:sz w:val="20"/>
+      </w:rPr>
+    </w:lvl>
+    <w:lvl w:ilvl="3" w:tentative="1">
+      <w:start w:val="1"/>
+      <w:numFmt w:val="bullet"/>
+      <w:lvlText w:val=""/>
+      <w:lvlJc w:val="left"/>
+      <w:pPr>
+        <w:tabs>
+          <w:tab w:val="num" w:pos="2880"/>
+        </w:tabs>
+        <w:ind w:left="2880" w:hanging="360"/>
+      </w:pPr>
+      <w:rPr>
+        <w:rFonts w:ascii="Wingdings" w:hAnsi="Wingdings" w:hint="default"/>
+        <w:sz w:val="20"/>
+      </w:rPr>
+    </w:lvl>
+    <w:lvl w:ilvl="4" w:tentative="1">
+      <w:start w:val="1"/>
+      <w:numFmt w:val="bullet"/>
+      <w:lvlText w:val=""/>
+      <w:lvlJc w:val="left"/>
+      <w:pPr>
+        <w:tabs>
+          <w:tab w:val="num" w:pos="3600"/>
+        </w:tabs>
+        <w:ind w:left="3600" w:hanging="360"/>
+      </w:pPr>
+      <w:rPr>
+        <w:rFonts w:ascii="Wingdings" w:hAnsi="Wingdings" w:hint="default"/>
+        <w:sz w:val="20"/>
+      </w:rPr>
+    </w:lvl>
+    <w:lvl w:ilvl="5" w:tentative="1">
+      <w:start w:val="1"/>
+      <w:numFmt w:val="bullet"/>
+      <w:lvlText w:val=""/>
+      <w:lvlJc w:val="left"/>
+      <w:pPr>
+        <w:tabs>
+          <w:tab w:val="num" w:pos="4320"/>
+        </w:tabs>
+        <w:ind w:left="4320" w:hanging="360"/>
+      </w:pPr>
+      <w:rPr>
+        <w:rFonts w:ascii="Wingdings" w:hAnsi="Wingdings" w:hint="default"/>
+        <w:sz w:val="20"/>
+      </w:rPr>
+    </w:lvl>
+    <w:lvl w:ilvl="6" w:tentative="1">
+      <w:start w:val="1"/>
+      <w:numFmt w:val="bullet"/>
+      <w:lvlText w:val=""/>
+      <w:lvlJc w:val="left"/>
+      <w:pPr>
+        <w:tabs>
+          <w:tab w:val="num" w:pos="5040"/>
+        </w:tabs>
+        <w:ind w:left="5040" w:hanging="360"/>
+      </w:pPr>
+      <w:rPr>
+        <w:rFonts w:ascii="Wingdings" w:hAnsi="Wingdings" w:hint="default"/>
+        <w:sz w:val="20"/>
+      </w:rPr>
+    </w:lvl>
+    <w:lvl w:ilvl="7" w:tentative="1">
+      <w:start w:val="1"/>
+      <w:numFmt w:val="bullet"/>
+      <w:lvlText w:val=""/>
+      <w:lvlJc w:val="left"/>
+      <w:pPr>
+        <w:tabs>
+          <w:tab w:val="num" w:pos="5760"/>
+        </w:tabs>
+        <w:ind w:left="5760" w:hanging="360"/>
+      </w:pPr>
+      <w:rPr>
+        <w:rFonts w:ascii="Wingdings" w:hAnsi="Wingdings" w:hint="default"/>
+        <w:sz w:val="20"/>
+      </w:rPr>
+    </w:lvl>
+    <w:lvl w:ilvl="8" w:tentative="1">
+      <w:start w:val="1"/>
+      <w:numFmt w:val="bullet"/>
+      <w:lvlText w:val=""/>
+      <w:lvlJc w:val="left"/>
+      <w:pPr>
+        <w:tabs>
+          <w:tab w:val="num" w:pos="6480"/>
+        </w:tabs>
+        <w:ind w:left="6480" w:hanging="360"/>
+      </w:pPr>
+      <w:rPr>
+        <w:rFonts w:ascii="Wingdings" w:hAnsi="Wingdings" w:hint="default"/>
+        <w:sz w:val="20"/>
+      </w:rPr>
+    </w:lvl>
+  </w:abstractNum>
+  <w:abstractNum w:abstractNumId="10" w15:restartNumberingAfterBreak="0">
+    <w:nsid w:val="5F307B7D"/>
+    <w:multiLevelType w:val="multilevel"/>
+    <w:tmpl w:val="CA0CB08C"/>
+    <w:lvl w:ilvl="0">
+      <w:start w:val="1"/>
+      <w:numFmt w:val="bullet"/>
+      <w:lvlText w:val=""/>
+      <w:lvlJc w:val="left"/>
+      <w:pPr>
+        <w:tabs>
+          <w:tab w:val="num" w:pos="720"/>
+        </w:tabs>
+        <w:ind w:left="720" w:hanging="360"/>
+      </w:pPr>
+      <w:rPr>
+        <w:rFonts w:ascii="Symbol" w:hAnsi="Symbol" w:hint="default"/>
+        <w:sz w:val="20"/>
+      </w:rPr>
+    </w:lvl>
+    <w:lvl w:ilvl="1">
+      <w:start w:val="1"/>
+      <w:numFmt w:val="bullet"/>
+      <w:lvlText w:val=""/>
+      <w:lvlJc w:val="left"/>
+      <w:pPr>
+        <w:tabs>
+          <w:tab w:val="num" w:pos="1440"/>
+        </w:tabs>
+        <w:ind w:left="1440" w:hanging="360"/>
+      </w:pPr>
+      <w:rPr>
+        <w:rFonts w:ascii="Symbol" w:hAnsi="Symbol" w:hint="default"/>
+        <w:sz w:val="20"/>
+      </w:rPr>
+    </w:lvl>
+    <w:lvl w:ilvl="2" w:tentative="1">
+      <w:start w:val="1"/>
+      <w:numFmt w:val="bullet"/>
+      <w:lvlText w:val=""/>
+      <w:lvlJc w:val="left"/>
+      <w:pPr>
+        <w:tabs>
+          <w:tab w:val="num" w:pos="2160"/>
+        </w:tabs>
+        <w:ind w:left="2160" w:hanging="360"/>
+      </w:pPr>
+      <w:rPr>
+        <w:rFonts w:ascii="Wingdings" w:hAnsi="Wingdings" w:hint="default"/>
+        <w:sz w:val="20"/>
+      </w:rPr>
+    </w:lvl>
+    <w:lvl w:ilvl="3" w:tentative="1">
+      <w:start w:val="1"/>
+      <w:numFmt w:val="bullet"/>
+      <w:lvlText w:val=""/>
+      <w:lvlJc w:val="left"/>
+      <w:pPr>
+        <w:tabs>
+          <w:tab w:val="num" w:pos="2880"/>
+        </w:tabs>
+        <w:ind w:left="2880" w:hanging="360"/>
+      </w:pPr>
+      <w:rPr>
+        <w:rFonts w:ascii="Wingdings" w:hAnsi="Wingdings" w:hint="default"/>
+        <w:sz w:val="20"/>
+      </w:rPr>
+    </w:lvl>
+    <w:lvl w:ilvl="4" w:tentative="1">
+      <w:start w:val="1"/>
+      <w:numFmt w:val="bullet"/>
+      <w:lvlText w:val=""/>
+      <w:lvlJc w:val="left"/>
+      <w:pPr>
+        <w:tabs>
+          <w:tab w:val="num" w:pos="3600"/>
+        </w:tabs>
+        <w:ind w:left="3600" w:hanging="360"/>
+      </w:pPr>
+      <w:rPr>
+        <w:rFonts w:ascii="Wingdings" w:hAnsi="Wingdings" w:hint="default"/>
+        <w:sz w:val="20"/>
+      </w:rPr>
+    </w:lvl>
+    <w:lvl w:ilvl="5" w:tentative="1">
+      <w:start w:val="1"/>
+      <w:numFmt w:val="bullet"/>
+      <w:lvlText w:val=""/>
+      <w:lvlJc w:val="left"/>
+      <w:pPr>
+        <w:tabs>
+          <w:tab w:val="num" w:pos="4320"/>
+        </w:tabs>
+        <w:ind w:left="4320" w:hanging="360"/>
+      </w:pPr>
+      <w:rPr>
+        <w:rFonts w:ascii="Wingdings" w:hAnsi="Wingdings" w:hint="default"/>
+        <w:sz w:val="20"/>
+      </w:rPr>
+    </w:lvl>
+    <w:lvl w:ilvl="6" w:tentative="1">
+      <w:start w:val="1"/>
+      <w:numFmt w:val="bullet"/>
+      <w:lvlText w:val=""/>
+      <w:lvlJc w:val="left"/>
+      <w:pPr>
+        <w:tabs>
+          <w:tab w:val="num" w:pos="5040"/>
+        </w:tabs>
+        <w:ind w:left="5040" w:hanging="360"/>
+      </w:pPr>
+      <w:rPr>
+        <w:rFonts w:ascii="Wingdings" w:hAnsi="Wingdings" w:hint="default"/>
+        <w:sz w:val="20"/>
+      </w:rPr>
+    </w:lvl>
+    <w:lvl w:ilvl="7" w:tentative="1">
+      <w:start w:val="1"/>
+      <w:numFmt w:val="bullet"/>
+      <w:lvlText w:val=""/>
+      <w:lvlJc w:val="left"/>
+      <w:pPr>
+        <w:tabs>
+          <w:tab w:val="num" w:pos="5760"/>
+        </w:tabs>
+        <w:ind w:left="5760" w:hanging="360"/>
+      </w:pPr>
+      <w:rPr>
+        <w:rFonts w:ascii="Wingdings" w:hAnsi="Wingdings" w:hint="default"/>
+        <w:sz w:val="20"/>
+      </w:rPr>
+    </w:lvl>
+    <w:lvl w:ilvl="8" w:tentative="1">
+      <w:start w:val="1"/>
+      <w:numFmt w:val="bullet"/>
+      <w:lvlText w:val=""/>
+      <w:lvlJc w:val="left"/>
+      <w:pPr>
+        <w:tabs>
+          <w:tab w:val="num" w:pos="6480"/>
+        </w:tabs>
+        <w:ind w:left="6480" w:hanging="360"/>
+      </w:pPr>
+      <w:rPr>
+        <w:rFonts w:ascii="Wingdings" w:hAnsi="Wingdings" w:hint="default"/>
+        <w:sz w:val="20"/>
+      </w:rPr>
+    </w:lvl>
+  </w:abstractNum>
+  <w:num w:numId="1">
+    <w:abstractNumId w:val="2"/>
+  </w:num>
+  <w:num w:numId="2">
+    <w:abstractNumId w:val="7"/>
+  </w:num>
+  <w:num w:numId="3">
+    <w:abstractNumId w:val="1"/>
+  </w:num>
+  <w:num w:numId="4">
+    <w:abstractNumId w:val="8"/>
+  </w:num>
+  <w:num w:numId="5">
+    <w:abstractNumId w:val="6"/>
+  </w:num>
+  <w:num w:numId="6">
+    <w:abstractNumId w:val="3"/>
+  </w:num>
+  <w:num w:numId="7">
+    <w:abstractNumId w:val="5"/>
+  </w:num>
+  <w:num w:numId="8">
+    <w:abstractNumId w:val="4"/>
+  </w:num>
+  <w:num w:numId="9">
+    <w:abstractNumId w:val="9"/>
+  </w:num>
+  <w:num w:numId="10">
+    <w:abstractNumId w:val="0"/>
+  </w:num>
+  <w:num w:numId="11">
+    <w:abstractNumId w:val="10"/>
+  </w:num>
+</w:numbering>
+</file>
+
 <file path=word/styles.xml><?xml version="1.0" encoding="utf-8"?>
-<w:styles xmlns:mc="http://schemas.openxmlformats.org/markup-compatibility/2006" xmlns:r="http://schemas.openxmlformats.org/officeDocument/2006/relationships" xmlns:w="http://schemas.openxmlformats.org/wordprocessingml/2006/main" xmlns:w14="http://schemas.microsoft.com/office/word/2010/wordml" xmlns:w15="http://schemas.microsoft.com/office/word/2012/wordml" xmlns:w16cid="http://schemas.microsoft.com/office/word/2016/wordml/cid" xmlns:w16se="http://schemas.microsoft.com/office/word/2015/wordml/symex" mc:Ignorable="w14 w15 w16se w16cid">
+<w:styles xmlns:mc="http://schemas.openxmlformats.org/markup-compatibility/2006" xmlns:r="http://schemas.openxmlformats.org/officeDocument/2006/relationships" xmlns:w="http://schemas.openxmlformats.org/wordprocessingml/2006/main" xmlns:w14="http://schemas.microsoft.com/office/word/2010/wordml" xmlns:w15="http://schemas.microsoft.com/office/word/2012/wordml" xmlns:w16cex="http://schemas.microsoft.com/office/word/2018/wordml/cex" xmlns:w16cid="http://schemas.microsoft.com/office/word/2016/wordml/cid" xmlns:w16="http://schemas.microsoft.com/office/word/2018/wordml" xmlns:w16sdtdh="http://schemas.microsoft.com/office/word/2020/wordml/sdtdatahash" xmlns:w16se="http://schemas.microsoft.com/office/word/2015/wordml/symex" mc:Ignorable="w14 w15 w16se w16cid w16 w16cex w16sdtdh">
   <w:docDefaults>
     <w:rPrDefault>
       <w:rPr>
-        <w:rFonts w:asciiTheme="minorHAnsi" w:eastAsiaTheme="minorHAnsi" w:hAnsiTheme="minorHAnsi" w:cstheme="minorBidi"/>
-        <w:sz w:val="22"/>
-        <w:szCs w:val="22"/>
-        <w:lang w:eastAsia="en-US" w:bidi="ar-SA"/>
+        <w:rFonts w:asciiTheme="minorHAnsi" w:eastAsiaTheme="minorEastAsia" w:hAnsiTheme="minorHAnsi" w:cstheme="minorBidi"/>
+        <w:lang w:val="en-GB" w:eastAsia="en-US" w:bidi="ar-SA"/>
       </w:rPr>
     </w:rPrDefault>
     <w:pPrDefault>
       <w:pPr>
-        <w:spacing w:after="160" w:line="259" w:lineRule="auto"/>
+        <w:spacing w:before="100" w:after="200" w:line="276" w:lineRule="auto"/>
       </w:pPr>
     </w:pPrDefault>
   </w:docDefaults>
-  <w:latentStyles w:defLockedState="0" w:defUIPriority="99" w:defSemiHidden="0" w:defUnhideWhenUsed="0" w:defQFormat="0" w:count="375">
+  <w:latentStyles w:defLockedState="0" w:defUIPriority="99" w:defSemiHidden="0" w:defUnhideWhenUsed="0" w:defQFormat="0" w:count="376">
     <w:lsdException w:name="Normal" w:uiPriority="0" w:qFormat="1"/>
     <w:lsdException w:name="heading 1" w:uiPriority="9" w:qFormat="1"/>
     <w:lsdException w:name="heading 2" w:semiHidden="1" w:uiPriority="9" w:unhideWhenUsed="1" w:qFormat="1"/>
@@ -193,7 +2423,6 @@
     <w:lsdException w:name="HTML Sample" w:semiHidden="1" w:unhideWhenUsed="1"/>
     <w:lsdException w:name="HTML Typewriter" w:semiHidden="1" w:unhideWhenUsed="1"/>
     <w:lsdException w:name="HTML Variable" w:semiHidden="1" w:unhideWhenUsed="1"/>
-    <w:lsdException w:name="Normal Table" w:semiHidden="1" w:unhideWhenUsed="1"/>
     <w:lsdException w:name="annotation subject" w:semiHidden="1" w:unhideWhenUsed="1"/>
     <w:lsdException w:name="No List" w:semiHidden="1" w:unhideWhenUsed="1"/>
     <w:lsdException w:name="Outline List 1" w:semiHidden="1" w:unhideWhenUsed="1"/>
@@ -240,10 +2469,8 @@
     <w:lsdException w:name="Table Subtle 2" w:semiHidden="1" w:unhideWhenUsed="1"/>
     <w:lsdException w:name="Table Web 1" w:semiHidden="1" w:unhideWhenUsed="1"/>
     <w:lsdException w:name="Table Web 2" w:semiHidden="1" w:unhideWhenUsed="1"/>
-    <w:lsdException w:name="Table Web 3" w:semiHidden="1" w:unhideWhenUsed="1"/>
     <w:lsdException w:name="Balloon Text" w:semiHidden="1" w:unhideWhenUsed="1"/>
     <w:lsdException w:name="Table Grid" w:uiPriority="39"/>
-    <w:lsdException w:name="Table Theme" w:semiHidden="1" w:unhideWhenUsed="1"/>
     <w:lsdException w:name="Placeholder Text" w:semiHidden="1"/>
     <w:lsdException w:name="No Spacing" w:uiPriority="1" w:qFormat="1"/>
     <w:lsdException w:name="Light Shading" w:uiPriority="60"/>
@@ -463,19 +2690,12 @@
     <w:lsdException w:name="Smart Hyperlink" w:semiHidden="1" w:unhideWhenUsed="1"/>
     <w:lsdException w:name="Hashtag" w:semiHidden="1" w:unhideWhenUsed="1"/>
     <w:lsdException w:name="Unresolved Mention" w:semiHidden="1" w:unhideWhenUsed="1"/>
+    <w:lsdException w:name="Smart Link" w:semiHidden="1" w:unhideWhenUsed="1"/>
   </w:latentStyles>
   <w:style w:type="paragraph" w:default="1" w:styleId="Normal">
     <w:name w:val="Normal"/>
     <w:qFormat/>
-    <w:rsid w:val="00607313"/>
-    <w:pPr>
-      <w:spacing w:before="100" w:after="200" w:line="276" w:lineRule="auto"/>
-    </w:pPr>
-    <w:rPr>
-      <w:rFonts w:eastAsiaTheme="minorEastAsia"/>
-      <w:sz w:val="20"/>
-      <w:szCs w:val="20"/>
-    </w:rPr>
+    <w:rsid w:val="005B765C"/>
   </w:style>
   <w:style w:type="paragraph" w:styleId="Heading1">
     <w:name w:val="heading 1"/>
@@ -484,7 +2704,7 @@
     <w:link w:val="Heading1Char"/>
     <w:uiPriority w:val="9"/>
     <w:qFormat/>
-    <w:rsid w:val="00607313"/>
+    <w:rsid w:val="005B765C"/>
     <w:pPr>
       <w:pBdr>
         <w:top w:val="single" w:sz="24" w:space="0" w:color="4472C4" w:themeColor="accent1"/>
@@ -504,6 +2724,186 @@
       <w:szCs w:val="22"/>
     </w:rPr>
   </w:style>
+  <w:style w:type="paragraph" w:styleId="Heading2">
+    <w:name w:val="heading 2"/>
+    <w:basedOn w:val="Normal"/>
+    <w:next w:val="Normal"/>
+    <w:link w:val="Heading2Char"/>
+    <w:uiPriority w:val="9"/>
+    <w:unhideWhenUsed/>
+    <w:qFormat/>
+    <w:rsid w:val="005B765C"/>
+    <w:pPr>
+      <w:pBdr>
+        <w:top w:val="single" w:sz="24" w:space="0" w:color="D9E2F3" w:themeColor="accent1" w:themeTint="33"/>
+        <w:left w:val="single" w:sz="24" w:space="0" w:color="D9E2F3" w:themeColor="accent1" w:themeTint="33"/>
+        <w:bottom w:val="single" w:sz="24" w:space="0" w:color="D9E2F3" w:themeColor="accent1" w:themeTint="33"/>
+        <w:right w:val="single" w:sz="24" w:space="0" w:color="D9E2F3" w:themeColor="accent1" w:themeTint="33"/>
+      </w:pBdr>
+      <w:shd w:val="clear" w:color="auto" w:fill="D9E2F3" w:themeFill="accent1" w:themeFillTint="33"/>
+      <w:spacing w:after="0"/>
+      <w:outlineLvl w:val="1"/>
+    </w:pPr>
+    <w:rPr>
+      <w:caps/>
+      <w:spacing w:val="15"/>
+    </w:rPr>
+  </w:style>
+  <w:style w:type="paragraph" w:styleId="Heading3">
+    <w:name w:val="heading 3"/>
+    <w:basedOn w:val="Normal"/>
+    <w:next w:val="Normal"/>
+    <w:link w:val="Heading3Char"/>
+    <w:uiPriority w:val="9"/>
+    <w:unhideWhenUsed/>
+    <w:qFormat/>
+    <w:rsid w:val="005B765C"/>
+    <w:pPr>
+      <w:pBdr>
+        <w:top w:val="single" w:sz="6" w:space="2" w:color="4472C4" w:themeColor="accent1"/>
+      </w:pBdr>
+      <w:spacing w:before="300" w:after="0"/>
+      <w:outlineLvl w:val="2"/>
+    </w:pPr>
+    <w:rPr>
+      <w:caps/>
+      <w:color w:val="1F3763" w:themeColor="accent1" w:themeShade="7F"/>
+      <w:spacing w:val="15"/>
+    </w:rPr>
+  </w:style>
+  <w:style w:type="paragraph" w:styleId="Heading4">
+    <w:name w:val="heading 4"/>
+    <w:basedOn w:val="Normal"/>
+    <w:next w:val="Normal"/>
+    <w:link w:val="Heading4Char"/>
+    <w:uiPriority w:val="9"/>
+    <w:semiHidden/>
+    <w:unhideWhenUsed/>
+    <w:qFormat/>
+    <w:rsid w:val="005B765C"/>
+    <w:pPr>
+      <w:pBdr>
+        <w:top w:val="dotted" w:sz="6" w:space="2" w:color="4472C4" w:themeColor="accent1"/>
+      </w:pBdr>
+      <w:spacing w:before="200" w:after="0"/>
+      <w:outlineLvl w:val="3"/>
+    </w:pPr>
+    <w:rPr>
+      <w:caps/>
+      <w:color w:val="2F5496" w:themeColor="accent1" w:themeShade="BF"/>
+      <w:spacing w:val="10"/>
+    </w:rPr>
+  </w:style>
+  <w:style w:type="paragraph" w:styleId="Heading5">
+    <w:name w:val="heading 5"/>
+    <w:basedOn w:val="Normal"/>
+    <w:next w:val="Normal"/>
+    <w:link w:val="Heading5Char"/>
+    <w:uiPriority w:val="9"/>
+    <w:semiHidden/>
+    <w:unhideWhenUsed/>
+    <w:qFormat/>
+    <w:rsid w:val="005B765C"/>
+    <w:pPr>
+      <w:pBdr>
+        <w:bottom w:val="single" w:sz="6" w:space="1" w:color="4472C4" w:themeColor="accent1"/>
+      </w:pBdr>
+      <w:spacing w:before="200" w:after="0"/>
+      <w:outlineLvl w:val="4"/>
+    </w:pPr>
+    <w:rPr>
+      <w:caps/>
+      <w:color w:val="2F5496" w:themeColor="accent1" w:themeShade="BF"/>
+      <w:spacing w:val="10"/>
+    </w:rPr>
+  </w:style>
+  <w:style w:type="paragraph" w:styleId="Heading6">
+    <w:name w:val="heading 6"/>
+    <w:basedOn w:val="Normal"/>
+    <w:next w:val="Normal"/>
+    <w:link w:val="Heading6Char"/>
+    <w:uiPriority w:val="9"/>
+    <w:semiHidden/>
+    <w:unhideWhenUsed/>
+    <w:qFormat/>
+    <w:rsid w:val="005B765C"/>
+    <w:pPr>
+      <w:pBdr>
+        <w:bottom w:val="dotted" w:sz="6" w:space="1" w:color="4472C4" w:themeColor="accent1"/>
+      </w:pBdr>
+      <w:spacing w:before="200" w:after="0"/>
+      <w:outlineLvl w:val="5"/>
+    </w:pPr>
+    <w:rPr>
+      <w:caps/>
+      <w:color w:val="2F5496" w:themeColor="accent1" w:themeShade="BF"/>
+      <w:spacing w:val="10"/>
+    </w:rPr>
+  </w:style>
+  <w:style w:type="paragraph" w:styleId="Heading7">
+    <w:name w:val="heading 7"/>
+    <w:basedOn w:val="Normal"/>
+    <w:next w:val="Normal"/>
+    <w:link w:val="Heading7Char"/>
+    <w:uiPriority w:val="9"/>
+    <w:semiHidden/>
+    <w:unhideWhenUsed/>
+    <w:qFormat/>
+    <w:rsid w:val="005B765C"/>
+    <w:pPr>
+      <w:spacing w:before="200" w:after="0"/>
+      <w:outlineLvl w:val="6"/>
+    </w:pPr>
+    <w:rPr>
+      <w:caps/>
+      <w:color w:val="2F5496" w:themeColor="accent1" w:themeShade="BF"/>
+      <w:spacing w:val="10"/>
+    </w:rPr>
+  </w:style>
+  <w:style w:type="paragraph" w:styleId="Heading8">
+    <w:name w:val="heading 8"/>
+    <w:basedOn w:val="Normal"/>
+    <w:next w:val="Normal"/>
+    <w:link w:val="Heading8Char"/>
+    <w:uiPriority w:val="9"/>
+    <w:semiHidden/>
+    <w:unhideWhenUsed/>
+    <w:qFormat/>
+    <w:rsid w:val="005B765C"/>
+    <w:pPr>
+      <w:spacing w:before="200" w:after="0"/>
+      <w:outlineLvl w:val="7"/>
+    </w:pPr>
+    <w:rPr>
+      <w:caps/>
+      <w:spacing w:val="10"/>
+      <w:sz w:val="18"/>
+      <w:szCs w:val="18"/>
+    </w:rPr>
+  </w:style>
+  <w:style w:type="paragraph" w:styleId="Heading9">
+    <w:name w:val="heading 9"/>
+    <w:basedOn w:val="Normal"/>
+    <w:next w:val="Normal"/>
+    <w:link w:val="Heading9Char"/>
+    <w:uiPriority w:val="9"/>
+    <w:semiHidden/>
+    <w:unhideWhenUsed/>
+    <w:qFormat/>
+    <w:rsid w:val="005B765C"/>
+    <w:pPr>
+      <w:spacing w:before="200" w:after="0"/>
+      <w:outlineLvl w:val="8"/>
+    </w:pPr>
+    <w:rPr>
+      <w:i/>
+      <w:iCs/>
+      <w:caps/>
+      <w:spacing w:val="10"/>
+      <w:sz w:val="18"/>
+      <w:szCs w:val="18"/>
+    </w:rPr>
+  </w:style>
   <w:style w:type="character" w:default="1" w:styleId="DefaultParagraphFont">
     <w:name w:val="Default Paragraph Font"/>
     <w:uiPriority w:val="1"/>
@@ -536,12 +2936,13 @@
     <w:basedOn w:val="DefaultParagraphFont"/>
     <w:link w:val="Heading1"/>
     <w:uiPriority w:val="9"/>
-    <w:rsid w:val="00607313"/>
+    <w:rsid w:val="005B765C"/>
     <w:rPr>
-      <w:rFonts w:eastAsiaTheme="minorEastAsia"/>
       <w:caps/>
       <w:color w:val="FFFFFF" w:themeColor="background1"/>
       <w:spacing w:val="15"/>
+      <w:sz w:val="22"/>
+      <w:szCs w:val="22"/>
       <w:shd w:val="clear" w:color="auto" w:fill="4472C4" w:themeFill="accent1"/>
     </w:rPr>
   </w:style>
@@ -549,11 +2950,382 @@
     <w:name w:val="Strong"/>
     <w:uiPriority w:val="22"/>
     <w:qFormat/>
-    <w:rsid w:val="00607313"/>
+    <w:rsid w:val="005B765C"/>
     <w:rPr>
       <w:b/>
       <w:bCs/>
     </w:rPr>
+  </w:style>
+  <w:style w:type="character" w:customStyle="1" w:styleId="Heading2Char">
+    <w:name w:val="Heading 2 Char"/>
+    <w:basedOn w:val="DefaultParagraphFont"/>
+    <w:link w:val="Heading2"/>
+    <w:uiPriority w:val="9"/>
+    <w:rsid w:val="005B765C"/>
+    <w:rPr>
+      <w:caps/>
+      <w:spacing w:val="15"/>
+      <w:shd w:val="clear" w:color="auto" w:fill="D9E2F3" w:themeFill="accent1" w:themeFillTint="33"/>
+    </w:rPr>
+  </w:style>
+  <w:style w:type="character" w:customStyle="1" w:styleId="Heading3Char">
+    <w:name w:val="Heading 3 Char"/>
+    <w:basedOn w:val="DefaultParagraphFont"/>
+    <w:link w:val="Heading3"/>
+    <w:uiPriority w:val="9"/>
+    <w:rsid w:val="005B765C"/>
+    <w:rPr>
+      <w:caps/>
+      <w:color w:val="1F3763" w:themeColor="accent1" w:themeShade="7F"/>
+      <w:spacing w:val="15"/>
+    </w:rPr>
+  </w:style>
+  <w:style w:type="paragraph" w:styleId="NormalWeb">
+    <w:name w:val="Normal (Web)"/>
+    <w:basedOn w:val="Normal"/>
+    <w:uiPriority w:val="99"/>
+    <w:unhideWhenUsed/>
+    <w:rsid w:val="005B765C"/>
+    <w:pPr>
+      <w:spacing w:beforeAutospacing="1" w:after="100" w:afterAutospacing="1" w:line="240" w:lineRule="auto"/>
+    </w:pPr>
+    <w:rPr>
+      <w:rFonts w:ascii="Times New Roman" w:eastAsia="Times New Roman" w:hAnsi="Times New Roman" w:cs="Times New Roman"/>
+      <w:sz w:val="24"/>
+      <w:szCs w:val="24"/>
+    </w:rPr>
+  </w:style>
+  <w:style w:type="character" w:customStyle="1" w:styleId="Heading4Char">
+    <w:name w:val="Heading 4 Char"/>
+    <w:basedOn w:val="DefaultParagraphFont"/>
+    <w:link w:val="Heading4"/>
+    <w:uiPriority w:val="9"/>
+    <w:semiHidden/>
+    <w:rsid w:val="005B765C"/>
+    <w:rPr>
+      <w:caps/>
+      <w:color w:val="2F5496" w:themeColor="accent1" w:themeShade="BF"/>
+      <w:spacing w:val="10"/>
+    </w:rPr>
+  </w:style>
+  <w:style w:type="character" w:customStyle="1" w:styleId="Heading5Char">
+    <w:name w:val="Heading 5 Char"/>
+    <w:basedOn w:val="DefaultParagraphFont"/>
+    <w:link w:val="Heading5"/>
+    <w:uiPriority w:val="9"/>
+    <w:semiHidden/>
+    <w:rsid w:val="005B765C"/>
+    <w:rPr>
+      <w:caps/>
+      <w:color w:val="2F5496" w:themeColor="accent1" w:themeShade="BF"/>
+      <w:spacing w:val="10"/>
+    </w:rPr>
+  </w:style>
+  <w:style w:type="character" w:customStyle="1" w:styleId="Heading6Char">
+    <w:name w:val="Heading 6 Char"/>
+    <w:basedOn w:val="DefaultParagraphFont"/>
+    <w:link w:val="Heading6"/>
+    <w:uiPriority w:val="9"/>
+    <w:semiHidden/>
+    <w:rsid w:val="005B765C"/>
+    <w:rPr>
+      <w:caps/>
+      <w:color w:val="2F5496" w:themeColor="accent1" w:themeShade="BF"/>
+      <w:spacing w:val="10"/>
+    </w:rPr>
+  </w:style>
+  <w:style w:type="character" w:customStyle="1" w:styleId="Heading7Char">
+    <w:name w:val="Heading 7 Char"/>
+    <w:basedOn w:val="DefaultParagraphFont"/>
+    <w:link w:val="Heading7"/>
+    <w:uiPriority w:val="9"/>
+    <w:semiHidden/>
+    <w:rsid w:val="005B765C"/>
+    <w:rPr>
+      <w:caps/>
+      <w:color w:val="2F5496" w:themeColor="accent1" w:themeShade="BF"/>
+      <w:spacing w:val="10"/>
+    </w:rPr>
+  </w:style>
+  <w:style w:type="character" w:customStyle="1" w:styleId="Heading8Char">
+    <w:name w:val="Heading 8 Char"/>
+    <w:basedOn w:val="DefaultParagraphFont"/>
+    <w:link w:val="Heading8"/>
+    <w:uiPriority w:val="9"/>
+    <w:semiHidden/>
+    <w:rsid w:val="005B765C"/>
+    <w:rPr>
+      <w:caps/>
+      <w:spacing w:val="10"/>
+      <w:sz w:val="18"/>
+      <w:szCs w:val="18"/>
+    </w:rPr>
+  </w:style>
+  <w:style w:type="character" w:customStyle="1" w:styleId="Heading9Char">
+    <w:name w:val="Heading 9 Char"/>
+    <w:basedOn w:val="DefaultParagraphFont"/>
+    <w:link w:val="Heading9"/>
+    <w:uiPriority w:val="9"/>
+    <w:semiHidden/>
+    <w:rsid w:val="005B765C"/>
+    <w:rPr>
+      <w:i/>
+      <w:iCs/>
+      <w:caps/>
+      <w:spacing w:val="10"/>
+      <w:sz w:val="18"/>
+      <w:szCs w:val="18"/>
+    </w:rPr>
+  </w:style>
+  <w:style w:type="paragraph" w:styleId="Caption">
+    <w:name w:val="caption"/>
+    <w:basedOn w:val="Normal"/>
+    <w:next w:val="Normal"/>
+    <w:uiPriority w:val="35"/>
+    <w:semiHidden/>
+    <w:unhideWhenUsed/>
+    <w:qFormat/>
+    <w:rsid w:val="005B765C"/>
+    <w:rPr>
+      <w:b/>
+      <w:bCs/>
+      <w:color w:val="2F5496" w:themeColor="accent1" w:themeShade="BF"/>
+      <w:sz w:val="16"/>
+      <w:szCs w:val="16"/>
+    </w:rPr>
+  </w:style>
+  <w:style w:type="paragraph" w:styleId="Title">
+    <w:name w:val="Title"/>
+    <w:basedOn w:val="Normal"/>
+    <w:next w:val="Normal"/>
+    <w:link w:val="TitleChar"/>
+    <w:uiPriority w:val="10"/>
+    <w:qFormat/>
+    <w:rsid w:val="005B765C"/>
+    <w:pPr>
+      <w:spacing w:before="0" w:after="0"/>
+    </w:pPr>
+    <w:rPr>
+      <w:rFonts w:asciiTheme="majorHAnsi" w:eastAsiaTheme="majorEastAsia" w:hAnsiTheme="majorHAnsi" w:cstheme="majorBidi"/>
+      <w:caps/>
+      <w:color w:val="4472C4" w:themeColor="accent1"/>
+      <w:spacing w:val="10"/>
+      <w:sz w:val="52"/>
+      <w:szCs w:val="52"/>
+    </w:rPr>
+  </w:style>
+  <w:style w:type="character" w:customStyle="1" w:styleId="TitleChar">
+    <w:name w:val="Title Char"/>
+    <w:basedOn w:val="DefaultParagraphFont"/>
+    <w:link w:val="Title"/>
+    <w:uiPriority w:val="10"/>
+    <w:rsid w:val="005B765C"/>
+    <w:rPr>
+      <w:rFonts w:asciiTheme="majorHAnsi" w:eastAsiaTheme="majorEastAsia" w:hAnsiTheme="majorHAnsi" w:cstheme="majorBidi"/>
+      <w:caps/>
+      <w:color w:val="4472C4" w:themeColor="accent1"/>
+      <w:spacing w:val="10"/>
+      <w:sz w:val="52"/>
+      <w:szCs w:val="52"/>
+    </w:rPr>
+  </w:style>
+  <w:style w:type="paragraph" w:styleId="Subtitle">
+    <w:name w:val="Subtitle"/>
+    <w:basedOn w:val="Normal"/>
+    <w:next w:val="Normal"/>
+    <w:link w:val="SubtitleChar"/>
+    <w:uiPriority w:val="11"/>
+    <w:qFormat/>
+    <w:rsid w:val="005B765C"/>
+    <w:pPr>
+      <w:spacing w:before="0" w:after="500" w:line="240" w:lineRule="auto"/>
+    </w:pPr>
+    <w:rPr>
+      <w:caps/>
+      <w:color w:val="595959" w:themeColor="text1" w:themeTint="A6"/>
+      <w:spacing w:val="10"/>
+      <w:sz w:val="21"/>
+      <w:szCs w:val="21"/>
+    </w:rPr>
+  </w:style>
+  <w:style w:type="character" w:customStyle="1" w:styleId="SubtitleChar">
+    <w:name w:val="Subtitle Char"/>
+    <w:basedOn w:val="DefaultParagraphFont"/>
+    <w:link w:val="Subtitle"/>
+    <w:uiPriority w:val="11"/>
+    <w:rsid w:val="005B765C"/>
+    <w:rPr>
+      <w:caps/>
+      <w:color w:val="595959" w:themeColor="text1" w:themeTint="A6"/>
+      <w:spacing w:val="10"/>
+      <w:sz w:val="21"/>
+      <w:szCs w:val="21"/>
+    </w:rPr>
+  </w:style>
+  <w:style w:type="character" w:styleId="Emphasis">
+    <w:name w:val="Emphasis"/>
+    <w:uiPriority w:val="20"/>
+    <w:qFormat/>
+    <w:rsid w:val="005B765C"/>
+    <w:rPr>
+      <w:caps/>
+      <w:color w:val="1F3763" w:themeColor="accent1" w:themeShade="7F"/>
+      <w:spacing w:val="5"/>
+    </w:rPr>
+  </w:style>
+  <w:style w:type="paragraph" w:styleId="NoSpacing">
+    <w:name w:val="No Spacing"/>
+    <w:uiPriority w:val="1"/>
+    <w:qFormat/>
+    <w:rsid w:val="005B765C"/>
+    <w:pPr>
+      <w:spacing w:after="0" w:line="240" w:lineRule="auto"/>
+    </w:pPr>
+  </w:style>
+  <w:style w:type="paragraph" w:styleId="Quote">
+    <w:name w:val="Quote"/>
+    <w:basedOn w:val="Normal"/>
+    <w:next w:val="Normal"/>
+    <w:link w:val="QuoteChar"/>
+    <w:uiPriority w:val="29"/>
+    <w:qFormat/>
+    <w:rsid w:val="005B765C"/>
+    <w:rPr>
+      <w:i/>
+      <w:iCs/>
+      <w:sz w:val="24"/>
+      <w:szCs w:val="24"/>
+    </w:rPr>
+  </w:style>
+  <w:style w:type="character" w:customStyle="1" w:styleId="QuoteChar">
+    <w:name w:val="Quote Char"/>
+    <w:basedOn w:val="DefaultParagraphFont"/>
+    <w:link w:val="Quote"/>
+    <w:uiPriority w:val="29"/>
+    <w:rsid w:val="005B765C"/>
+    <w:rPr>
+      <w:i/>
+      <w:iCs/>
+      <w:sz w:val="24"/>
+      <w:szCs w:val="24"/>
+    </w:rPr>
+  </w:style>
+  <w:style w:type="paragraph" w:styleId="IntenseQuote">
+    <w:name w:val="Intense Quote"/>
+    <w:basedOn w:val="Normal"/>
+    <w:next w:val="Normal"/>
+    <w:link w:val="IntenseQuoteChar"/>
+    <w:uiPriority w:val="30"/>
+    <w:qFormat/>
+    <w:rsid w:val="005B765C"/>
+    <w:pPr>
+      <w:spacing w:before="240" w:after="240" w:line="240" w:lineRule="auto"/>
+      <w:ind w:left="1080" w:right="1080"/>
+      <w:jc w:val="center"/>
+    </w:pPr>
+    <w:rPr>
+      <w:color w:val="4472C4" w:themeColor="accent1"/>
+      <w:sz w:val="24"/>
+      <w:szCs w:val="24"/>
+    </w:rPr>
+  </w:style>
+  <w:style w:type="character" w:customStyle="1" w:styleId="IntenseQuoteChar">
+    <w:name w:val="Intense Quote Char"/>
+    <w:basedOn w:val="DefaultParagraphFont"/>
+    <w:link w:val="IntenseQuote"/>
+    <w:uiPriority w:val="30"/>
+    <w:rsid w:val="005B765C"/>
+    <w:rPr>
+      <w:color w:val="4472C4" w:themeColor="accent1"/>
+      <w:sz w:val="24"/>
+      <w:szCs w:val="24"/>
+    </w:rPr>
+  </w:style>
+  <w:style w:type="character" w:styleId="SubtleEmphasis">
+    <w:name w:val="Subtle Emphasis"/>
+    <w:uiPriority w:val="19"/>
+    <w:qFormat/>
+    <w:rsid w:val="005B765C"/>
+    <w:rPr>
+      <w:i/>
+      <w:iCs/>
+      <w:color w:val="1F3763" w:themeColor="accent1" w:themeShade="7F"/>
+    </w:rPr>
+  </w:style>
+  <w:style w:type="character" w:styleId="IntenseEmphasis">
+    <w:name w:val="Intense Emphasis"/>
+    <w:uiPriority w:val="21"/>
+    <w:qFormat/>
+    <w:rsid w:val="005B765C"/>
+    <w:rPr>
+      <w:b/>
+      <w:bCs/>
+      <w:caps/>
+      <w:color w:val="1F3763" w:themeColor="accent1" w:themeShade="7F"/>
+      <w:spacing w:val="10"/>
+    </w:rPr>
+  </w:style>
+  <w:style w:type="character" w:styleId="SubtleReference">
+    <w:name w:val="Subtle Reference"/>
+    <w:uiPriority w:val="31"/>
+    <w:qFormat/>
+    <w:rsid w:val="005B765C"/>
+    <w:rPr>
+      <w:b/>
+      <w:bCs/>
+      <w:color w:val="4472C4" w:themeColor="accent1"/>
+    </w:rPr>
+  </w:style>
+  <w:style w:type="character" w:styleId="IntenseReference">
+    <w:name w:val="Intense Reference"/>
+    <w:uiPriority w:val="32"/>
+    <w:qFormat/>
+    <w:rsid w:val="005B765C"/>
+    <w:rPr>
+      <w:b/>
+      <w:bCs/>
+      <w:i/>
+      <w:iCs/>
+      <w:caps/>
+      <w:color w:val="4472C4" w:themeColor="accent1"/>
+    </w:rPr>
+  </w:style>
+  <w:style w:type="character" w:styleId="BookTitle">
+    <w:name w:val="Book Title"/>
+    <w:uiPriority w:val="33"/>
+    <w:qFormat/>
+    <w:rsid w:val="005B765C"/>
+    <w:rPr>
+      <w:b/>
+      <w:bCs/>
+      <w:i/>
+      <w:iCs/>
+      <w:spacing w:val="0"/>
+    </w:rPr>
+  </w:style>
+  <w:style w:type="paragraph" w:styleId="TOCHeading">
+    <w:name w:val="TOC Heading"/>
+    <w:basedOn w:val="Heading1"/>
+    <w:next w:val="Normal"/>
+    <w:uiPriority w:val="39"/>
+    <w:semiHidden/>
+    <w:unhideWhenUsed/>
+    <w:qFormat/>
+    <w:rsid w:val="005B765C"/>
+    <w:pPr>
+      <w:outlineLvl w:val="9"/>
+    </w:pPr>
+  </w:style>
+  <w:style w:type="paragraph" w:styleId="ListParagraph">
+    <w:name w:val="List Paragraph"/>
+    <w:basedOn w:val="Normal"/>
+    <w:uiPriority w:val="34"/>
+    <w:qFormat/>
+    <w:rsid w:val="0034791A"/>
+    <w:pPr>
+      <w:ind w:left="720"/>
+      <w:contextualSpacing/>
+    </w:pPr>
   </w:style>
 </w:styles>
 </file>

--- a/Section-4.docx
+++ b/Section-4.docx
@@ -5,6 +5,10 @@
     <w:p>
       <w:pPr>
         <w:pStyle w:val="Heading1"/>
+        <w:numPr>
+          <w:ilvl w:val="0"/>
+          <w:numId w:val="12"/>
+        </w:numPr>
         <w:rPr>
           <w:rFonts w:ascii="Cambria" w:eastAsia="Times New Roman" w:hAnsi="Cambria"/>
         </w:rPr>
@@ -143,6 +147,10 @@
     <w:p>
       <w:pPr>
         <w:pStyle w:val="Heading2"/>
+        <w:numPr>
+          <w:ilvl w:val="0"/>
+          <w:numId w:val="13"/>
+        </w:numPr>
         <w:rPr>
           <w:rFonts w:ascii="Cambria" w:hAnsi="Cambria"/>
         </w:rPr>
@@ -347,6 +355,9 @@
       </w:r>
     </w:p>
     <w:p>
+      <w:pPr>
+        <w:ind w:firstLine="720"/>
+      </w:pPr>
       <w:r>
         <w:t xml:space="preserve"> </w:t>
       </w:r>
@@ -364,6 +375,10 @@
     <w:p>
       <w:pPr>
         <w:pStyle w:val="Heading2"/>
+        <w:numPr>
+          <w:ilvl w:val="0"/>
+          <w:numId w:val="13"/>
+        </w:numPr>
         <w:rPr>
           <w:rFonts w:ascii="Cambria" w:hAnsi="Cambria"/>
         </w:rPr>
@@ -409,6 +424,12 @@
           <w:rFonts w:ascii="Cambria" w:hAnsi="Cambria"/>
         </w:rPr>
         <w:t>Int</w:t>
+      </w:r>
+      <w:r>
+        <w:rPr>
+          <w:rFonts w:ascii="Cambria" w:hAnsi="Cambria"/>
+        </w:rPr>
+        <w:tab/>
       </w:r>
     </w:p>
     <w:p>
@@ -668,6 +689,10 @@
     <w:p>
       <w:pPr>
         <w:pStyle w:val="Heading1"/>
+        <w:numPr>
+          <w:ilvl w:val="0"/>
+          <w:numId w:val="15"/>
+        </w:numPr>
         <w:rPr>
           <w:rFonts w:ascii="Cambria" w:hAnsi="Cambria"/>
         </w:rPr>
@@ -682,6 +707,10 @@
     <w:p>
       <w:pPr>
         <w:pStyle w:val="Heading3"/>
+        <w:numPr>
+          <w:ilvl w:val="0"/>
+          <w:numId w:val="16"/>
+        </w:numPr>
         <w:rPr>
           <w:rFonts w:ascii="Cambria" w:hAnsi="Cambria"/>
         </w:rPr>
@@ -788,14 +817,14 @@
   <w:abstractNum w:abstractNumId="0" w15:restartNumberingAfterBreak="0">
     <w:nsid w:val="08D46D46"/>
     <w:multiLevelType w:val="hybridMultilevel"/>
-    <w:tmpl w:val="2FC86444"/>
+    <w:tmpl w:val="18D03378"/>
     <w:lvl w:ilvl="0" w:tplc="0809000F">
       <w:start w:val="1"/>
       <w:numFmt w:val="decimal"/>
       <w:lvlText w:val="%1."/>
       <w:lvlJc w:val="left"/>
       <w:pPr>
-        <w:ind w:left="720" w:hanging="360"/>
+        <w:ind w:left="1080" w:hanging="360"/>
       </w:pPr>
     </w:lvl>
     <w:lvl w:ilvl="1" w:tplc="08090019" w:tentative="1">
@@ -804,7 +833,7 @@
       <w:lvlText w:val="%2."/>
       <w:lvlJc w:val="left"/>
       <w:pPr>
-        <w:ind w:left="1440" w:hanging="360"/>
+        <w:ind w:left="1800" w:hanging="360"/>
       </w:pPr>
     </w:lvl>
     <w:lvl w:ilvl="2" w:tplc="0809001B" w:tentative="1">
@@ -813,7 +842,7 @@
       <w:lvlText w:val="%3."/>
       <w:lvlJc w:val="right"/>
       <w:pPr>
-        <w:ind w:left="2160" w:hanging="180"/>
+        <w:ind w:left="2520" w:hanging="180"/>
       </w:pPr>
     </w:lvl>
     <w:lvl w:ilvl="3" w:tplc="0809000F" w:tentative="1">
@@ -822,7 +851,7 @@
       <w:lvlText w:val="%4."/>
       <w:lvlJc w:val="left"/>
       <w:pPr>
-        <w:ind w:left="2880" w:hanging="360"/>
+        <w:ind w:left="3240" w:hanging="360"/>
       </w:pPr>
     </w:lvl>
     <w:lvl w:ilvl="4" w:tplc="08090019" w:tentative="1">
@@ -831,7 +860,7 @@
       <w:lvlText w:val="%5."/>
       <w:lvlJc w:val="left"/>
       <w:pPr>
-        <w:ind w:left="3600" w:hanging="360"/>
+        <w:ind w:left="3960" w:hanging="360"/>
       </w:pPr>
     </w:lvl>
     <w:lvl w:ilvl="5" w:tplc="0809001B" w:tentative="1">
@@ -840,7 +869,7 @@
       <w:lvlText w:val="%6."/>
       <w:lvlJc w:val="right"/>
       <w:pPr>
-        <w:ind w:left="4320" w:hanging="180"/>
+        <w:ind w:left="4680" w:hanging="180"/>
       </w:pPr>
     </w:lvl>
     <w:lvl w:ilvl="6" w:tplc="0809000F" w:tentative="1">
@@ -849,7 +878,7 @@
       <w:lvlText w:val="%7."/>
       <w:lvlJc w:val="left"/>
       <w:pPr>
-        <w:ind w:left="5040" w:hanging="360"/>
+        <w:ind w:left="5400" w:hanging="360"/>
       </w:pPr>
     </w:lvl>
     <w:lvl w:ilvl="7" w:tplc="08090019" w:tentative="1">
@@ -858,7 +887,7 @@
       <w:lvlText w:val="%8."/>
       <w:lvlJc w:val="left"/>
       <w:pPr>
-        <w:ind w:left="5760" w:hanging="360"/>
+        <w:ind w:left="6120" w:hanging="360"/>
       </w:pPr>
     </w:lvl>
     <w:lvl w:ilvl="8" w:tplc="0809001B" w:tentative="1">
@@ -867,11 +896,100 @@
       <w:lvlText w:val="%9."/>
       <w:lvlJc w:val="right"/>
       <w:pPr>
-        <w:ind w:left="6480" w:hanging="180"/>
+        <w:ind w:left="6840" w:hanging="180"/>
       </w:pPr>
     </w:lvl>
   </w:abstractNum>
   <w:abstractNum w:abstractNumId="1" w15:restartNumberingAfterBreak="0">
+    <w:nsid w:val="09553566"/>
+    <w:multiLevelType w:val="hybridMultilevel"/>
+    <w:tmpl w:val="54862BF0"/>
+    <w:lvl w:ilvl="0" w:tplc="0AE8A4BA">
+      <w:start w:val="2"/>
+      <w:numFmt w:val="decimal"/>
+      <w:lvlText w:val="%1."/>
+      <w:lvlJc w:val="left"/>
+      <w:pPr>
+        <w:ind w:left="1080" w:hanging="360"/>
+      </w:pPr>
+      <w:rPr>
+        <w:rFonts w:hint="default"/>
+      </w:rPr>
+    </w:lvl>
+    <w:lvl w:ilvl="1" w:tplc="08090019" w:tentative="1">
+      <w:start w:val="1"/>
+      <w:numFmt w:val="lowerLetter"/>
+      <w:lvlText w:val="%2."/>
+      <w:lvlJc w:val="left"/>
+      <w:pPr>
+        <w:ind w:left="1440" w:hanging="360"/>
+      </w:pPr>
+    </w:lvl>
+    <w:lvl w:ilvl="2" w:tplc="0809001B" w:tentative="1">
+      <w:start w:val="1"/>
+      <w:numFmt w:val="lowerRoman"/>
+      <w:lvlText w:val="%3."/>
+      <w:lvlJc w:val="right"/>
+      <w:pPr>
+        <w:ind w:left="2160" w:hanging="180"/>
+      </w:pPr>
+    </w:lvl>
+    <w:lvl w:ilvl="3" w:tplc="0809000F" w:tentative="1">
+      <w:start w:val="1"/>
+      <w:numFmt w:val="decimal"/>
+      <w:lvlText w:val="%4."/>
+      <w:lvlJc w:val="left"/>
+      <w:pPr>
+        <w:ind w:left="2880" w:hanging="360"/>
+      </w:pPr>
+    </w:lvl>
+    <w:lvl w:ilvl="4" w:tplc="08090019" w:tentative="1">
+      <w:start w:val="1"/>
+      <w:numFmt w:val="lowerLetter"/>
+      <w:lvlText w:val="%5."/>
+      <w:lvlJc w:val="left"/>
+      <w:pPr>
+        <w:ind w:left="3600" w:hanging="360"/>
+      </w:pPr>
+    </w:lvl>
+    <w:lvl w:ilvl="5" w:tplc="0809001B" w:tentative="1">
+      <w:start w:val="1"/>
+      <w:numFmt w:val="lowerRoman"/>
+      <w:lvlText w:val="%6."/>
+      <w:lvlJc w:val="right"/>
+      <w:pPr>
+        <w:ind w:left="4320" w:hanging="180"/>
+      </w:pPr>
+    </w:lvl>
+    <w:lvl w:ilvl="6" w:tplc="0809000F" w:tentative="1">
+      <w:start w:val="1"/>
+      <w:numFmt w:val="decimal"/>
+      <w:lvlText w:val="%7."/>
+      <w:lvlJc w:val="left"/>
+      <w:pPr>
+        <w:ind w:left="5040" w:hanging="360"/>
+      </w:pPr>
+    </w:lvl>
+    <w:lvl w:ilvl="7" w:tplc="08090019" w:tentative="1">
+      <w:start w:val="1"/>
+      <w:numFmt w:val="lowerLetter"/>
+      <w:lvlText w:val="%8."/>
+      <w:lvlJc w:val="left"/>
+      <w:pPr>
+        <w:ind w:left="5760" w:hanging="360"/>
+      </w:pPr>
+    </w:lvl>
+    <w:lvl w:ilvl="8" w:tplc="0809001B" w:tentative="1">
+      <w:start w:val="1"/>
+      <w:numFmt w:val="lowerRoman"/>
+      <w:lvlText w:val="%9."/>
+      <w:lvlJc w:val="right"/>
+      <w:pPr>
+        <w:ind w:left="6480" w:hanging="180"/>
+      </w:pPr>
+    </w:lvl>
+  </w:abstractNum>
+  <w:abstractNum w:abstractNumId="2" w15:restartNumberingAfterBreak="0">
     <w:nsid w:val="0AE93FAC"/>
     <w:multiLevelType w:val="multilevel"/>
     <w:tmpl w:val="CA0CB08C"/>
@@ -907,7 +1025,7 @@
         <w:sz w:val="20"/>
       </w:rPr>
     </w:lvl>
-    <w:lvl w:ilvl="2" w:tentative="1">
+    <w:lvl w:ilvl="2">
       <w:start w:val="1"/>
       <w:numFmt w:val="bullet"/>
       <w:lvlText w:val=""/>
@@ -923,7 +1041,7 @@
         <w:sz w:val="20"/>
       </w:rPr>
     </w:lvl>
-    <w:lvl w:ilvl="3" w:tentative="1">
+    <w:lvl w:ilvl="3">
       <w:start w:val="1"/>
       <w:numFmt w:val="bullet"/>
       <w:lvlText w:val=""/>
@@ -1020,7 +1138,93 @@
       </w:rPr>
     </w:lvl>
   </w:abstractNum>
-  <w:abstractNum w:abstractNumId="2" w15:restartNumberingAfterBreak="0">
+  <w:abstractNum w:abstractNumId="3" w15:restartNumberingAfterBreak="0">
+    <w:nsid w:val="0BA57158"/>
+    <w:multiLevelType w:val="hybridMultilevel"/>
+    <w:tmpl w:val="69AEAFF2"/>
+    <w:lvl w:ilvl="0" w:tplc="0809000F">
+      <w:start w:val="1"/>
+      <w:numFmt w:val="decimal"/>
+      <w:lvlText w:val="%1."/>
+      <w:lvlJc w:val="left"/>
+      <w:pPr>
+        <w:ind w:left="720" w:hanging="360"/>
+      </w:pPr>
+    </w:lvl>
+    <w:lvl w:ilvl="1" w:tplc="08090019" w:tentative="1">
+      <w:start w:val="1"/>
+      <w:numFmt w:val="lowerLetter"/>
+      <w:lvlText w:val="%2."/>
+      <w:lvlJc w:val="left"/>
+      <w:pPr>
+        <w:ind w:left="1440" w:hanging="360"/>
+      </w:pPr>
+    </w:lvl>
+    <w:lvl w:ilvl="2" w:tplc="0809001B" w:tentative="1">
+      <w:start w:val="1"/>
+      <w:numFmt w:val="lowerRoman"/>
+      <w:lvlText w:val="%3."/>
+      <w:lvlJc w:val="right"/>
+      <w:pPr>
+        <w:ind w:left="2160" w:hanging="180"/>
+      </w:pPr>
+    </w:lvl>
+    <w:lvl w:ilvl="3" w:tplc="0809000F" w:tentative="1">
+      <w:start w:val="1"/>
+      <w:numFmt w:val="decimal"/>
+      <w:lvlText w:val="%4."/>
+      <w:lvlJc w:val="left"/>
+      <w:pPr>
+        <w:ind w:left="2880" w:hanging="360"/>
+      </w:pPr>
+    </w:lvl>
+    <w:lvl w:ilvl="4" w:tplc="08090019" w:tentative="1">
+      <w:start w:val="1"/>
+      <w:numFmt w:val="lowerLetter"/>
+      <w:lvlText w:val="%5."/>
+      <w:lvlJc w:val="left"/>
+      <w:pPr>
+        <w:ind w:left="3600" w:hanging="360"/>
+      </w:pPr>
+    </w:lvl>
+    <w:lvl w:ilvl="5" w:tplc="0809001B" w:tentative="1">
+      <w:start w:val="1"/>
+      <w:numFmt w:val="lowerRoman"/>
+      <w:lvlText w:val="%6."/>
+      <w:lvlJc w:val="right"/>
+      <w:pPr>
+        <w:ind w:left="4320" w:hanging="180"/>
+      </w:pPr>
+    </w:lvl>
+    <w:lvl w:ilvl="6" w:tplc="0809000F" w:tentative="1">
+      <w:start w:val="1"/>
+      <w:numFmt w:val="decimal"/>
+      <w:lvlText w:val="%7."/>
+      <w:lvlJc w:val="left"/>
+      <w:pPr>
+        <w:ind w:left="5040" w:hanging="360"/>
+      </w:pPr>
+    </w:lvl>
+    <w:lvl w:ilvl="7" w:tplc="08090019" w:tentative="1">
+      <w:start w:val="1"/>
+      <w:numFmt w:val="lowerLetter"/>
+      <w:lvlText w:val="%8."/>
+      <w:lvlJc w:val="left"/>
+      <w:pPr>
+        <w:ind w:left="5760" w:hanging="360"/>
+      </w:pPr>
+    </w:lvl>
+    <w:lvl w:ilvl="8" w:tplc="0809001B" w:tentative="1">
+      <w:start w:val="1"/>
+      <w:numFmt w:val="lowerRoman"/>
+      <w:lvlText w:val="%9."/>
+      <w:lvlJc w:val="right"/>
+      <w:pPr>
+        <w:ind w:left="6480" w:hanging="180"/>
+      </w:pPr>
+    </w:lvl>
+  </w:abstractNum>
+  <w:abstractNum w:abstractNumId="4" w15:restartNumberingAfterBreak="0">
     <w:nsid w:val="0CD31EEE"/>
     <w:multiLevelType w:val="multilevel"/>
     <w:tmpl w:val="AB16F152"/>
@@ -1031,9 +1235,9 @@
       <w:lvlJc w:val="left"/>
       <w:pPr>
         <w:tabs>
-          <w:tab w:val="num" w:pos="720"/>
-        </w:tabs>
-        <w:ind w:left="720" w:hanging="360"/>
+          <w:tab w:val="num" w:pos="1080"/>
+        </w:tabs>
+        <w:ind w:left="1080" w:hanging="360"/>
       </w:pPr>
       <w:rPr>
         <w:rFonts w:ascii="Symbol" w:hAnsi="Symbol" w:hint="default"/>
@@ -1047,9 +1251,9 @@
       <w:lvlJc w:val="left"/>
       <w:pPr>
         <w:tabs>
-          <w:tab w:val="num" w:pos="1440"/>
-        </w:tabs>
-        <w:ind w:left="1440" w:hanging="360"/>
+          <w:tab w:val="num" w:pos="1800"/>
+        </w:tabs>
+        <w:ind w:left="1800" w:hanging="360"/>
       </w:pPr>
       <w:rPr>
         <w:rFonts w:ascii="Courier New" w:hAnsi="Courier New" w:hint="default"/>
@@ -1063,9 +1267,9 @@
       <w:lvlJc w:val="left"/>
       <w:pPr>
         <w:tabs>
-          <w:tab w:val="num" w:pos="2160"/>
-        </w:tabs>
-        <w:ind w:left="2160" w:hanging="360"/>
+          <w:tab w:val="num" w:pos="2520"/>
+        </w:tabs>
+        <w:ind w:left="2520" w:hanging="360"/>
       </w:pPr>
       <w:rPr>
         <w:rFonts w:ascii="Wingdings" w:hAnsi="Wingdings" w:hint="default"/>
@@ -1079,9 +1283,9 @@
       <w:lvlJc w:val="left"/>
       <w:pPr>
         <w:tabs>
-          <w:tab w:val="num" w:pos="2880"/>
-        </w:tabs>
-        <w:ind w:left="2880" w:hanging="360"/>
+          <w:tab w:val="num" w:pos="3240"/>
+        </w:tabs>
+        <w:ind w:left="3240" w:hanging="360"/>
       </w:pPr>
       <w:rPr>
         <w:rFonts w:ascii="Wingdings" w:hAnsi="Wingdings" w:hint="default"/>
@@ -1095,9 +1299,9 @@
       <w:lvlJc w:val="left"/>
       <w:pPr>
         <w:tabs>
-          <w:tab w:val="num" w:pos="3600"/>
-        </w:tabs>
-        <w:ind w:left="3600" w:hanging="360"/>
+          <w:tab w:val="num" w:pos="3960"/>
+        </w:tabs>
+        <w:ind w:left="3960" w:hanging="360"/>
       </w:pPr>
       <w:rPr>
         <w:rFonts w:ascii="Wingdings" w:hAnsi="Wingdings" w:hint="default"/>
@@ -1111,9 +1315,9 @@
       <w:lvlJc w:val="left"/>
       <w:pPr>
         <w:tabs>
-          <w:tab w:val="num" w:pos="4320"/>
-        </w:tabs>
-        <w:ind w:left="4320" w:hanging="360"/>
+          <w:tab w:val="num" w:pos="4680"/>
+        </w:tabs>
+        <w:ind w:left="4680" w:hanging="360"/>
       </w:pPr>
       <w:rPr>
         <w:rFonts w:ascii="Wingdings" w:hAnsi="Wingdings" w:hint="default"/>
@@ -1127,9 +1331,9 @@
       <w:lvlJc w:val="left"/>
       <w:pPr>
         <w:tabs>
-          <w:tab w:val="num" w:pos="5040"/>
-        </w:tabs>
-        <w:ind w:left="5040" w:hanging="360"/>
+          <w:tab w:val="num" w:pos="5400"/>
+        </w:tabs>
+        <w:ind w:left="5400" w:hanging="360"/>
       </w:pPr>
       <w:rPr>
         <w:rFonts w:ascii="Wingdings" w:hAnsi="Wingdings" w:hint="default"/>
@@ -1143,9 +1347,9 @@
       <w:lvlJc w:val="left"/>
       <w:pPr>
         <w:tabs>
-          <w:tab w:val="num" w:pos="5760"/>
-        </w:tabs>
-        <w:ind w:left="5760" w:hanging="360"/>
+          <w:tab w:val="num" w:pos="6120"/>
+        </w:tabs>
+        <w:ind w:left="6120" w:hanging="360"/>
       </w:pPr>
       <w:rPr>
         <w:rFonts w:ascii="Wingdings" w:hAnsi="Wingdings" w:hint="default"/>
@@ -1159,9 +1363,9 @@
       <w:lvlJc w:val="left"/>
       <w:pPr>
         <w:tabs>
-          <w:tab w:val="num" w:pos="6480"/>
-        </w:tabs>
-        <w:ind w:left="6480" w:hanging="360"/>
+          <w:tab w:val="num" w:pos="6840"/>
+        </w:tabs>
+        <w:ind w:left="6840" w:hanging="360"/>
       </w:pPr>
       <w:rPr>
         <w:rFonts w:ascii="Wingdings" w:hAnsi="Wingdings" w:hint="default"/>
@@ -1169,7 +1373,7 @@
       </w:rPr>
     </w:lvl>
   </w:abstractNum>
-  <w:abstractNum w:abstractNumId="3" w15:restartNumberingAfterBreak="0">
+  <w:abstractNum w:abstractNumId="5" w15:restartNumberingAfterBreak="0">
     <w:nsid w:val="15DF30AE"/>
     <w:multiLevelType w:val="hybridMultilevel"/>
     <w:tmpl w:val="50F411AA"/>
@@ -1179,7 +1383,7 @@
       <w:lvlText w:val="%1."/>
       <w:lvlJc w:val="left"/>
       <w:pPr>
-        <w:ind w:left="720" w:hanging="360"/>
+        <w:ind w:left="1080" w:hanging="360"/>
       </w:pPr>
     </w:lvl>
     <w:lvl w:ilvl="1" w:tplc="10000019" w:tentative="1">
@@ -1188,7 +1392,7 @@
       <w:lvlText w:val="%2."/>
       <w:lvlJc w:val="left"/>
       <w:pPr>
-        <w:ind w:left="1440" w:hanging="360"/>
+        <w:ind w:left="1800" w:hanging="360"/>
       </w:pPr>
     </w:lvl>
     <w:lvl w:ilvl="2" w:tplc="1000001B" w:tentative="1">
@@ -1197,7 +1401,7 @@
       <w:lvlText w:val="%3."/>
       <w:lvlJc w:val="right"/>
       <w:pPr>
-        <w:ind w:left="2160" w:hanging="180"/>
+        <w:ind w:left="2520" w:hanging="180"/>
       </w:pPr>
     </w:lvl>
     <w:lvl w:ilvl="3" w:tplc="1000000F" w:tentative="1">
@@ -1206,7 +1410,7 @@
       <w:lvlText w:val="%4."/>
       <w:lvlJc w:val="left"/>
       <w:pPr>
-        <w:ind w:left="2880" w:hanging="360"/>
+        <w:ind w:left="3240" w:hanging="360"/>
       </w:pPr>
     </w:lvl>
     <w:lvl w:ilvl="4" w:tplc="10000019" w:tentative="1">
@@ -1215,7 +1419,7 @@
       <w:lvlText w:val="%5."/>
       <w:lvlJc w:val="left"/>
       <w:pPr>
-        <w:ind w:left="3600" w:hanging="360"/>
+        <w:ind w:left="3960" w:hanging="360"/>
       </w:pPr>
     </w:lvl>
     <w:lvl w:ilvl="5" w:tplc="1000001B" w:tentative="1">
@@ -1224,7 +1428,7 @@
       <w:lvlText w:val="%6."/>
       <w:lvlJc w:val="right"/>
       <w:pPr>
-        <w:ind w:left="4320" w:hanging="180"/>
+        <w:ind w:left="4680" w:hanging="180"/>
       </w:pPr>
     </w:lvl>
     <w:lvl w:ilvl="6" w:tplc="1000000F" w:tentative="1">
@@ -1233,7 +1437,7 @@
       <w:lvlText w:val="%7."/>
       <w:lvlJc w:val="left"/>
       <w:pPr>
-        <w:ind w:left="5040" w:hanging="360"/>
+        <w:ind w:left="5400" w:hanging="360"/>
       </w:pPr>
     </w:lvl>
     <w:lvl w:ilvl="7" w:tplc="10000019" w:tentative="1">
@@ -1242,7 +1446,7 @@
       <w:lvlText w:val="%8."/>
       <w:lvlJc w:val="left"/>
       <w:pPr>
-        <w:ind w:left="5760" w:hanging="360"/>
+        <w:ind w:left="6120" w:hanging="360"/>
       </w:pPr>
     </w:lvl>
     <w:lvl w:ilvl="8" w:tplc="1000001B" w:tentative="1">
@@ -1251,11 +1455,11 @@
       <w:lvlText w:val="%9."/>
       <w:lvlJc w:val="right"/>
       <w:pPr>
-        <w:ind w:left="6480" w:hanging="180"/>
+        <w:ind w:left="6840" w:hanging="180"/>
       </w:pPr>
     </w:lvl>
   </w:abstractNum>
-  <w:abstractNum w:abstractNumId="4" w15:restartNumberingAfterBreak="0">
+  <w:abstractNum w:abstractNumId="6" w15:restartNumberingAfterBreak="0">
     <w:nsid w:val="195041A5"/>
     <w:multiLevelType w:val="multilevel"/>
     <w:tmpl w:val="CA0CB08C"/>
@@ -1266,9 +1470,9 @@
       <w:lvlJc w:val="left"/>
       <w:pPr>
         <w:tabs>
-          <w:tab w:val="num" w:pos="720"/>
-        </w:tabs>
-        <w:ind w:left="720" w:hanging="360"/>
+          <w:tab w:val="num" w:pos="1440"/>
+        </w:tabs>
+        <w:ind w:left="1440" w:hanging="360"/>
       </w:pPr>
       <w:rPr>
         <w:rFonts w:ascii="Symbol" w:hAnsi="Symbol" w:hint="default"/>
@@ -1282,9 +1486,9 @@
       <w:lvlJc w:val="left"/>
       <w:pPr>
         <w:tabs>
-          <w:tab w:val="num" w:pos="1440"/>
-        </w:tabs>
-        <w:ind w:left="1440" w:hanging="360"/>
+          <w:tab w:val="num" w:pos="2160"/>
+        </w:tabs>
+        <w:ind w:left="2160" w:hanging="360"/>
       </w:pPr>
       <w:rPr>
         <w:rFonts w:ascii="Symbol" w:hAnsi="Symbol" w:hint="default"/>
@@ -1298,9 +1502,9 @@
       <w:lvlJc w:val="left"/>
       <w:pPr>
         <w:tabs>
-          <w:tab w:val="num" w:pos="2160"/>
-        </w:tabs>
-        <w:ind w:left="2160" w:hanging="360"/>
+          <w:tab w:val="num" w:pos="2880"/>
+        </w:tabs>
+        <w:ind w:left="2880" w:hanging="360"/>
       </w:pPr>
       <w:rPr>
         <w:rFonts w:ascii="Wingdings" w:hAnsi="Wingdings" w:hint="default"/>
@@ -1314,9 +1518,9 @@
       <w:lvlJc w:val="left"/>
       <w:pPr>
         <w:tabs>
-          <w:tab w:val="num" w:pos="2880"/>
-        </w:tabs>
-        <w:ind w:left="2880" w:hanging="360"/>
+          <w:tab w:val="num" w:pos="3600"/>
+        </w:tabs>
+        <w:ind w:left="3600" w:hanging="360"/>
       </w:pPr>
       <w:rPr>
         <w:rFonts w:ascii="Wingdings" w:hAnsi="Wingdings" w:hint="default"/>
@@ -1330,9 +1534,9 @@
       <w:lvlJc w:val="left"/>
       <w:pPr>
         <w:tabs>
-          <w:tab w:val="num" w:pos="3600"/>
-        </w:tabs>
-        <w:ind w:left="3600" w:hanging="360"/>
+          <w:tab w:val="num" w:pos="4320"/>
+        </w:tabs>
+        <w:ind w:left="4320" w:hanging="360"/>
       </w:pPr>
       <w:rPr>
         <w:rFonts w:ascii="Wingdings" w:hAnsi="Wingdings" w:hint="default"/>
@@ -1346,9 +1550,9 @@
       <w:lvlJc w:val="left"/>
       <w:pPr>
         <w:tabs>
-          <w:tab w:val="num" w:pos="4320"/>
-        </w:tabs>
-        <w:ind w:left="4320" w:hanging="360"/>
+          <w:tab w:val="num" w:pos="5040"/>
+        </w:tabs>
+        <w:ind w:left="5040" w:hanging="360"/>
       </w:pPr>
       <w:rPr>
         <w:rFonts w:ascii="Wingdings" w:hAnsi="Wingdings" w:hint="default"/>
@@ -1362,9 +1566,9 @@
       <w:lvlJc w:val="left"/>
       <w:pPr>
         <w:tabs>
-          <w:tab w:val="num" w:pos="5040"/>
-        </w:tabs>
-        <w:ind w:left="5040" w:hanging="360"/>
+          <w:tab w:val="num" w:pos="5760"/>
+        </w:tabs>
+        <w:ind w:left="5760" w:hanging="360"/>
       </w:pPr>
       <w:rPr>
         <w:rFonts w:ascii="Wingdings" w:hAnsi="Wingdings" w:hint="default"/>
@@ -1378,9 +1582,9 @@
       <w:lvlJc w:val="left"/>
       <w:pPr>
         <w:tabs>
-          <w:tab w:val="num" w:pos="5760"/>
-        </w:tabs>
-        <w:ind w:left="5760" w:hanging="360"/>
+          <w:tab w:val="num" w:pos="6480"/>
+        </w:tabs>
+        <w:ind w:left="6480" w:hanging="360"/>
       </w:pPr>
       <w:rPr>
         <w:rFonts w:ascii="Wingdings" w:hAnsi="Wingdings" w:hint="default"/>
@@ -1394,9 +1598,9 @@
       <w:lvlJc w:val="left"/>
       <w:pPr>
         <w:tabs>
-          <w:tab w:val="num" w:pos="6480"/>
-        </w:tabs>
-        <w:ind w:left="6480" w:hanging="360"/>
+          <w:tab w:val="num" w:pos="7200"/>
+        </w:tabs>
+        <w:ind w:left="7200" w:hanging="360"/>
       </w:pPr>
       <w:rPr>
         <w:rFonts w:ascii="Wingdings" w:hAnsi="Wingdings" w:hint="default"/>
@@ -1404,7 +1608,7 @@
       </w:rPr>
     </w:lvl>
   </w:abstractNum>
-  <w:abstractNum w:abstractNumId="5" w15:restartNumberingAfterBreak="0">
+  <w:abstractNum w:abstractNumId="7" w15:restartNumberingAfterBreak="0">
     <w:nsid w:val="1F4D170B"/>
     <w:multiLevelType w:val="multilevel"/>
     <w:tmpl w:val="CA0CB08C"/>
@@ -1415,9 +1619,9 @@
       <w:lvlJc w:val="left"/>
       <w:pPr>
         <w:tabs>
-          <w:tab w:val="num" w:pos="720"/>
-        </w:tabs>
-        <w:ind w:left="720" w:hanging="360"/>
+          <w:tab w:val="num" w:pos="1440"/>
+        </w:tabs>
+        <w:ind w:left="1440" w:hanging="360"/>
       </w:pPr>
       <w:rPr>
         <w:rFonts w:ascii="Symbol" w:hAnsi="Symbol" w:hint="default"/>
@@ -1431,9 +1635,9 @@
       <w:lvlJc w:val="left"/>
       <w:pPr>
         <w:tabs>
-          <w:tab w:val="num" w:pos="1440"/>
-        </w:tabs>
-        <w:ind w:left="1440" w:hanging="360"/>
+          <w:tab w:val="num" w:pos="2160"/>
+        </w:tabs>
+        <w:ind w:left="2160" w:hanging="360"/>
       </w:pPr>
       <w:rPr>
         <w:rFonts w:ascii="Symbol" w:hAnsi="Symbol" w:hint="default"/>
@@ -1447,9 +1651,9 @@
       <w:lvlJc w:val="left"/>
       <w:pPr>
         <w:tabs>
-          <w:tab w:val="num" w:pos="2160"/>
-        </w:tabs>
-        <w:ind w:left="2160" w:hanging="360"/>
+          <w:tab w:val="num" w:pos="2880"/>
+        </w:tabs>
+        <w:ind w:left="2880" w:hanging="360"/>
       </w:pPr>
       <w:rPr>
         <w:rFonts w:ascii="Wingdings" w:hAnsi="Wingdings" w:hint="default"/>
@@ -1463,9 +1667,9 @@
       <w:lvlJc w:val="left"/>
       <w:pPr>
         <w:tabs>
-          <w:tab w:val="num" w:pos="2880"/>
-        </w:tabs>
-        <w:ind w:left="2880" w:hanging="360"/>
+          <w:tab w:val="num" w:pos="3600"/>
+        </w:tabs>
+        <w:ind w:left="3600" w:hanging="360"/>
       </w:pPr>
       <w:rPr>
         <w:rFonts w:ascii="Wingdings" w:hAnsi="Wingdings" w:hint="default"/>
@@ -1479,9 +1683,9 @@
       <w:lvlJc w:val="left"/>
       <w:pPr>
         <w:tabs>
-          <w:tab w:val="num" w:pos="3600"/>
-        </w:tabs>
-        <w:ind w:left="3600" w:hanging="360"/>
+          <w:tab w:val="num" w:pos="4320"/>
+        </w:tabs>
+        <w:ind w:left="4320" w:hanging="360"/>
       </w:pPr>
       <w:rPr>
         <w:rFonts w:ascii="Wingdings" w:hAnsi="Wingdings" w:hint="default"/>
@@ -1495,9 +1699,9 @@
       <w:lvlJc w:val="left"/>
       <w:pPr>
         <w:tabs>
-          <w:tab w:val="num" w:pos="4320"/>
-        </w:tabs>
-        <w:ind w:left="4320" w:hanging="360"/>
+          <w:tab w:val="num" w:pos="5040"/>
+        </w:tabs>
+        <w:ind w:left="5040" w:hanging="360"/>
       </w:pPr>
       <w:rPr>
         <w:rFonts w:ascii="Wingdings" w:hAnsi="Wingdings" w:hint="default"/>
@@ -1511,9 +1715,9 @@
       <w:lvlJc w:val="left"/>
       <w:pPr>
         <w:tabs>
-          <w:tab w:val="num" w:pos="5040"/>
-        </w:tabs>
-        <w:ind w:left="5040" w:hanging="360"/>
+          <w:tab w:val="num" w:pos="5760"/>
+        </w:tabs>
+        <w:ind w:left="5760" w:hanging="360"/>
       </w:pPr>
       <w:rPr>
         <w:rFonts w:ascii="Wingdings" w:hAnsi="Wingdings" w:hint="default"/>
@@ -1527,9 +1731,9 @@
       <w:lvlJc w:val="left"/>
       <w:pPr>
         <w:tabs>
-          <w:tab w:val="num" w:pos="5760"/>
-        </w:tabs>
-        <w:ind w:left="5760" w:hanging="360"/>
+          <w:tab w:val="num" w:pos="6480"/>
+        </w:tabs>
+        <w:ind w:left="6480" w:hanging="360"/>
       </w:pPr>
       <w:rPr>
         <w:rFonts w:ascii="Wingdings" w:hAnsi="Wingdings" w:hint="default"/>
@@ -1543,9 +1747,9 @@
       <w:lvlJc w:val="left"/>
       <w:pPr>
         <w:tabs>
-          <w:tab w:val="num" w:pos="6480"/>
-        </w:tabs>
-        <w:ind w:left="6480" w:hanging="360"/>
+          <w:tab w:val="num" w:pos="7200"/>
+        </w:tabs>
+        <w:ind w:left="7200" w:hanging="360"/>
       </w:pPr>
       <w:rPr>
         <w:rFonts w:ascii="Wingdings" w:hAnsi="Wingdings" w:hint="default"/>
@@ -1553,7 +1757,7 @@
       </w:rPr>
     </w:lvl>
   </w:abstractNum>
-  <w:abstractNum w:abstractNumId="6" w15:restartNumberingAfterBreak="0">
+  <w:abstractNum w:abstractNumId="8" w15:restartNumberingAfterBreak="0">
     <w:nsid w:val="26F71089"/>
     <w:multiLevelType w:val="multilevel"/>
     <w:tmpl w:val="CA0CB08C"/>
@@ -1702,7 +1906,93 @@
       </w:rPr>
     </w:lvl>
   </w:abstractNum>
-  <w:abstractNum w:abstractNumId="7" w15:restartNumberingAfterBreak="0">
+  <w:abstractNum w:abstractNumId="9" w15:restartNumberingAfterBreak="0">
+    <w:nsid w:val="37515952"/>
+    <w:multiLevelType w:val="hybridMultilevel"/>
+    <w:tmpl w:val="15F81E08"/>
+    <w:lvl w:ilvl="0" w:tplc="0809000F">
+      <w:start w:val="1"/>
+      <w:numFmt w:val="decimal"/>
+      <w:lvlText w:val="%1."/>
+      <w:lvlJc w:val="left"/>
+      <w:pPr>
+        <w:ind w:left="720" w:hanging="360"/>
+      </w:pPr>
+    </w:lvl>
+    <w:lvl w:ilvl="1" w:tplc="08090019" w:tentative="1">
+      <w:start w:val="1"/>
+      <w:numFmt w:val="lowerLetter"/>
+      <w:lvlText w:val="%2."/>
+      <w:lvlJc w:val="left"/>
+      <w:pPr>
+        <w:ind w:left="1440" w:hanging="360"/>
+      </w:pPr>
+    </w:lvl>
+    <w:lvl w:ilvl="2" w:tplc="0809001B" w:tentative="1">
+      <w:start w:val="1"/>
+      <w:numFmt w:val="lowerRoman"/>
+      <w:lvlText w:val="%3."/>
+      <w:lvlJc w:val="right"/>
+      <w:pPr>
+        <w:ind w:left="2160" w:hanging="180"/>
+      </w:pPr>
+    </w:lvl>
+    <w:lvl w:ilvl="3" w:tplc="0809000F" w:tentative="1">
+      <w:start w:val="1"/>
+      <w:numFmt w:val="decimal"/>
+      <w:lvlText w:val="%4."/>
+      <w:lvlJc w:val="left"/>
+      <w:pPr>
+        <w:ind w:left="2880" w:hanging="360"/>
+      </w:pPr>
+    </w:lvl>
+    <w:lvl w:ilvl="4" w:tplc="08090019" w:tentative="1">
+      <w:start w:val="1"/>
+      <w:numFmt w:val="lowerLetter"/>
+      <w:lvlText w:val="%5."/>
+      <w:lvlJc w:val="left"/>
+      <w:pPr>
+        <w:ind w:left="3600" w:hanging="360"/>
+      </w:pPr>
+    </w:lvl>
+    <w:lvl w:ilvl="5" w:tplc="0809001B" w:tentative="1">
+      <w:start w:val="1"/>
+      <w:numFmt w:val="lowerRoman"/>
+      <w:lvlText w:val="%6."/>
+      <w:lvlJc w:val="right"/>
+      <w:pPr>
+        <w:ind w:left="4320" w:hanging="180"/>
+      </w:pPr>
+    </w:lvl>
+    <w:lvl w:ilvl="6" w:tplc="0809000F" w:tentative="1">
+      <w:start w:val="1"/>
+      <w:numFmt w:val="decimal"/>
+      <w:lvlText w:val="%7."/>
+      <w:lvlJc w:val="left"/>
+      <w:pPr>
+        <w:ind w:left="5040" w:hanging="360"/>
+      </w:pPr>
+    </w:lvl>
+    <w:lvl w:ilvl="7" w:tplc="08090019" w:tentative="1">
+      <w:start w:val="1"/>
+      <w:numFmt w:val="lowerLetter"/>
+      <w:lvlText w:val="%8."/>
+      <w:lvlJc w:val="left"/>
+      <w:pPr>
+        <w:ind w:left="5760" w:hanging="360"/>
+      </w:pPr>
+    </w:lvl>
+    <w:lvl w:ilvl="8" w:tplc="0809001B" w:tentative="1">
+      <w:start w:val="1"/>
+      <w:numFmt w:val="lowerRoman"/>
+      <w:lvlText w:val="%9."/>
+      <w:lvlJc w:val="right"/>
+      <w:pPr>
+        <w:ind w:left="6480" w:hanging="180"/>
+      </w:pPr>
+    </w:lvl>
+  </w:abstractNum>
+  <w:abstractNum w:abstractNumId="10" w15:restartNumberingAfterBreak="0">
     <w:nsid w:val="3A2B41C3"/>
     <w:multiLevelType w:val="multilevel"/>
     <w:tmpl w:val="3880E67E"/>
@@ -1819,7 +2109,7 @@
       </w:pPr>
     </w:lvl>
   </w:abstractNum>
-  <w:abstractNum w:abstractNumId="8" w15:restartNumberingAfterBreak="0">
+  <w:abstractNum w:abstractNumId="11" w15:restartNumberingAfterBreak="0">
     <w:nsid w:val="47112968"/>
     <w:multiLevelType w:val="multilevel"/>
     <w:tmpl w:val="CA0CB08C"/>
@@ -1968,7 +2258,7 @@
       </w:rPr>
     </w:lvl>
   </w:abstractNum>
-  <w:abstractNum w:abstractNumId="9" w15:restartNumberingAfterBreak="0">
+  <w:abstractNum w:abstractNumId="12" w15:restartNumberingAfterBreak="0">
     <w:nsid w:val="59A66C06"/>
     <w:multiLevelType w:val="multilevel"/>
     <w:tmpl w:val="CA0CB08C"/>
@@ -1979,9 +2269,9 @@
       <w:lvlJc w:val="left"/>
       <w:pPr>
         <w:tabs>
-          <w:tab w:val="num" w:pos="720"/>
-        </w:tabs>
-        <w:ind w:left="720" w:hanging="360"/>
+          <w:tab w:val="num" w:pos="1440"/>
+        </w:tabs>
+        <w:ind w:left="1440" w:hanging="360"/>
       </w:pPr>
       <w:rPr>
         <w:rFonts w:ascii="Symbol" w:hAnsi="Symbol" w:hint="default"/>
@@ -1995,25 +2285,25 @@
       <w:lvlJc w:val="left"/>
       <w:pPr>
         <w:tabs>
-          <w:tab w:val="num" w:pos="1440"/>
-        </w:tabs>
-        <w:ind w:left="1440" w:hanging="360"/>
+          <w:tab w:val="num" w:pos="2160"/>
+        </w:tabs>
+        <w:ind w:left="2160" w:hanging="360"/>
       </w:pPr>
       <w:rPr>
         <w:rFonts w:ascii="Symbol" w:hAnsi="Symbol" w:hint="default"/>
         <w:sz w:val="20"/>
       </w:rPr>
     </w:lvl>
-    <w:lvl w:ilvl="2" w:tentative="1">
-      <w:start w:val="1"/>
-      <w:numFmt w:val="bullet"/>
-      <w:lvlText w:val=""/>
-      <w:lvlJc w:val="left"/>
-      <w:pPr>
-        <w:tabs>
-          <w:tab w:val="num" w:pos="2160"/>
-        </w:tabs>
-        <w:ind w:left="2160" w:hanging="360"/>
+    <w:lvl w:ilvl="2">
+      <w:start w:val="1"/>
+      <w:numFmt w:val="bullet"/>
+      <w:lvlText w:val=""/>
+      <w:lvlJc w:val="left"/>
+      <w:pPr>
+        <w:tabs>
+          <w:tab w:val="num" w:pos="2880"/>
+        </w:tabs>
+        <w:ind w:left="2880" w:hanging="360"/>
       </w:pPr>
       <w:rPr>
         <w:rFonts w:ascii="Wingdings" w:hAnsi="Wingdings" w:hint="default"/>
@@ -2027,9 +2317,9 @@
       <w:lvlJc w:val="left"/>
       <w:pPr>
         <w:tabs>
-          <w:tab w:val="num" w:pos="2880"/>
-        </w:tabs>
-        <w:ind w:left="2880" w:hanging="360"/>
+          <w:tab w:val="num" w:pos="3600"/>
+        </w:tabs>
+        <w:ind w:left="3600" w:hanging="360"/>
       </w:pPr>
       <w:rPr>
         <w:rFonts w:ascii="Wingdings" w:hAnsi="Wingdings" w:hint="default"/>
@@ -2043,9 +2333,9 @@
       <w:lvlJc w:val="left"/>
       <w:pPr>
         <w:tabs>
-          <w:tab w:val="num" w:pos="3600"/>
-        </w:tabs>
-        <w:ind w:left="3600" w:hanging="360"/>
+          <w:tab w:val="num" w:pos="4320"/>
+        </w:tabs>
+        <w:ind w:left="4320" w:hanging="360"/>
       </w:pPr>
       <w:rPr>
         <w:rFonts w:ascii="Wingdings" w:hAnsi="Wingdings" w:hint="default"/>
@@ -2059,9 +2349,9 @@
       <w:lvlJc w:val="left"/>
       <w:pPr>
         <w:tabs>
-          <w:tab w:val="num" w:pos="4320"/>
-        </w:tabs>
-        <w:ind w:left="4320" w:hanging="360"/>
+          <w:tab w:val="num" w:pos="5040"/>
+        </w:tabs>
+        <w:ind w:left="5040" w:hanging="360"/>
       </w:pPr>
       <w:rPr>
         <w:rFonts w:ascii="Wingdings" w:hAnsi="Wingdings" w:hint="default"/>
@@ -2075,9 +2365,9 @@
       <w:lvlJc w:val="left"/>
       <w:pPr>
         <w:tabs>
-          <w:tab w:val="num" w:pos="5040"/>
-        </w:tabs>
-        <w:ind w:left="5040" w:hanging="360"/>
+          <w:tab w:val="num" w:pos="5760"/>
+        </w:tabs>
+        <w:ind w:left="5760" w:hanging="360"/>
       </w:pPr>
       <w:rPr>
         <w:rFonts w:ascii="Wingdings" w:hAnsi="Wingdings" w:hint="default"/>
@@ -2091,9 +2381,9 @@
       <w:lvlJc w:val="left"/>
       <w:pPr>
         <w:tabs>
-          <w:tab w:val="num" w:pos="5760"/>
-        </w:tabs>
-        <w:ind w:left="5760" w:hanging="360"/>
+          <w:tab w:val="num" w:pos="6480"/>
+        </w:tabs>
+        <w:ind w:left="6480" w:hanging="360"/>
       </w:pPr>
       <w:rPr>
         <w:rFonts w:ascii="Wingdings" w:hAnsi="Wingdings" w:hint="default"/>
@@ -2107,9 +2397,9 @@
       <w:lvlJc w:val="left"/>
       <w:pPr>
         <w:tabs>
-          <w:tab w:val="num" w:pos="6480"/>
-        </w:tabs>
-        <w:ind w:left="6480" w:hanging="360"/>
+          <w:tab w:val="num" w:pos="7200"/>
+        </w:tabs>
+        <w:ind w:left="7200" w:hanging="360"/>
       </w:pPr>
       <w:rPr>
         <w:rFonts w:ascii="Wingdings" w:hAnsi="Wingdings" w:hint="default"/>
@@ -2117,7 +2407,7 @@
       </w:rPr>
     </w:lvl>
   </w:abstractNum>
-  <w:abstractNum w:abstractNumId="10" w15:restartNumberingAfterBreak="0">
+  <w:abstractNum w:abstractNumId="13" w15:restartNumberingAfterBreak="0">
     <w:nsid w:val="5F307B7D"/>
     <w:multiLevelType w:val="multilevel"/>
     <w:tmpl w:val="CA0CB08C"/>
@@ -2128,9 +2418,9 @@
       <w:lvlJc w:val="left"/>
       <w:pPr>
         <w:tabs>
-          <w:tab w:val="num" w:pos="720"/>
-        </w:tabs>
-        <w:ind w:left="720" w:hanging="360"/>
+          <w:tab w:val="num" w:pos="1440"/>
+        </w:tabs>
+        <w:ind w:left="1440" w:hanging="360"/>
       </w:pPr>
       <w:rPr>
         <w:rFonts w:ascii="Symbol" w:hAnsi="Symbol" w:hint="default"/>
@@ -2144,160 +2434,350 @@
       <w:lvlJc w:val="left"/>
       <w:pPr>
         <w:tabs>
-          <w:tab w:val="num" w:pos="1440"/>
-        </w:tabs>
+          <w:tab w:val="num" w:pos="2160"/>
+        </w:tabs>
+        <w:ind w:left="2160" w:hanging="360"/>
+      </w:pPr>
+      <w:rPr>
+        <w:rFonts w:ascii="Symbol" w:hAnsi="Symbol" w:hint="default"/>
+        <w:sz w:val="20"/>
+      </w:rPr>
+    </w:lvl>
+    <w:lvl w:ilvl="2" w:tentative="1">
+      <w:start w:val="1"/>
+      <w:numFmt w:val="bullet"/>
+      <w:lvlText w:val=""/>
+      <w:lvlJc w:val="left"/>
+      <w:pPr>
+        <w:tabs>
+          <w:tab w:val="num" w:pos="2880"/>
+        </w:tabs>
+        <w:ind w:left="2880" w:hanging="360"/>
+      </w:pPr>
+      <w:rPr>
+        <w:rFonts w:ascii="Wingdings" w:hAnsi="Wingdings" w:hint="default"/>
+        <w:sz w:val="20"/>
+      </w:rPr>
+    </w:lvl>
+    <w:lvl w:ilvl="3" w:tentative="1">
+      <w:start w:val="1"/>
+      <w:numFmt w:val="bullet"/>
+      <w:lvlText w:val=""/>
+      <w:lvlJc w:val="left"/>
+      <w:pPr>
+        <w:tabs>
+          <w:tab w:val="num" w:pos="3600"/>
+        </w:tabs>
+        <w:ind w:left="3600" w:hanging="360"/>
+      </w:pPr>
+      <w:rPr>
+        <w:rFonts w:ascii="Wingdings" w:hAnsi="Wingdings" w:hint="default"/>
+        <w:sz w:val="20"/>
+      </w:rPr>
+    </w:lvl>
+    <w:lvl w:ilvl="4" w:tentative="1">
+      <w:start w:val="1"/>
+      <w:numFmt w:val="bullet"/>
+      <w:lvlText w:val=""/>
+      <w:lvlJc w:val="left"/>
+      <w:pPr>
+        <w:tabs>
+          <w:tab w:val="num" w:pos="4320"/>
+        </w:tabs>
+        <w:ind w:left="4320" w:hanging="360"/>
+      </w:pPr>
+      <w:rPr>
+        <w:rFonts w:ascii="Wingdings" w:hAnsi="Wingdings" w:hint="default"/>
+        <w:sz w:val="20"/>
+      </w:rPr>
+    </w:lvl>
+    <w:lvl w:ilvl="5" w:tentative="1">
+      <w:start w:val="1"/>
+      <w:numFmt w:val="bullet"/>
+      <w:lvlText w:val=""/>
+      <w:lvlJc w:val="left"/>
+      <w:pPr>
+        <w:tabs>
+          <w:tab w:val="num" w:pos="5040"/>
+        </w:tabs>
+        <w:ind w:left="5040" w:hanging="360"/>
+      </w:pPr>
+      <w:rPr>
+        <w:rFonts w:ascii="Wingdings" w:hAnsi="Wingdings" w:hint="default"/>
+        <w:sz w:val="20"/>
+      </w:rPr>
+    </w:lvl>
+    <w:lvl w:ilvl="6" w:tentative="1">
+      <w:start w:val="1"/>
+      <w:numFmt w:val="bullet"/>
+      <w:lvlText w:val=""/>
+      <w:lvlJc w:val="left"/>
+      <w:pPr>
+        <w:tabs>
+          <w:tab w:val="num" w:pos="5760"/>
+        </w:tabs>
+        <w:ind w:left="5760" w:hanging="360"/>
+      </w:pPr>
+      <w:rPr>
+        <w:rFonts w:ascii="Wingdings" w:hAnsi="Wingdings" w:hint="default"/>
+        <w:sz w:val="20"/>
+      </w:rPr>
+    </w:lvl>
+    <w:lvl w:ilvl="7" w:tentative="1">
+      <w:start w:val="1"/>
+      <w:numFmt w:val="bullet"/>
+      <w:lvlText w:val=""/>
+      <w:lvlJc w:val="left"/>
+      <w:pPr>
+        <w:tabs>
+          <w:tab w:val="num" w:pos="6480"/>
+        </w:tabs>
+        <w:ind w:left="6480" w:hanging="360"/>
+      </w:pPr>
+      <w:rPr>
+        <w:rFonts w:ascii="Wingdings" w:hAnsi="Wingdings" w:hint="default"/>
+        <w:sz w:val="20"/>
+      </w:rPr>
+    </w:lvl>
+    <w:lvl w:ilvl="8" w:tentative="1">
+      <w:start w:val="1"/>
+      <w:numFmt w:val="bullet"/>
+      <w:lvlText w:val=""/>
+      <w:lvlJc w:val="left"/>
+      <w:pPr>
+        <w:tabs>
+          <w:tab w:val="num" w:pos="7200"/>
+        </w:tabs>
+        <w:ind w:left="7200" w:hanging="360"/>
+      </w:pPr>
+      <w:rPr>
+        <w:rFonts w:ascii="Wingdings" w:hAnsi="Wingdings" w:hint="default"/>
+        <w:sz w:val="20"/>
+      </w:rPr>
+    </w:lvl>
+  </w:abstractNum>
+  <w:abstractNum w:abstractNumId="14" w15:restartNumberingAfterBreak="0">
+    <w:nsid w:val="6DA40173"/>
+    <w:multiLevelType w:val="hybridMultilevel"/>
+    <w:tmpl w:val="54862BF0"/>
+    <w:lvl w:ilvl="0" w:tplc="0AE8A4BA">
+      <w:start w:val="2"/>
+      <w:numFmt w:val="decimal"/>
+      <w:lvlText w:val="%1."/>
+      <w:lvlJc w:val="left"/>
+      <w:pPr>
+        <w:ind w:left="1080" w:hanging="360"/>
+      </w:pPr>
+      <w:rPr>
+        <w:rFonts w:hint="default"/>
+      </w:rPr>
+    </w:lvl>
+    <w:lvl w:ilvl="1" w:tplc="08090019" w:tentative="1">
+      <w:start w:val="1"/>
+      <w:numFmt w:val="lowerLetter"/>
+      <w:lvlText w:val="%2."/>
+      <w:lvlJc w:val="left"/>
+      <w:pPr>
         <w:ind w:left="1440" w:hanging="360"/>
       </w:pPr>
-      <w:rPr>
-        <w:rFonts w:ascii="Symbol" w:hAnsi="Symbol" w:hint="default"/>
-        <w:sz w:val="20"/>
-      </w:rPr>
-    </w:lvl>
-    <w:lvl w:ilvl="2" w:tentative="1">
-      <w:start w:val="1"/>
-      <w:numFmt w:val="bullet"/>
-      <w:lvlText w:val=""/>
-      <w:lvlJc w:val="left"/>
-      <w:pPr>
-        <w:tabs>
-          <w:tab w:val="num" w:pos="2160"/>
-        </w:tabs>
-        <w:ind w:left="2160" w:hanging="360"/>
-      </w:pPr>
-      <w:rPr>
-        <w:rFonts w:ascii="Wingdings" w:hAnsi="Wingdings" w:hint="default"/>
-        <w:sz w:val="20"/>
-      </w:rPr>
-    </w:lvl>
-    <w:lvl w:ilvl="3" w:tentative="1">
-      <w:start w:val="1"/>
-      <w:numFmt w:val="bullet"/>
-      <w:lvlText w:val=""/>
-      <w:lvlJc w:val="left"/>
-      <w:pPr>
-        <w:tabs>
-          <w:tab w:val="num" w:pos="2880"/>
-        </w:tabs>
+    </w:lvl>
+    <w:lvl w:ilvl="2" w:tplc="0809001B" w:tentative="1">
+      <w:start w:val="1"/>
+      <w:numFmt w:val="lowerRoman"/>
+      <w:lvlText w:val="%3."/>
+      <w:lvlJc w:val="right"/>
+      <w:pPr>
+        <w:ind w:left="2160" w:hanging="180"/>
+      </w:pPr>
+    </w:lvl>
+    <w:lvl w:ilvl="3" w:tplc="0809000F" w:tentative="1">
+      <w:start w:val="1"/>
+      <w:numFmt w:val="decimal"/>
+      <w:lvlText w:val="%4."/>
+      <w:lvlJc w:val="left"/>
+      <w:pPr>
         <w:ind w:left="2880" w:hanging="360"/>
       </w:pPr>
-      <w:rPr>
-        <w:rFonts w:ascii="Wingdings" w:hAnsi="Wingdings" w:hint="default"/>
-        <w:sz w:val="20"/>
-      </w:rPr>
-    </w:lvl>
-    <w:lvl w:ilvl="4" w:tentative="1">
-      <w:start w:val="1"/>
-      <w:numFmt w:val="bullet"/>
-      <w:lvlText w:val=""/>
-      <w:lvlJc w:val="left"/>
-      <w:pPr>
-        <w:tabs>
-          <w:tab w:val="num" w:pos="3600"/>
-        </w:tabs>
+    </w:lvl>
+    <w:lvl w:ilvl="4" w:tplc="08090019" w:tentative="1">
+      <w:start w:val="1"/>
+      <w:numFmt w:val="lowerLetter"/>
+      <w:lvlText w:val="%5."/>
+      <w:lvlJc w:val="left"/>
+      <w:pPr>
         <w:ind w:left="3600" w:hanging="360"/>
       </w:pPr>
-      <w:rPr>
-        <w:rFonts w:ascii="Wingdings" w:hAnsi="Wingdings" w:hint="default"/>
-        <w:sz w:val="20"/>
-      </w:rPr>
-    </w:lvl>
-    <w:lvl w:ilvl="5" w:tentative="1">
-      <w:start w:val="1"/>
-      <w:numFmt w:val="bullet"/>
-      <w:lvlText w:val=""/>
-      <w:lvlJc w:val="left"/>
-      <w:pPr>
-        <w:tabs>
-          <w:tab w:val="num" w:pos="4320"/>
-        </w:tabs>
-        <w:ind w:left="4320" w:hanging="360"/>
-      </w:pPr>
-      <w:rPr>
-        <w:rFonts w:ascii="Wingdings" w:hAnsi="Wingdings" w:hint="default"/>
-        <w:sz w:val="20"/>
-      </w:rPr>
-    </w:lvl>
-    <w:lvl w:ilvl="6" w:tentative="1">
-      <w:start w:val="1"/>
-      <w:numFmt w:val="bullet"/>
-      <w:lvlText w:val=""/>
-      <w:lvlJc w:val="left"/>
-      <w:pPr>
-        <w:tabs>
-          <w:tab w:val="num" w:pos="5040"/>
-        </w:tabs>
+    </w:lvl>
+    <w:lvl w:ilvl="5" w:tplc="0809001B" w:tentative="1">
+      <w:start w:val="1"/>
+      <w:numFmt w:val="lowerRoman"/>
+      <w:lvlText w:val="%6."/>
+      <w:lvlJc w:val="right"/>
+      <w:pPr>
+        <w:ind w:left="4320" w:hanging="180"/>
+      </w:pPr>
+    </w:lvl>
+    <w:lvl w:ilvl="6" w:tplc="0809000F" w:tentative="1">
+      <w:start w:val="1"/>
+      <w:numFmt w:val="decimal"/>
+      <w:lvlText w:val="%7."/>
+      <w:lvlJc w:val="left"/>
+      <w:pPr>
         <w:ind w:left="5040" w:hanging="360"/>
       </w:pPr>
-      <w:rPr>
-        <w:rFonts w:ascii="Wingdings" w:hAnsi="Wingdings" w:hint="default"/>
-        <w:sz w:val="20"/>
-      </w:rPr>
-    </w:lvl>
-    <w:lvl w:ilvl="7" w:tentative="1">
-      <w:start w:val="1"/>
-      <w:numFmt w:val="bullet"/>
-      <w:lvlText w:val=""/>
-      <w:lvlJc w:val="left"/>
-      <w:pPr>
-        <w:tabs>
-          <w:tab w:val="num" w:pos="5760"/>
-        </w:tabs>
+    </w:lvl>
+    <w:lvl w:ilvl="7" w:tplc="08090019" w:tentative="1">
+      <w:start w:val="1"/>
+      <w:numFmt w:val="lowerLetter"/>
+      <w:lvlText w:val="%8."/>
+      <w:lvlJc w:val="left"/>
+      <w:pPr>
         <w:ind w:left="5760" w:hanging="360"/>
       </w:pPr>
-      <w:rPr>
-        <w:rFonts w:ascii="Wingdings" w:hAnsi="Wingdings" w:hint="default"/>
-        <w:sz w:val="20"/>
-      </w:rPr>
-    </w:lvl>
-    <w:lvl w:ilvl="8" w:tentative="1">
-      <w:start w:val="1"/>
-      <w:numFmt w:val="bullet"/>
-      <w:lvlText w:val=""/>
-      <w:lvlJc w:val="left"/>
-      <w:pPr>
-        <w:tabs>
-          <w:tab w:val="num" w:pos="6480"/>
-        </w:tabs>
-        <w:ind w:left="6480" w:hanging="360"/>
-      </w:pPr>
-      <w:rPr>
-        <w:rFonts w:ascii="Wingdings" w:hAnsi="Wingdings" w:hint="default"/>
-        <w:sz w:val="20"/>
-      </w:rPr>
+    </w:lvl>
+    <w:lvl w:ilvl="8" w:tplc="0809001B" w:tentative="1">
+      <w:start w:val="1"/>
+      <w:numFmt w:val="lowerRoman"/>
+      <w:lvlText w:val="%9."/>
+      <w:lvlJc w:val="right"/>
+      <w:pPr>
+        <w:ind w:left="6480" w:hanging="180"/>
+      </w:pPr>
+    </w:lvl>
+  </w:abstractNum>
+  <w:abstractNum w:abstractNumId="15" w15:restartNumberingAfterBreak="0">
+    <w:nsid w:val="7F845088"/>
+    <w:multiLevelType w:val="hybridMultilevel"/>
+    <w:tmpl w:val="18D03378"/>
+    <w:lvl w:ilvl="0" w:tplc="0809000F">
+      <w:start w:val="1"/>
+      <w:numFmt w:val="decimal"/>
+      <w:lvlText w:val="%1."/>
+      <w:lvlJc w:val="left"/>
+      <w:pPr>
+        <w:ind w:left="1080" w:hanging="360"/>
+      </w:pPr>
+    </w:lvl>
+    <w:lvl w:ilvl="1" w:tplc="08090019" w:tentative="1">
+      <w:start w:val="1"/>
+      <w:numFmt w:val="lowerLetter"/>
+      <w:lvlText w:val="%2."/>
+      <w:lvlJc w:val="left"/>
+      <w:pPr>
+        <w:ind w:left="1800" w:hanging="360"/>
+      </w:pPr>
+    </w:lvl>
+    <w:lvl w:ilvl="2" w:tplc="0809001B" w:tentative="1">
+      <w:start w:val="1"/>
+      <w:numFmt w:val="lowerRoman"/>
+      <w:lvlText w:val="%3."/>
+      <w:lvlJc w:val="right"/>
+      <w:pPr>
+        <w:ind w:left="2520" w:hanging="180"/>
+      </w:pPr>
+    </w:lvl>
+    <w:lvl w:ilvl="3" w:tplc="0809000F" w:tentative="1">
+      <w:start w:val="1"/>
+      <w:numFmt w:val="decimal"/>
+      <w:lvlText w:val="%4."/>
+      <w:lvlJc w:val="left"/>
+      <w:pPr>
+        <w:ind w:left="3240" w:hanging="360"/>
+      </w:pPr>
+    </w:lvl>
+    <w:lvl w:ilvl="4" w:tplc="08090019" w:tentative="1">
+      <w:start w:val="1"/>
+      <w:numFmt w:val="lowerLetter"/>
+      <w:lvlText w:val="%5."/>
+      <w:lvlJc w:val="left"/>
+      <w:pPr>
+        <w:ind w:left="3960" w:hanging="360"/>
+      </w:pPr>
+    </w:lvl>
+    <w:lvl w:ilvl="5" w:tplc="0809001B" w:tentative="1">
+      <w:start w:val="1"/>
+      <w:numFmt w:val="lowerRoman"/>
+      <w:lvlText w:val="%6."/>
+      <w:lvlJc w:val="right"/>
+      <w:pPr>
+        <w:ind w:left="4680" w:hanging="180"/>
+      </w:pPr>
+    </w:lvl>
+    <w:lvl w:ilvl="6" w:tplc="0809000F" w:tentative="1">
+      <w:start w:val="1"/>
+      <w:numFmt w:val="decimal"/>
+      <w:lvlText w:val="%7."/>
+      <w:lvlJc w:val="left"/>
+      <w:pPr>
+        <w:ind w:left="5400" w:hanging="360"/>
+      </w:pPr>
+    </w:lvl>
+    <w:lvl w:ilvl="7" w:tplc="08090019" w:tentative="1">
+      <w:start w:val="1"/>
+      <w:numFmt w:val="lowerLetter"/>
+      <w:lvlText w:val="%8."/>
+      <w:lvlJc w:val="left"/>
+      <w:pPr>
+        <w:ind w:left="6120" w:hanging="360"/>
+      </w:pPr>
+    </w:lvl>
+    <w:lvl w:ilvl="8" w:tplc="0809001B" w:tentative="1">
+      <w:start w:val="1"/>
+      <w:numFmt w:val="lowerRoman"/>
+      <w:lvlText w:val="%9."/>
+      <w:lvlJc w:val="right"/>
+      <w:pPr>
+        <w:ind w:left="6840" w:hanging="180"/>
+      </w:pPr>
     </w:lvl>
   </w:abstractNum>
   <w:num w:numId="1">
+    <w:abstractNumId w:val="4"/>
+  </w:num>
+  <w:num w:numId="2">
+    <w:abstractNumId w:val="10"/>
+  </w:num>
+  <w:num w:numId="3">
     <w:abstractNumId w:val="2"/>
   </w:num>
-  <w:num w:numId="2">
+  <w:num w:numId="4">
+    <w:abstractNumId w:val="11"/>
+  </w:num>
+  <w:num w:numId="5">
+    <w:abstractNumId w:val="8"/>
+  </w:num>
+  <w:num w:numId="6">
+    <w:abstractNumId w:val="5"/>
+  </w:num>
+  <w:num w:numId="7">
     <w:abstractNumId w:val="7"/>
   </w:num>
-  <w:num w:numId="3">
-    <w:abstractNumId w:val="1"/>
-  </w:num>
-  <w:num w:numId="4">
-    <w:abstractNumId w:val="8"/>
-  </w:num>
-  <w:num w:numId="5">
+  <w:num w:numId="8">
     <w:abstractNumId w:val="6"/>
   </w:num>
-  <w:num w:numId="6">
-    <w:abstractNumId w:val="3"/>
-  </w:num>
-  <w:num w:numId="7">
-    <w:abstractNumId w:val="5"/>
-  </w:num>
-  <w:num w:numId="8">
-    <w:abstractNumId w:val="4"/>
-  </w:num>
   <w:num w:numId="9">
-    <w:abstractNumId w:val="9"/>
+    <w:abstractNumId w:val="12"/>
   </w:num>
   <w:num w:numId="10">
     <w:abstractNumId w:val="0"/>
   </w:num>
   <w:num w:numId="11">
-    <w:abstractNumId w:val="10"/>
+    <w:abstractNumId w:val="13"/>
+  </w:num>
+  <w:num w:numId="12">
+    <w:abstractNumId w:val="3"/>
+  </w:num>
+  <w:num w:numId="13">
+    <w:abstractNumId w:val="9"/>
+  </w:num>
+  <w:num w:numId="14">
+    <w:abstractNumId w:val="15"/>
+  </w:num>
+  <w:num w:numId="15">
+    <w:abstractNumId w:val="1"/>
+  </w:num>
+  <w:num w:numId="16">
+    <w:abstractNumId w:val="14"/>
   </w:num>
 </w:numbering>
 </file>
@@ -2423,6 +2903,7 @@
     <w:lsdException w:name="HTML Sample" w:semiHidden="1" w:unhideWhenUsed="1"/>
     <w:lsdException w:name="HTML Typewriter" w:semiHidden="1" w:unhideWhenUsed="1"/>
     <w:lsdException w:name="HTML Variable" w:semiHidden="1" w:unhideWhenUsed="1"/>
+    <w:lsdException w:name="Normal Table" w:semiHidden="1" w:unhideWhenUsed="1"/>
     <w:lsdException w:name="annotation subject" w:semiHidden="1" w:unhideWhenUsed="1"/>
     <w:lsdException w:name="No List" w:semiHidden="1" w:unhideWhenUsed="1"/>
     <w:lsdException w:name="Outline List 1" w:semiHidden="1" w:unhideWhenUsed="1"/>
@@ -2469,8 +2950,10 @@
     <w:lsdException w:name="Table Subtle 2" w:semiHidden="1" w:unhideWhenUsed="1"/>
     <w:lsdException w:name="Table Web 1" w:semiHidden="1" w:unhideWhenUsed="1"/>
     <w:lsdException w:name="Table Web 2" w:semiHidden="1" w:unhideWhenUsed="1"/>
+    <w:lsdException w:name="Table Web 3" w:semiHidden="1" w:unhideWhenUsed="1"/>
     <w:lsdException w:name="Balloon Text" w:semiHidden="1" w:unhideWhenUsed="1"/>
     <w:lsdException w:name="Table Grid" w:uiPriority="39"/>
+    <w:lsdException w:name="Table Theme" w:semiHidden="1" w:unhideWhenUsed="1"/>
     <w:lsdException w:name="Placeholder Text" w:semiHidden="1"/>
     <w:lsdException w:name="No Spacing" w:uiPriority="1" w:qFormat="1"/>
     <w:lsdException w:name="Light Shading" w:uiPriority="60"/>

--- a/Section-4.docx
+++ b/Section-4.docx
@@ -1,6 +1,6 @@
 
 <file path=word/document.xml><?xml version="1.0" encoding="utf-8"?>
-<w:document xmlns:wpc="http://schemas.microsoft.com/office/word/2010/wordprocessingCanvas" xmlns:cx="http://schemas.microsoft.com/office/drawing/2014/chartex" xmlns:cx1="http://schemas.microsoft.com/office/drawing/2015/9/8/chartex" xmlns:cx2="http://schemas.microsoft.com/office/drawing/2015/10/21/chartex" xmlns:cx3="http://schemas.microsoft.com/office/drawing/2016/5/9/chartex" xmlns:cx4="http://schemas.microsoft.com/office/drawing/2016/5/10/chartex" xmlns:cx5="http://schemas.microsoft.com/office/drawing/2016/5/11/chartex" xmlns:cx6="http://schemas.microsoft.com/office/drawing/2016/5/12/chartex" xmlns:cx7="http://schemas.microsoft.com/office/drawing/2016/5/13/chartex" xmlns:cx8="http://schemas.microsoft.com/office/drawing/2016/5/14/chartex" xmlns:mc="http://schemas.openxmlformats.org/markup-compatibility/2006" xmlns:aink="http://schemas.microsoft.com/office/drawing/2016/ink" xmlns:am3d="http://schemas.microsoft.com/office/drawing/2017/model3d" xmlns:o="urn:schemas-microsoft-com:office:office" xmlns:r="http://schemas.openxmlformats.org/officeDocument/2006/relationships" xmlns:m="http://schemas.openxmlformats.org/officeDocument/2006/math" xmlns:v="urn:schemas-microsoft-com:vml" xmlns:wp14="http://schemas.microsoft.com/office/word/2010/wordprocessingDrawing" xmlns:wp="http://schemas.openxmlformats.org/drawingml/2006/wordprocessingDrawing" xmlns:w10="urn:schemas-microsoft-com:office:word" xmlns:w="http://schemas.openxmlformats.org/wordprocessingml/2006/main" xmlns:w14="http://schemas.microsoft.com/office/word/2010/wordml" xmlns:w15="http://schemas.microsoft.com/office/word/2012/wordml" xmlns:w16cex="http://schemas.microsoft.com/office/word/2018/wordml/cex" xmlns:w16cid="http://schemas.microsoft.com/office/word/2016/wordml/cid" xmlns:w16="http://schemas.microsoft.com/office/word/2018/wordml" xmlns:w16sdtdh="http://schemas.microsoft.com/office/word/2020/wordml/sdtdatahash" xmlns:w16se="http://schemas.microsoft.com/office/word/2015/wordml/symex" xmlns:wpg="http://schemas.microsoft.com/office/word/2010/wordprocessingGroup" xmlns:wpi="http://schemas.microsoft.com/office/word/2010/wordprocessingInk" xmlns:wne="http://schemas.microsoft.com/office/word/2006/wordml" xmlns:wps="http://schemas.microsoft.com/office/word/2010/wordprocessingShape" mc:Ignorable="w14 w15 w16se w16cid w16 w16cex w16sdtdh wp14">
+<w:document xmlns:wpc="http://schemas.microsoft.com/office/word/2010/wordprocessingCanvas" xmlns:cx="http://schemas.microsoft.com/office/drawing/2014/chartex" xmlns:cx1="http://schemas.microsoft.com/office/drawing/2015/9/8/chartex" xmlns:cx2="http://schemas.microsoft.com/office/drawing/2015/10/21/chartex" xmlns:cx3="http://schemas.microsoft.com/office/drawing/2016/5/9/chartex" xmlns:cx4="http://schemas.microsoft.com/office/drawing/2016/5/10/chartex" xmlns:cx5="http://schemas.microsoft.com/office/drawing/2016/5/11/chartex" xmlns:cx6="http://schemas.microsoft.com/office/drawing/2016/5/12/chartex" xmlns:cx7="http://schemas.microsoft.com/office/drawing/2016/5/13/chartex" xmlns:cx8="http://schemas.microsoft.com/office/drawing/2016/5/14/chartex" xmlns:mc="http://schemas.openxmlformats.org/markup-compatibility/2006" xmlns:aink="http://schemas.microsoft.com/office/drawing/2016/ink" xmlns:am3d="http://schemas.microsoft.com/office/drawing/2017/model3d" xmlns:o="urn:schemas-microsoft-com:office:office" xmlns:oel="http://schemas.microsoft.com/office/2019/extlst" xmlns:r="http://schemas.openxmlformats.org/officeDocument/2006/relationships" xmlns:m="http://schemas.openxmlformats.org/officeDocument/2006/math" xmlns:v="urn:schemas-microsoft-com:vml" xmlns:wp14="http://schemas.microsoft.com/office/word/2010/wordprocessingDrawing" xmlns:wp="http://schemas.openxmlformats.org/drawingml/2006/wordprocessingDrawing" xmlns:w10="urn:schemas-microsoft-com:office:word" xmlns:w="http://schemas.openxmlformats.org/wordprocessingml/2006/main" xmlns:w14="http://schemas.microsoft.com/office/word/2010/wordml" xmlns:w15="http://schemas.microsoft.com/office/word/2012/wordml" xmlns:w16cex="http://schemas.microsoft.com/office/word/2018/wordml/cex" xmlns:w16cid="http://schemas.microsoft.com/office/word/2016/wordml/cid" xmlns:w16="http://schemas.microsoft.com/office/word/2018/wordml" xmlns:w16du="http://schemas.microsoft.com/office/word/2023/wordml/word16du" xmlns:w16sdtdh="http://schemas.microsoft.com/office/word/2020/wordml/sdtdatahash" xmlns:w16sdtfl="http://schemas.microsoft.com/office/word/2024/wordml/sdtformatlock" xmlns:w16se="http://schemas.microsoft.com/office/word/2015/wordml/symex" xmlns:wpg="http://schemas.microsoft.com/office/word/2010/wordprocessingGroup" xmlns:wpi="http://schemas.microsoft.com/office/word/2010/wordprocessingInk" xmlns:wne="http://schemas.microsoft.com/office/word/2006/wordml" xmlns:wps="http://schemas.microsoft.com/office/word/2010/wordprocessingShape" mc:Ignorable="w14 w15 w16se w16cid w16 w16cex w16sdtdh w16sdtfl w16du wp14">
   <w:body>
     <w:p>
       <w:pPr>
@@ -11,6 +11,8 @@
         </w:numPr>
         <w:rPr>
           <w:rFonts w:ascii="Cambria" w:eastAsia="Times New Roman" w:hAnsi="Cambria"/>
+          <w:sz w:val="20"/>
+          <w:szCs w:val="20"/>
         </w:rPr>
       </w:pPr>
       <w:r>
@@ -19,8 +21,11 @@
           <w:rFonts w:ascii="Cambria" w:hAnsi="Cambria"/>
           <w:b w:val="0"/>
           <w:bCs w:val="0"/>
-        </w:rPr>
-        <w:t>Programming Language</w:t>
+          <w:caps w:val="0"/>
+          <w:sz w:val="20"/>
+          <w:szCs w:val="20"/>
+        </w:rPr>
+        <w:t>PROGRAMMING LANGUAGE</w:t>
       </w:r>
     </w:p>
     <w:p>
@@ -32,11 +37,15 @@
         </w:numPr>
         <w:rPr>
           <w:rFonts w:ascii="Cambria" w:hAnsi="Cambria"/>
-        </w:rPr>
-      </w:pPr>
-      <w:r>
-        <w:rPr>
-          <w:rFonts w:ascii="Cambria" w:hAnsi="Cambria"/>
+          <w:sz w:val="20"/>
+          <w:szCs w:val="20"/>
+        </w:rPr>
+      </w:pPr>
+      <w:r>
+        <w:rPr>
+          <w:rFonts w:ascii="Cambria" w:hAnsi="Cambria"/>
+          <w:sz w:val="20"/>
+          <w:szCs w:val="20"/>
         </w:rPr>
         <w:t xml:space="preserve">A </w:t>
       </w:r>
@@ -44,14 +53,18 @@
         <w:rPr>
           <w:rStyle w:val="Strong"/>
           <w:rFonts w:ascii="Cambria" w:hAnsi="Cambria"/>
-        </w:rPr>
-        <w:t>Programming Language</w:t>
-      </w:r>
-      <w:r>
-        <w:rPr>
-          <w:rFonts w:ascii="Cambria" w:hAnsi="Cambria"/>
-        </w:rPr>
-        <w:t xml:space="preserve"> is a set of instructions and rules used to communicate with a computer.</w:t>
+          <w:sz w:val="20"/>
+          <w:szCs w:val="20"/>
+        </w:rPr>
+        <w:t>PROGRAMMING LANGUAGE</w:t>
+      </w:r>
+      <w:r>
+        <w:rPr>
+          <w:rFonts w:ascii="Cambria" w:hAnsi="Cambria"/>
+          <w:sz w:val="20"/>
+          <w:szCs w:val="20"/>
+        </w:rPr>
+        <w:t xml:space="preserve"> IS A SET OF INSTRUCTIONS AND RULES USED TO COMMUNICATE WITH A COMPUTER.</w:t>
       </w:r>
     </w:p>
     <w:p>
@@ -63,13 +76,17 @@
         </w:numPr>
         <w:rPr>
           <w:rFonts w:ascii="Cambria" w:hAnsi="Cambria"/>
-        </w:rPr>
-      </w:pPr>
-      <w:r>
-        <w:rPr>
-          <w:rFonts w:ascii="Cambria" w:hAnsi="Cambria"/>
-        </w:rPr>
-        <w:t>It allows developers to write programs to perform tasks like:</w:t>
+          <w:sz w:val="20"/>
+          <w:szCs w:val="20"/>
+        </w:rPr>
+      </w:pPr>
+      <w:r>
+        <w:rPr>
+          <w:rFonts w:ascii="Cambria" w:hAnsi="Cambria"/>
+          <w:sz w:val="20"/>
+          <w:szCs w:val="20"/>
+        </w:rPr>
+        <w:t>IT ALLOWS DEVELOPERS TO WRITE PROGRAMS TO PERFORM TASKS LIKE:</w:t>
       </w:r>
     </w:p>
     <w:p>
@@ -81,13 +98,17 @@
         </w:numPr>
         <w:rPr>
           <w:rFonts w:ascii="Cambria" w:hAnsi="Cambria"/>
-        </w:rPr>
-      </w:pPr>
-      <w:r>
-        <w:rPr>
-          <w:rFonts w:ascii="Cambria" w:hAnsi="Cambria"/>
-        </w:rPr>
-        <w:t>Calculations</w:t>
+          <w:sz w:val="20"/>
+          <w:szCs w:val="20"/>
+        </w:rPr>
+      </w:pPr>
+      <w:r>
+        <w:rPr>
+          <w:rFonts w:ascii="Cambria" w:hAnsi="Cambria"/>
+          <w:sz w:val="20"/>
+          <w:szCs w:val="20"/>
+        </w:rPr>
+        <w:t>CALCULATIONS</w:t>
       </w:r>
     </w:p>
     <w:p>
@@ -99,13 +120,17 @@
         </w:numPr>
         <w:rPr>
           <w:rFonts w:ascii="Cambria" w:hAnsi="Cambria"/>
-        </w:rPr>
-      </w:pPr>
-      <w:r>
-        <w:rPr>
-          <w:rFonts w:ascii="Cambria" w:hAnsi="Cambria"/>
-        </w:rPr>
-        <w:t>Data Processing</w:t>
+          <w:sz w:val="20"/>
+          <w:szCs w:val="20"/>
+        </w:rPr>
+      </w:pPr>
+      <w:r>
+        <w:rPr>
+          <w:rFonts w:ascii="Cambria" w:hAnsi="Cambria"/>
+          <w:sz w:val="20"/>
+          <w:szCs w:val="20"/>
+        </w:rPr>
+        <w:t>DATA PROCESSING</w:t>
       </w:r>
     </w:p>
     <w:p>
@@ -117,13 +142,17 @@
         </w:numPr>
         <w:rPr>
           <w:rFonts w:ascii="Cambria" w:hAnsi="Cambria"/>
-        </w:rPr>
-      </w:pPr>
-      <w:r>
-        <w:rPr>
-          <w:rFonts w:ascii="Cambria" w:hAnsi="Cambria"/>
-        </w:rPr>
-        <w:t>Web Development</w:t>
+          <w:sz w:val="20"/>
+          <w:szCs w:val="20"/>
+        </w:rPr>
+      </w:pPr>
+      <w:r>
+        <w:rPr>
+          <w:rFonts w:ascii="Cambria" w:hAnsi="Cambria"/>
+          <w:sz w:val="20"/>
+          <w:szCs w:val="20"/>
+        </w:rPr>
+        <w:t>WEB DEVELOPMENT</w:t>
       </w:r>
     </w:p>
     <w:p>
@@ -135,13 +164,17 @@
         </w:numPr>
         <w:rPr>
           <w:rFonts w:ascii="Cambria" w:hAnsi="Cambria"/>
-        </w:rPr>
-      </w:pPr>
-      <w:r>
-        <w:rPr>
-          <w:rFonts w:ascii="Cambria" w:hAnsi="Cambria"/>
-        </w:rPr>
-        <w:t>Artificial Intelligence (AI)</w:t>
+          <w:sz w:val="20"/>
+          <w:szCs w:val="20"/>
+        </w:rPr>
+      </w:pPr>
+      <w:r>
+        <w:rPr>
+          <w:rFonts w:ascii="Cambria" w:hAnsi="Cambria"/>
+          <w:sz w:val="20"/>
+          <w:szCs w:val="20"/>
+        </w:rPr>
+        <w:t>ARTIFICIAL INTELLIGENCE (AI)</w:t>
       </w:r>
     </w:p>
     <w:p>
@@ -161,8 +194,9 @@
           <w:rFonts w:ascii="Cambria" w:hAnsi="Cambria"/>
           <w:b w:val="0"/>
           <w:bCs w:val="0"/>
-        </w:rPr>
-        <w:t>Types of Program Execution</w:t>
+          <w:caps w:val="0"/>
+        </w:rPr>
+        <w:t>TYPES OF PROGRAM EXECUTION</w:t>
       </w:r>
     </w:p>
     <w:p>
@@ -180,8 +214,9 @@
         <w:rPr>
           <w:rStyle w:val="Strong"/>
           <w:rFonts w:ascii="Cambria" w:hAnsi="Cambria"/>
-        </w:rPr>
-        <w:t>Interpreter</w:t>
+          <w:caps w:val="0"/>
+        </w:rPr>
+        <w:t>INTERPRETER</w:t>
       </w:r>
     </w:p>
     <w:p>
@@ -193,24 +228,32 @@
         </w:numPr>
         <w:rPr>
           <w:rFonts w:ascii="Cambria" w:hAnsi="Cambria"/>
-        </w:rPr>
-      </w:pPr>
-      <w:r>
-        <w:rPr>
-          <w:rFonts w:ascii="Cambria" w:hAnsi="Cambria"/>
-        </w:rPr>
-        <w:t xml:space="preserve">Reads code </w:t>
+          <w:sz w:val="20"/>
+          <w:szCs w:val="20"/>
+        </w:rPr>
+      </w:pPr>
+      <w:r>
+        <w:rPr>
+          <w:rFonts w:ascii="Cambria" w:hAnsi="Cambria"/>
+          <w:sz w:val="20"/>
+          <w:szCs w:val="20"/>
+        </w:rPr>
+        <w:t xml:space="preserve">READS CODE </w:t>
       </w:r>
       <w:r>
         <w:rPr>
           <w:rStyle w:val="Strong"/>
           <w:rFonts w:ascii="Cambria" w:hAnsi="Cambria"/>
-        </w:rPr>
-        <w:t>line by line</w:t>
-      </w:r>
-      <w:r>
-        <w:rPr>
-          <w:rFonts w:ascii="Cambria" w:hAnsi="Cambria"/>
+          <w:sz w:val="20"/>
+          <w:szCs w:val="20"/>
+        </w:rPr>
+        <w:t>LINE BY LINE</w:t>
+      </w:r>
+      <w:r>
+        <w:rPr>
+          <w:rFonts w:ascii="Cambria" w:hAnsi="Cambria"/>
+          <w:sz w:val="20"/>
+          <w:szCs w:val="20"/>
         </w:rPr>
         <w:t>.</w:t>
       </w:r>
@@ -224,13 +267,17 @@
         </w:numPr>
         <w:rPr>
           <w:rFonts w:ascii="Cambria" w:hAnsi="Cambria"/>
-        </w:rPr>
-      </w:pPr>
-      <w:r>
-        <w:rPr>
-          <w:rFonts w:ascii="Cambria" w:hAnsi="Cambria"/>
-        </w:rPr>
-        <w:t>Slower execution but easier to debug.</w:t>
+          <w:sz w:val="20"/>
+          <w:szCs w:val="20"/>
+        </w:rPr>
+      </w:pPr>
+      <w:r>
+        <w:rPr>
+          <w:rFonts w:ascii="Cambria" w:hAnsi="Cambria"/>
+          <w:sz w:val="20"/>
+          <w:szCs w:val="20"/>
+        </w:rPr>
+        <w:t>SLOWER EXECUTION BUT EASIER TO DEBUG.</w:t>
       </w:r>
     </w:p>
     <w:p>
@@ -242,20 +289,26 @@
         </w:numPr>
         <w:rPr>
           <w:rFonts w:ascii="Cambria" w:hAnsi="Cambria"/>
-        </w:rPr>
-      </w:pPr>
-      <w:r>
-        <w:rPr>
-          <w:rFonts w:ascii="Cambria" w:hAnsi="Cambria"/>
-        </w:rPr>
-        <w:t xml:space="preserve">Example: </w:t>
+          <w:sz w:val="20"/>
+          <w:szCs w:val="20"/>
+        </w:rPr>
+      </w:pPr>
+      <w:r>
+        <w:rPr>
+          <w:rFonts w:ascii="Cambria" w:hAnsi="Cambria"/>
+          <w:sz w:val="20"/>
+          <w:szCs w:val="20"/>
+        </w:rPr>
+        <w:t xml:space="preserve">EXAMPLE: </w:t>
       </w:r>
       <w:r>
         <w:rPr>
           <w:rStyle w:val="Strong"/>
           <w:rFonts w:ascii="Cambria" w:hAnsi="Cambria"/>
-        </w:rPr>
-        <w:t>Python, JavaScript</w:t>
+          <w:sz w:val="20"/>
+          <w:szCs w:val="20"/>
+        </w:rPr>
+        <w:t>PYTHON, JAVASCRIPT</w:t>
       </w:r>
     </w:p>
     <w:p>
@@ -273,8 +326,9 @@
         <w:rPr>
           <w:rStyle w:val="Strong"/>
           <w:rFonts w:ascii="Cambria" w:hAnsi="Cambria"/>
-        </w:rPr>
-        <w:t>Compiler</w:t>
+          <w:caps w:val="0"/>
+        </w:rPr>
+        <w:t>COMPILER</w:t>
       </w:r>
     </w:p>
     <w:p>
@@ -286,26 +340,34 @@
         </w:numPr>
         <w:rPr>
           <w:rFonts w:ascii="Cambria" w:hAnsi="Cambria"/>
-        </w:rPr>
-      </w:pPr>
-      <w:r>
-        <w:rPr>
-          <w:rFonts w:ascii="Cambria" w:hAnsi="Cambria"/>
-        </w:rPr>
-        <w:t xml:space="preserve">Reads the </w:t>
+          <w:sz w:val="20"/>
+          <w:szCs w:val="20"/>
+        </w:rPr>
+      </w:pPr>
+      <w:r>
+        <w:rPr>
+          <w:rFonts w:ascii="Cambria" w:hAnsi="Cambria"/>
+          <w:sz w:val="20"/>
+          <w:szCs w:val="20"/>
+        </w:rPr>
+        <w:t xml:space="preserve">READS THE </w:t>
       </w:r>
       <w:r>
         <w:rPr>
           <w:rStyle w:val="Strong"/>
           <w:rFonts w:ascii="Cambria" w:hAnsi="Cambria"/>
-        </w:rPr>
-        <w:t>whole code at once</w:t>
-      </w:r>
-      <w:r>
-        <w:rPr>
-          <w:rFonts w:ascii="Cambria" w:hAnsi="Cambria"/>
-        </w:rPr>
-        <w:t xml:space="preserve"> and translates it into machine language.</w:t>
+          <w:sz w:val="20"/>
+          <w:szCs w:val="20"/>
+        </w:rPr>
+        <w:t>WHOLE CODE AT ONCE</w:t>
+      </w:r>
+      <w:r>
+        <w:rPr>
+          <w:rFonts w:ascii="Cambria" w:hAnsi="Cambria"/>
+          <w:sz w:val="20"/>
+          <w:szCs w:val="20"/>
+        </w:rPr>
+        <w:t xml:space="preserve"> AND TRANSLATES IT INTO MACHINE LANGUAGE.</w:t>
       </w:r>
     </w:p>
     <w:p>
@@ -317,13 +379,17 @@
         </w:numPr>
         <w:rPr>
           <w:rFonts w:ascii="Cambria" w:hAnsi="Cambria"/>
-        </w:rPr>
-      </w:pPr>
-      <w:r>
-        <w:rPr>
-          <w:rFonts w:ascii="Cambria" w:hAnsi="Cambria"/>
-        </w:rPr>
-        <w:t>Faster execution but harder to debug.</w:t>
+          <w:sz w:val="20"/>
+          <w:szCs w:val="20"/>
+        </w:rPr>
+      </w:pPr>
+      <w:r>
+        <w:rPr>
+          <w:rFonts w:ascii="Cambria" w:hAnsi="Cambria"/>
+          <w:sz w:val="20"/>
+          <w:szCs w:val="20"/>
+        </w:rPr>
+        <w:t>FASTER EXECUTION BUT HARDER TO DEBUG.</w:t>
       </w:r>
     </w:p>
     <w:p>
@@ -338,20 +404,26 @@
           <w:rFonts w:ascii="Cambria" w:hAnsi="Cambria"/>
           <w:b w:val="0"/>
           <w:bCs w:val="0"/>
-        </w:rPr>
-      </w:pPr>
-      <w:r>
-        <w:rPr>
-          <w:rFonts w:ascii="Cambria" w:hAnsi="Cambria"/>
-        </w:rPr>
-        <w:t xml:space="preserve">Example: </w:t>
+          <w:sz w:val="20"/>
+          <w:szCs w:val="20"/>
+        </w:rPr>
+      </w:pPr>
+      <w:r>
+        <w:rPr>
+          <w:rFonts w:ascii="Cambria" w:hAnsi="Cambria"/>
+          <w:sz w:val="20"/>
+          <w:szCs w:val="20"/>
+        </w:rPr>
+        <w:t xml:space="preserve">EXAMPLE: </w:t>
       </w:r>
       <w:r>
         <w:rPr>
           <w:rStyle w:val="Strong"/>
           <w:rFonts w:ascii="Cambria" w:hAnsi="Cambria"/>
-        </w:rPr>
-        <w:t>C, C++, Java</w:t>
+          <w:sz w:val="20"/>
+          <w:szCs w:val="20"/>
+        </w:rPr>
+        <w:t>C, C++, JAVA</w:t>
       </w:r>
     </w:p>
     <w:p>
@@ -367,9 +439,10 @@
           <w:rFonts w:ascii="Cambria" w:hAnsi="Cambria"/>
           <w:b/>
           <w:bCs/>
+          <w:caps w:val="0"/>
           <w:color w:val="000000" w:themeColor="text1"/>
         </w:rPr>
-        <w:t>Python 3 is the preferred language to use.</w:t>
+        <w:t>PYTHON 3 IS THE PREFERRED LANGUAGE TO USE.</w:t>
       </w:r>
     </w:p>
     <w:p>
@@ -386,8 +459,9 @@
       <w:r>
         <w:rPr>
           <w:rFonts w:ascii="Cambria" w:hAnsi="Cambria"/>
-        </w:rPr>
-        <w:t>Data Types</w:t>
+          <w:caps w:val="0"/>
+        </w:rPr>
+        <w:t>DATA TYPES</w:t>
       </w:r>
     </w:p>
     <w:p>
@@ -404,8 +478,9 @@
       <w:r>
         <w:rPr>
           <w:rFonts w:ascii="Cambria" w:hAnsi="Cambria"/>
-        </w:rPr>
-        <w:t>Numeric</w:t>
+          <w:caps w:val="0"/>
+        </w:rPr>
+        <w:t>NUMERIC</w:t>
       </w:r>
     </w:p>
     <w:p>
@@ -423,7 +498,7 @@
         <w:rPr>
           <w:rFonts w:ascii="Cambria" w:hAnsi="Cambria"/>
         </w:rPr>
-        <w:t>Int</w:t>
+        <w:t>INT</w:t>
       </w:r>
       <w:r>
         <w:rPr>
@@ -447,7 +522,7 @@
         <w:rPr>
           <w:rFonts w:ascii="Cambria" w:hAnsi="Cambria"/>
         </w:rPr>
-        <w:t>Float</w:t>
+        <w:t>FLOAT</w:t>
       </w:r>
     </w:p>
     <w:p>
@@ -464,8 +539,9 @@
       <w:r>
         <w:rPr>
           <w:rFonts w:ascii="Cambria" w:hAnsi="Cambria"/>
-        </w:rPr>
-        <w:t xml:space="preserve">Boolean </w:t>
+          <w:caps w:val="0"/>
+        </w:rPr>
+        <w:t xml:space="preserve">BOOLEAN </w:t>
       </w:r>
     </w:p>
     <w:p>
@@ -483,7 +559,7 @@
         <w:rPr>
           <w:rFonts w:ascii="Cambria" w:hAnsi="Cambria"/>
         </w:rPr>
-        <w:t>True</w:t>
+        <w:t>TRUE</w:t>
       </w:r>
     </w:p>
     <w:p>
@@ -501,7 +577,7 @@
         <w:rPr>
           <w:rFonts w:ascii="Cambria" w:hAnsi="Cambria"/>
         </w:rPr>
-        <w:t>False</w:t>
+        <w:t>FALSE</w:t>
       </w:r>
     </w:p>
     <w:p>
@@ -518,8 +594,9 @@
       <w:r>
         <w:rPr>
           <w:rFonts w:ascii="Cambria" w:hAnsi="Cambria"/>
-        </w:rPr>
-        <w:t>Ordered Sequence</w:t>
+          <w:caps w:val="0"/>
+        </w:rPr>
+        <w:t>ORDERED SEQUENCE</w:t>
       </w:r>
     </w:p>
     <w:p>
@@ -537,7 +614,7 @@
         <w:rPr>
           <w:rFonts w:ascii="Cambria" w:hAnsi="Cambria"/>
         </w:rPr>
-        <w:t xml:space="preserve">List </w:t>
+        <w:t xml:space="preserve">LIST </w:t>
       </w:r>
     </w:p>
     <w:p>
@@ -555,7 +632,7 @@
         <w:rPr>
           <w:rFonts w:ascii="Cambria" w:hAnsi="Cambria"/>
         </w:rPr>
-        <w:t>Tuple</w:t>
+        <w:t>TUPLE</w:t>
       </w:r>
     </w:p>
     <w:p>
@@ -573,7 +650,7 @@
         <w:rPr>
           <w:rFonts w:ascii="Cambria" w:hAnsi="Cambria"/>
         </w:rPr>
-        <w:t>String</w:t>
+        <w:t>STRING</w:t>
       </w:r>
     </w:p>
     <w:p>
@@ -590,8 +667,9 @@
       <w:r>
         <w:rPr>
           <w:rFonts w:ascii="Cambria" w:hAnsi="Cambria"/>
-        </w:rPr>
-        <w:t>Unordered Sequence</w:t>
+          <w:caps w:val="0"/>
+        </w:rPr>
+        <w:t>UNORDERED SEQUENCE</w:t>
       </w:r>
     </w:p>
     <w:p>
@@ -609,7 +687,7 @@
         <w:rPr>
           <w:rFonts w:ascii="Cambria" w:hAnsi="Cambria"/>
         </w:rPr>
-        <w:t xml:space="preserve">Dictionary </w:t>
+        <w:t xml:space="preserve">DICTIONARY </w:t>
       </w:r>
     </w:p>
     <w:p>
@@ -627,7 +705,7 @@
         <w:rPr>
           <w:rFonts w:ascii="Cambria" w:hAnsi="Cambria"/>
         </w:rPr>
-        <w:t>Set</w:t>
+        <w:t>SET</w:t>
       </w:r>
     </w:p>
     <w:p>
@@ -695,13 +773,18 @@
         </w:numPr>
         <w:rPr>
           <w:rFonts w:ascii="Cambria" w:hAnsi="Cambria"/>
-        </w:rPr>
-      </w:pPr>
-      <w:r>
-        <w:rPr>
-          <w:rFonts w:ascii="Cambria" w:hAnsi="Cambria"/>
-        </w:rPr>
-        <w:t>Rules of Programming</w:t>
+          <w:sz w:val="20"/>
+          <w:szCs w:val="20"/>
+        </w:rPr>
+      </w:pPr>
+      <w:r>
+        <w:rPr>
+          <w:rFonts w:ascii="Cambria" w:hAnsi="Cambria"/>
+          <w:caps w:val="0"/>
+          <w:sz w:val="20"/>
+          <w:szCs w:val="20"/>
+        </w:rPr>
+        <w:t>RULES OF PROGRAMMING</w:t>
       </w:r>
     </w:p>
     <w:p>
@@ -718,8 +801,9 @@
       <w:r>
         <w:rPr>
           <w:rFonts w:ascii="Cambria" w:hAnsi="Cambria"/>
-        </w:rPr>
-        <w:t xml:space="preserve">80/20 rule </w:t>
+          <w:caps w:val="0"/>
+        </w:rPr>
+        <w:t xml:space="preserve">80/20 RULE </w:t>
       </w:r>
     </w:p>
     <w:p>
@@ -737,7 +821,7 @@
         <w:rPr>
           <w:rFonts w:ascii="Cambria" w:hAnsi="Cambria"/>
         </w:rPr>
-        <w:t>20% of programming techniques are used in 80% of projects.</w:t>
+        <w:t>20% OF PROGRAMMING TECHNIQUES ARE USED IN 80% OF PROJECTS.</w:t>
       </w:r>
     </w:p>
     <w:p>
@@ -755,7 +839,7 @@
         <w:rPr>
           <w:rFonts w:ascii="Cambria" w:hAnsi="Cambria"/>
         </w:rPr>
-        <w:t>Always go for “What is this?”.</w:t>
+        <w:t>ALWAYS GO FOR “WHAT IS THIS?”.</w:t>
       </w:r>
     </w:p>
     <w:p>
@@ -773,7 +857,7 @@
         <w:rPr>
           <w:rFonts w:ascii="Cambria" w:hAnsi="Cambria"/>
         </w:rPr>
-        <w:t xml:space="preserve">Do not memorize. </w:t>
+        <w:t xml:space="preserve">DO NOT MEMORIZE. </w:t>
       </w:r>
     </w:p>
     <w:p>
@@ -791,7 +875,7 @@
         <w:rPr>
           <w:rFonts w:ascii="Cambria" w:hAnsi="Cambria"/>
         </w:rPr>
-        <w:t>No need to know everything about everything.</w:t>
+        <w:t>NO NEED TO KNOW EVERYTHING ABOUT EVERYTHING.</w:t>
       </w:r>
     </w:p>
     <w:p>
@@ -813,7 +897,7 @@
 </file>
 
 <file path=word/numbering.xml><?xml version="1.0" encoding="utf-8"?>
-<w:numbering xmlns:wpc="http://schemas.microsoft.com/office/word/2010/wordprocessingCanvas" xmlns:cx="http://schemas.microsoft.com/office/drawing/2014/chartex" xmlns:cx1="http://schemas.microsoft.com/office/drawing/2015/9/8/chartex" xmlns:cx2="http://schemas.microsoft.com/office/drawing/2015/10/21/chartex" xmlns:cx3="http://schemas.microsoft.com/office/drawing/2016/5/9/chartex" xmlns:cx4="http://schemas.microsoft.com/office/drawing/2016/5/10/chartex" xmlns:cx5="http://schemas.microsoft.com/office/drawing/2016/5/11/chartex" xmlns:cx6="http://schemas.microsoft.com/office/drawing/2016/5/12/chartex" xmlns:cx7="http://schemas.microsoft.com/office/drawing/2016/5/13/chartex" xmlns:cx8="http://schemas.microsoft.com/office/drawing/2016/5/14/chartex" xmlns:mc="http://schemas.openxmlformats.org/markup-compatibility/2006" xmlns:aink="http://schemas.microsoft.com/office/drawing/2016/ink" xmlns:am3d="http://schemas.microsoft.com/office/drawing/2017/model3d" xmlns:o="urn:schemas-microsoft-com:office:office" xmlns:r="http://schemas.openxmlformats.org/officeDocument/2006/relationships" xmlns:m="http://schemas.openxmlformats.org/officeDocument/2006/math" xmlns:v="urn:schemas-microsoft-com:vml" xmlns:wp14="http://schemas.microsoft.com/office/word/2010/wordprocessingDrawing" xmlns:wp="http://schemas.openxmlformats.org/drawingml/2006/wordprocessingDrawing" xmlns:w10="urn:schemas-microsoft-com:office:word" xmlns:w="http://schemas.openxmlformats.org/wordprocessingml/2006/main" xmlns:w14="http://schemas.microsoft.com/office/word/2010/wordml" xmlns:w15="http://schemas.microsoft.com/office/word/2012/wordml" xmlns:w16cex="http://schemas.microsoft.com/office/word/2018/wordml/cex" xmlns:w16cid="http://schemas.microsoft.com/office/word/2016/wordml/cid" xmlns:w16="http://schemas.microsoft.com/office/word/2018/wordml" xmlns:w16sdtdh="http://schemas.microsoft.com/office/word/2020/wordml/sdtdatahash" xmlns:w16se="http://schemas.microsoft.com/office/word/2015/wordml/symex" xmlns:wpg="http://schemas.microsoft.com/office/word/2010/wordprocessingGroup" xmlns:wpi="http://schemas.microsoft.com/office/word/2010/wordprocessingInk" xmlns:wne="http://schemas.microsoft.com/office/word/2006/wordml" xmlns:wps="http://schemas.microsoft.com/office/word/2010/wordprocessingShape" mc:Ignorable="w14 w15 w16se w16cid w16 w16cex w16sdtdh wp14">
+<w:numbering xmlns:wpc="http://schemas.microsoft.com/office/word/2010/wordprocessingCanvas" xmlns:cx="http://schemas.microsoft.com/office/drawing/2014/chartex" xmlns:cx1="http://schemas.microsoft.com/office/drawing/2015/9/8/chartex" xmlns:cx2="http://schemas.microsoft.com/office/drawing/2015/10/21/chartex" xmlns:cx3="http://schemas.microsoft.com/office/drawing/2016/5/9/chartex" xmlns:cx4="http://schemas.microsoft.com/office/drawing/2016/5/10/chartex" xmlns:cx5="http://schemas.microsoft.com/office/drawing/2016/5/11/chartex" xmlns:cx6="http://schemas.microsoft.com/office/drawing/2016/5/12/chartex" xmlns:cx7="http://schemas.microsoft.com/office/drawing/2016/5/13/chartex" xmlns:cx8="http://schemas.microsoft.com/office/drawing/2016/5/14/chartex" xmlns:mc="http://schemas.openxmlformats.org/markup-compatibility/2006" xmlns:aink="http://schemas.microsoft.com/office/drawing/2016/ink" xmlns:am3d="http://schemas.microsoft.com/office/drawing/2017/model3d" xmlns:o="urn:schemas-microsoft-com:office:office" xmlns:oel="http://schemas.microsoft.com/office/2019/extlst" xmlns:r="http://schemas.openxmlformats.org/officeDocument/2006/relationships" xmlns:m="http://schemas.openxmlformats.org/officeDocument/2006/math" xmlns:v="urn:schemas-microsoft-com:vml" xmlns:wp14="http://schemas.microsoft.com/office/word/2010/wordprocessingDrawing" xmlns:wp="http://schemas.openxmlformats.org/drawingml/2006/wordprocessingDrawing" xmlns:w10="urn:schemas-microsoft-com:office:word" xmlns:w="http://schemas.openxmlformats.org/wordprocessingml/2006/main" xmlns:w14="http://schemas.microsoft.com/office/word/2010/wordml" xmlns:w15="http://schemas.microsoft.com/office/word/2012/wordml" xmlns:w16cex="http://schemas.microsoft.com/office/word/2018/wordml/cex" xmlns:w16cid="http://schemas.microsoft.com/office/word/2016/wordml/cid" xmlns:w16="http://schemas.microsoft.com/office/word/2018/wordml" xmlns:w16du="http://schemas.microsoft.com/office/word/2023/wordml/word16du" xmlns:w16sdtdh="http://schemas.microsoft.com/office/word/2020/wordml/sdtdatahash" xmlns:w16sdtfl="http://schemas.microsoft.com/office/word/2024/wordml/sdtformatlock" xmlns:w16se="http://schemas.microsoft.com/office/word/2015/wordml/symex" xmlns:wpg="http://schemas.microsoft.com/office/word/2010/wordprocessingGroup" xmlns:wpi="http://schemas.microsoft.com/office/word/2010/wordprocessingInk" xmlns:wne="http://schemas.microsoft.com/office/word/2006/wordml" xmlns:wps="http://schemas.microsoft.com/office/word/2010/wordprocessingShape" mc:Ignorable="w14 w15 w16se w16cid w16 w16cex w16sdtdh w16sdtfl w16du wp14">
   <w:abstractNum w:abstractNumId="0" w15:restartNumberingAfterBreak="0">
     <w:nsid w:val="08D46D46"/>
     <w:multiLevelType w:val="hybridMultilevel"/>
@@ -2731,59 +2815,59 @@
       </w:pPr>
     </w:lvl>
   </w:abstractNum>
-  <w:num w:numId="1">
+  <w:num w:numId="1" w16cid:durableId="134030123">
     <w:abstractNumId w:val="4"/>
   </w:num>
-  <w:num w:numId="2">
+  <w:num w:numId="2" w16cid:durableId="490415103">
     <w:abstractNumId w:val="10"/>
   </w:num>
-  <w:num w:numId="3">
+  <w:num w:numId="3" w16cid:durableId="246158917">
     <w:abstractNumId w:val="2"/>
   </w:num>
-  <w:num w:numId="4">
+  <w:num w:numId="4" w16cid:durableId="808087416">
     <w:abstractNumId w:val="11"/>
   </w:num>
-  <w:num w:numId="5">
+  <w:num w:numId="5" w16cid:durableId="1668246582">
     <w:abstractNumId w:val="8"/>
   </w:num>
-  <w:num w:numId="6">
+  <w:num w:numId="6" w16cid:durableId="1429303320">
     <w:abstractNumId w:val="5"/>
   </w:num>
-  <w:num w:numId="7">
+  <w:num w:numId="7" w16cid:durableId="848640379">
     <w:abstractNumId w:val="7"/>
   </w:num>
-  <w:num w:numId="8">
+  <w:num w:numId="8" w16cid:durableId="604457335">
     <w:abstractNumId w:val="6"/>
   </w:num>
-  <w:num w:numId="9">
+  <w:num w:numId="9" w16cid:durableId="1953631055">
     <w:abstractNumId w:val="12"/>
   </w:num>
-  <w:num w:numId="10">
+  <w:num w:numId="10" w16cid:durableId="1406027186">
     <w:abstractNumId w:val="0"/>
   </w:num>
-  <w:num w:numId="11">
+  <w:num w:numId="11" w16cid:durableId="2078160985">
     <w:abstractNumId w:val="13"/>
   </w:num>
-  <w:num w:numId="12">
+  <w:num w:numId="12" w16cid:durableId="2124961658">
     <w:abstractNumId w:val="3"/>
   </w:num>
-  <w:num w:numId="13">
+  <w:num w:numId="13" w16cid:durableId="1865094983">
     <w:abstractNumId w:val="9"/>
   </w:num>
-  <w:num w:numId="14">
+  <w:num w:numId="14" w16cid:durableId="1067191456">
     <w:abstractNumId w:val="15"/>
   </w:num>
-  <w:num w:numId="15">
+  <w:num w:numId="15" w16cid:durableId="1405949048">
     <w:abstractNumId w:val="1"/>
   </w:num>
-  <w:num w:numId="16">
+  <w:num w:numId="16" w16cid:durableId="1658075930">
     <w:abstractNumId w:val="14"/>
   </w:num>
 </w:numbering>
 </file>
 
 <file path=word/styles.xml><?xml version="1.0" encoding="utf-8"?>
-<w:styles xmlns:mc="http://schemas.openxmlformats.org/markup-compatibility/2006" xmlns:r="http://schemas.openxmlformats.org/officeDocument/2006/relationships" xmlns:w="http://schemas.openxmlformats.org/wordprocessingml/2006/main" xmlns:w14="http://schemas.microsoft.com/office/word/2010/wordml" xmlns:w15="http://schemas.microsoft.com/office/word/2012/wordml" xmlns:w16cex="http://schemas.microsoft.com/office/word/2018/wordml/cex" xmlns:w16cid="http://schemas.microsoft.com/office/word/2016/wordml/cid" xmlns:w16="http://schemas.microsoft.com/office/word/2018/wordml" xmlns:w16sdtdh="http://schemas.microsoft.com/office/word/2020/wordml/sdtdatahash" xmlns:w16se="http://schemas.microsoft.com/office/word/2015/wordml/symex" mc:Ignorable="w14 w15 w16se w16cid w16 w16cex w16sdtdh">
+<w:styles xmlns:mc="http://schemas.openxmlformats.org/markup-compatibility/2006" xmlns:r="http://schemas.openxmlformats.org/officeDocument/2006/relationships" xmlns:w="http://schemas.openxmlformats.org/wordprocessingml/2006/main" xmlns:w14="http://schemas.microsoft.com/office/word/2010/wordml" xmlns:w15="http://schemas.microsoft.com/office/word/2012/wordml" xmlns:w16cex="http://schemas.microsoft.com/office/word/2018/wordml/cex" xmlns:w16cid="http://schemas.microsoft.com/office/word/2016/wordml/cid" xmlns:w16="http://schemas.microsoft.com/office/word/2018/wordml" xmlns:w16du="http://schemas.microsoft.com/office/word/2023/wordml/word16du" xmlns:w16sdtdh="http://schemas.microsoft.com/office/word/2020/wordml/sdtdatahash" xmlns:w16sdtfl="http://schemas.microsoft.com/office/word/2024/wordml/sdtformatlock" xmlns:w16se="http://schemas.microsoft.com/office/word/2015/wordml/symex" mc:Ignorable="w14 w15 w16se w16cid w16 w16cex w16sdtdh w16sdtfl w16du">
   <w:docDefaults>
     <w:rPrDefault>
       <w:rPr>
